--- a/Gabriel/IOS Swift Objec- C/GABRIEL POPA.docx
+++ b/Gabriel/IOS Swift Objec- C/GABRIEL POPA.docx
@@ -76,25 +76,7 @@
           <w:color w:val="4472C4" w:themeColor="accent5"/>
           <w:szCs w:val="36"/>
         </w:rPr>
-        <w:t xml:space="preserve">Flutter </w:t>
-      </w:r>
-      <w:r>
-        <w:rPr>
-          <w:b/>
-          <w:bCs/>
-          <w:color w:val="4472C4" w:themeColor="accent5"/>
-          <w:szCs w:val="36"/>
-        </w:rPr>
-        <w:t>•</w:t>
-      </w:r>
-      <w:r>
-        <w:rPr>
-          <w:b/>
-          <w:bCs/>
-          <w:color w:val="4472C4" w:themeColor="accent5"/>
-          <w:szCs w:val="36"/>
-        </w:rPr>
-        <w:t xml:space="preserve"> </w:t>
+        <w:t xml:space="preserve">Flutter • </w:t>
       </w:r>
       <w:r>
         <w:rPr>
@@ -232,8 +214,8 @@
         <w:jc w:val="both"/>
         <w:rPr>
           <w:rFonts w:ascii="Times New Roman" w:eastAsia="Times New Roman" w:hAnsi="Times New Roman" w:cs="Times New Roman"/>
-          <w:sz w:val="24"/>
-          <w:szCs w:val="24"/>
+          <w:sz w:val="22"/>
+          <w:szCs w:val="22"/>
           <w:lang w:eastAsia="en-US"/>
         </w:rPr>
       </w:pPr>
@@ -241,90 +223,97 @@
         <w:rPr>
           <w:rFonts w:ascii="Times New Roman" w:hAnsi="Times New Roman" w:cs="Times New Roman"/>
           <w:sz w:val="22"/>
-        </w:rPr>
-        <w:t xml:space="preserve">Senior Software Engineer with 10+ years of experience building business </w:t>
-      </w:r>
-      <w:proofErr w:type="gramStart"/>
+          <w:szCs w:val="22"/>
+        </w:rPr>
+        <w:t xml:space="preserve">Senior </w:t>
+      </w:r>
+      <w:proofErr w:type="spellStart"/>
       <w:r>
         <w:rPr>
           <w:rFonts w:ascii="Times New Roman" w:hAnsi="Times New Roman" w:cs="Times New Roman"/>
           <w:sz w:val="22"/>
-        </w:rPr>
-        <w:t>applications,</w:t>
-      </w:r>
-      <w:proofErr w:type="gramEnd"/>
+          <w:szCs w:val="22"/>
+        </w:rPr>
+        <w:t>iOS</w:t>
+      </w:r>
+      <w:proofErr w:type="spellEnd"/>
       <w:r>
         <w:rPr>
           <w:rFonts w:ascii="Times New Roman" w:hAnsi="Times New Roman" w:cs="Times New Roman"/>
           <w:sz w:val="22"/>
-        </w:rPr>
-        <w:t xml:space="preserve"> now specialized in </w:t>
+          <w:szCs w:val="22"/>
+        </w:rPr>
+        <w:t xml:space="preserve"> Engineer with 10+ years of experience building reliable mobile products across the </w:t>
       </w:r>
       <w:r>
         <w:rPr>
           <w:rStyle w:val="Strong"/>
           <w:rFonts w:ascii="Times New Roman" w:hAnsi="Times New Roman" w:cs="Times New Roman"/>
           <w:sz w:val="22"/>
-        </w:rPr>
-        <w:t>Flutter</w:t>
+          <w:szCs w:val="22"/>
+        </w:rPr>
+        <w:t>software industry</w:t>
       </w:r>
       <w:r>
         <w:rPr>
           <w:rFonts w:ascii="Times New Roman" w:hAnsi="Times New Roman" w:cs="Times New Roman"/>
           <w:sz w:val="22"/>
-        </w:rPr>
-        <w:t xml:space="preserve"> cross-platform development for mobile-first products across </w:t>
+          <w:szCs w:val="22"/>
+        </w:rPr>
+        <w:t xml:space="preserve">, specializing in </w:t>
       </w:r>
       <w:r>
         <w:rPr>
           <w:rStyle w:val="Strong"/>
           <w:rFonts w:ascii="Times New Roman" w:hAnsi="Times New Roman" w:cs="Times New Roman"/>
           <w:sz w:val="22"/>
-        </w:rPr>
-        <w:t>enterprise software, internal operations platforms, and customer-facing digital services</w:t>
+          <w:szCs w:val="22"/>
+        </w:rPr>
+        <w:t>Swift 4.x–5.x</w:t>
       </w:r>
       <w:r>
         <w:rPr>
           <w:rFonts w:ascii="Times New Roman" w:hAnsi="Times New Roman" w:cs="Times New Roman"/>
           <w:sz w:val="22"/>
-        </w:rPr>
-        <w:t xml:space="preserve">. </w:t>
-      </w:r>
-      <w:proofErr w:type="gramStart"/>
-      <w:r>
-        <w:rPr>
-          <w:rFonts w:ascii="Times New Roman" w:hAnsi="Times New Roman" w:cs="Times New Roman"/>
-          <w:sz w:val="22"/>
-        </w:rPr>
-        <w:t xml:space="preserve">Strong background delivering maintainable apps with </w:t>
-      </w:r>
+          <w:szCs w:val="22"/>
+        </w:rPr>
+        <w:t xml:space="preserve">, </w:t>
+      </w:r>
+      <w:proofErr w:type="spellStart"/>
       <w:r>
         <w:rPr>
           <w:rStyle w:val="Strong"/>
           <w:rFonts w:ascii="Times New Roman" w:hAnsi="Times New Roman" w:cs="Times New Roman"/>
           <w:sz w:val="22"/>
-        </w:rPr>
-        <w:t>Dart</w:t>
-      </w:r>
+          <w:szCs w:val="22"/>
+        </w:rPr>
+        <w:t>SwiftUI</w:t>
+      </w:r>
+      <w:proofErr w:type="spellEnd"/>
       <w:r>
         <w:rPr>
           <w:rFonts w:ascii="Times New Roman" w:hAnsi="Times New Roman" w:cs="Times New Roman"/>
           <w:sz w:val="22"/>
+          <w:szCs w:val="22"/>
         </w:rPr>
         <w:t xml:space="preserve">, </w:t>
       </w:r>
+      <w:proofErr w:type="spellStart"/>
       <w:r>
         <w:rPr>
           <w:rStyle w:val="Strong"/>
           <w:rFonts w:ascii="Times New Roman" w:hAnsi="Times New Roman" w:cs="Times New Roman"/>
           <w:sz w:val="22"/>
-        </w:rPr>
-        <w:t>Flutter 2.x–3.x</w:t>
-      </w:r>
+          <w:szCs w:val="22"/>
+        </w:rPr>
+        <w:t>UIKit</w:t>
+      </w:r>
+      <w:proofErr w:type="spellEnd"/>
       <w:r>
         <w:rPr>
           <w:rFonts w:ascii="Times New Roman" w:hAnsi="Times New Roman" w:cs="Times New Roman"/>
           <w:sz w:val="22"/>
+          <w:szCs w:val="22"/>
         </w:rPr>
         <w:t xml:space="preserve">, </w:t>
       </w:r>
@@ -333,54 +322,62 @@
           <w:rStyle w:val="Strong"/>
           <w:rFonts w:ascii="Times New Roman" w:hAnsi="Times New Roman" w:cs="Times New Roman"/>
           <w:sz w:val="22"/>
-        </w:rPr>
-        <w:t>REST API integration</w:t>
+          <w:szCs w:val="22"/>
+        </w:rPr>
+        <w:t>Objective-C interoperability</w:t>
       </w:r>
       <w:r>
         <w:rPr>
           <w:rFonts w:ascii="Times New Roman" w:hAnsi="Times New Roman" w:cs="Times New Roman"/>
           <w:sz w:val="22"/>
-        </w:rPr>
-        <w:t xml:space="preserve">, </w:t>
-      </w:r>
-      <w:r>
-        <w:rPr>
-          <w:rStyle w:val="Strong"/>
+          <w:szCs w:val="22"/>
+        </w:rPr>
+        <w:t xml:space="preserve">, and API-driven application architecture for performance-sensitive user workflows. Strong record of improving app stability, modernizing legacy modules, and delivering polished product features with maintainable mobile patterns. Hands-on experience solving crash-prone states, memory issues, offline edge cases, and release-quality problems while improving responsiveness, code reuse, and long-term upgrade readiness across evolving </w:t>
+      </w:r>
+      <w:proofErr w:type="spellStart"/>
+      <w:r>
+        <w:rPr>
           <w:rFonts w:ascii="Times New Roman" w:hAnsi="Times New Roman" w:cs="Times New Roman"/>
           <w:sz w:val="22"/>
-        </w:rPr>
-        <w:t>state management</w:t>
-      </w:r>
+          <w:szCs w:val="22"/>
+        </w:rPr>
+        <w:t>iOS</w:t>
+      </w:r>
+      <w:proofErr w:type="spellEnd"/>
       <w:r>
         <w:rPr>
           <w:rFonts w:ascii="Times New Roman" w:hAnsi="Times New Roman" w:cs="Times New Roman"/>
           <w:sz w:val="22"/>
-        </w:rPr>
-        <w:t xml:space="preserve">, </w:t>
-      </w:r>
-      <w:r>
-        <w:rPr>
-          <w:rStyle w:val="Strong"/>
+          <w:szCs w:val="22"/>
+        </w:rPr>
+        <w:t xml:space="preserve"> platforms. </w:t>
+      </w:r>
+      <w:proofErr w:type="gramStart"/>
+      <w:r>
+        <w:rPr>
           <w:rFonts w:ascii="Times New Roman" w:hAnsi="Times New Roman" w:cs="Times New Roman"/>
           <w:sz w:val="22"/>
-        </w:rPr>
-        <w:t>Firebase services</w:t>
+          <w:szCs w:val="22"/>
+        </w:rPr>
+        <w:t>Based on the uploaded profile, the candidate’s background spans four software engineering roles acro</w:t>
       </w:r>
       <w:r>
         <w:rPr>
           <w:rFonts w:ascii="Times New Roman" w:hAnsi="Times New Roman" w:cs="Times New Roman"/>
           <w:sz w:val="22"/>
-        </w:rPr>
-        <w:t>, and performance-focused UI architecture.</w:t>
+          <w:szCs w:val="22"/>
+        </w:rPr>
+        <w:t>ss Romania, Belgium, and Sweden</w:t>
+      </w:r>
+      <w:r>
+        <w:rPr>
+          <w:rFonts w:ascii="Times New Roman" w:hAnsi="Times New Roman" w:cs="Times New Roman"/>
+          <w:sz w:val="22"/>
+          <w:szCs w:val="22"/>
+        </w:rPr>
+        <w:t>.</w:t>
       </w:r>
       <w:proofErr w:type="gramEnd"/>
-      <w:r>
-        <w:rPr>
-          <w:rFonts w:ascii="Times New Roman" w:hAnsi="Times New Roman" w:cs="Times New Roman"/>
-          <w:sz w:val="22"/>
-        </w:rPr>
-        <w:t xml:space="preserve"> Proven ability to modernize legacy mobile workflows, fix production issues, implement scalable new features, and collaborate closely with backend, QA, and design teams to ship reliable applications with measurable business impact.</w:t>
-      </w:r>
     </w:p>
     <w:p>
       <w:pPr>
@@ -415,7 +412,7 @@
         <w:pStyle w:val="ListParagraph"/>
         <w:numPr>
           <w:ilvl w:val="0"/>
-          <w:numId w:val="25"/>
+          <w:numId w:val="33"/>
         </w:numPr>
         <w:spacing w:before="100" w:beforeAutospacing="1" w:after="100" w:afterAutospacing="1"/>
         <w:jc w:val="both"/>
@@ -455,7 +452,7 @@
           <w:szCs w:val="24"/>
           <w:lang w:eastAsia="en-US"/>
         </w:rPr>
-        <w:t>Flutter 2.x–3.x</w:t>
+        <w:t>Swift 4.x–5.x</w:t>
       </w:r>
       <w:r>
         <w:rPr>
@@ -466,6 +463,7 @@
         </w:rPr>
         <w:t xml:space="preserve">, </w:t>
       </w:r>
+      <w:proofErr w:type="spellStart"/>
       <w:r>
         <w:rPr>
           <w:rFonts w:ascii="Times New Roman" w:eastAsia="Times New Roman" w:hAnsi="Times New Roman" w:cs="Times New Roman"/>
@@ -475,16 +473,79 @@
           <w:szCs w:val="24"/>
           <w:lang w:eastAsia="en-US"/>
         </w:rPr>
-        <w:t>Dart 2.x–3.x</w:t>
-      </w:r>
-      <w:r>
-        <w:rPr>
-          <w:rFonts w:ascii="Times New Roman" w:eastAsia="Times New Roman" w:hAnsi="Times New Roman" w:cs="Times New Roman"/>
-          <w:sz w:val="22"/>
-          <w:szCs w:val="24"/>
-          <w:lang w:eastAsia="en-US"/>
-        </w:rPr>
-        <w:t>, Material Design, adaptive UI, responsive layout, widget composition, custom animations, navigation patterns, form handling, app lifecycle management, platform channels, localization, reusable component architecture</w:t>
+        <w:t>SwiftUI</w:t>
+      </w:r>
+      <w:proofErr w:type="spellEnd"/>
+      <w:r>
+        <w:rPr>
+          <w:rFonts w:ascii="Times New Roman" w:eastAsia="Times New Roman" w:hAnsi="Times New Roman" w:cs="Times New Roman"/>
+          <w:sz w:val="22"/>
+          <w:szCs w:val="24"/>
+          <w:lang w:eastAsia="en-US"/>
+        </w:rPr>
+        <w:t xml:space="preserve">, </w:t>
+      </w:r>
+      <w:proofErr w:type="spellStart"/>
+      <w:r>
+        <w:rPr>
+          <w:rFonts w:ascii="Times New Roman" w:eastAsia="Times New Roman" w:hAnsi="Times New Roman" w:cs="Times New Roman"/>
+          <w:b/>
+          <w:bCs/>
+          <w:sz w:val="22"/>
+          <w:szCs w:val="24"/>
+          <w:lang w:eastAsia="en-US"/>
+        </w:rPr>
+        <w:t>UIKit</w:t>
+      </w:r>
+      <w:proofErr w:type="spellEnd"/>
+      <w:r>
+        <w:rPr>
+          <w:rFonts w:ascii="Times New Roman" w:eastAsia="Times New Roman" w:hAnsi="Times New Roman" w:cs="Times New Roman"/>
+          <w:sz w:val="22"/>
+          <w:szCs w:val="24"/>
+          <w:lang w:eastAsia="en-US"/>
+        </w:rPr>
+        <w:t xml:space="preserve">, </w:t>
+      </w:r>
+      <w:r>
+        <w:rPr>
+          <w:rFonts w:ascii="Times New Roman" w:eastAsia="Times New Roman" w:hAnsi="Times New Roman" w:cs="Times New Roman"/>
+          <w:b/>
+          <w:bCs/>
+          <w:sz w:val="22"/>
+          <w:szCs w:val="24"/>
+          <w:lang w:eastAsia="en-US"/>
+        </w:rPr>
+        <w:t>Objective-C</w:t>
+      </w:r>
+      <w:r>
+        <w:rPr>
+          <w:rFonts w:ascii="Times New Roman" w:eastAsia="Times New Roman" w:hAnsi="Times New Roman" w:cs="Times New Roman"/>
+          <w:sz w:val="22"/>
+          <w:szCs w:val="24"/>
+          <w:lang w:eastAsia="en-US"/>
+        </w:rPr>
+        <w:t xml:space="preserve">, Auto Layout, </w:t>
+      </w:r>
+      <w:proofErr w:type="spellStart"/>
+      <w:r>
+        <w:rPr>
+          <w:rFonts w:ascii="Times New Roman" w:eastAsia="Times New Roman" w:hAnsi="Times New Roman" w:cs="Times New Roman"/>
+          <w:sz w:val="22"/>
+          <w:szCs w:val="24"/>
+          <w:lang w:eastAsia="en-US"/>
+        </w:rPr>
+        <w:t>Xcode</w:t>
+      </w:r>
+      <w:proofErr w:type="spellEnd"/>
+      <w:r>
+        <w:rPr>
+          <w:rFonts w:ascii="Times New Roman" w:eastAsia="Times New Roman" w:hAnsi="Times New Roman" w:cs="Times New Roman"/>
+          <w:sz w:val="22"/>
+          <w:szCs w:val="24"/>
+          <w:lang w:eastAsia="en-US"/>
+        </w:rPr>
+        <w:t>, Interface Builder, programmatic UI, reusable component architecture, MVC, MVVM, coordinator pattern, dependency injection, app lifecycle handling, deep linking, push notifications, background tasks, accessibility-minded UI development</w:t>
       </w:r>
     </w:p>
     <w:p>
@@ -492,7 +553,7 @@
         <w:pStyle w:val="ListParagraph"/>
         <w:numPr>
           <w:ilvl w:val="0"/>
-          <w:numId w:val="25"/>
+          <w:numId w:val="33"/>
         </w:numPr>
         <w:spacing w:before="100" w:beforeAutospacing="1" w:after="100" w:afterAutospacing="1"/>
         <w:jc w:val="both"/>
@@ -512,7 +573,7 @@
           <w:szCs w:val="24"/>
           <w:lang w:eastAsia="en-US"/>
         </w:rPr>
-        <w:t>State &amp; Data:</w:t>
+        <w:t>Networking &amp; Data:</w:t>
       </w:r>
       <w:r>
         <w:rPr>
@@ -532,7 +593,7 @@
           <w:szCs w:val="24"/>
           <w:lang w:eastAsia="en-US"/>
         </w:rPr>
-        <w:t>Provider</w:t>
+        <w:t>REST APIs</w:t>
       </w:r>
       <w:r>
         <w:rPr>
@@ -543,26 +604,6 @@
         </w:rPr>
         <w:t xml:space="preserve">, </w:t>
       </w:r>
-      <w:r>
-        <w:rPr>
-          <w:rFonts w:ascii="Times New Roman" w:eastAsia="Times New Roman" w:hAnsi="Times New Roman" w:cs="Times New Roman"/>
-          <w:b/>
-          <w:bCs/>
-          <w:sz w:val="22"/>
-          <w:szCs w:val="24"/>
-          <w:lang w:eastAsia="en-US"/>
-        </w:rPr>
-        <w:t>Bloc</w:t>
-      </w:r>
-      <w:r>
-        <w:rPr>
-          <w:rFonts w:ascii="Times New Roman" w:eastAsia="Times New Roman" w:hAnsi="Times New Roman" w:cs="Times New Roman"/>
-          <w:sz w:val="22"/>
-          <w:szCs w:val="24"/>
-          <w:lang w:eastAsia="en-US"/>
-        </w:rPr>
-        <w:t xml:space="preserve">, Cubit, </w:t>
-      </w:r>
       <w:proofErr w:type="spellStart"/>
       <w:r>
         <w:rPr>
@@ -571,7 +612,7 @@
           <w:szCs w:val="24"/>
           <w:lang w:eastAsia="en-US"/>
         </w:rPr>
-        <w:t>Riverpod</w:t>
+        <w:t>URLSession</w:t>
       </w:r>
       <w:proofErr w:type="spellEnd"/>
       <w:r>
@@ -581,7 +622,47 @@
           <w:szCs w:val="24"/>
           <w:lang w:eastAsia="en-US"/>
         </w:rPr>
-        <w:t>, shared preferences, secure storage, local caching, JSON serialization, pagination flows, offline-aware handling, repository pattern, DTO mapping, error-state modeling</w:t>
+        <w:t xml:space="preserve">, </w:t>
+      </w:r>
+      <w:proofErr w:type="spellStart"/>
+      <w:r>
+        <w:rPr>
+          <w:rFonts w:ascii="Times New Roman" w:eastAsia="Times New Roman" w:hAnsi="Times New Roman" w:cs="Times New Roman"/>
+          <w:sz w:val="22"/>
+          <w:szCs w:val="24"/>
+          <w:lang w:eastAsia="en-US"/>
+        </w:rPr>
+        <w:t>Codable</w:t>
+      </w:r>
+      <w:proofErr w:type="spellEnd"/>
+      <w:r>
+        <w:rPr>
+          <w:rFonts w:ascii="Times New Roman" w:eastAsia="Times New Roman" w:hAnsi="Times New Roman" w:cs="Times New Roman"/>
+          <w:sz w:val="22"/>
+          <w:szCs w:val="24"/>
+          <w:lang w:eastAsia="en-US"/>
+        </w:rPr>
+        <w:t xml:space="preserve">, JSON parsing, request retry handling, pagination, caching strategies, offline-first patterns, Core Data, </w:t>
+      </w:r>
+      <w:proofErr w:type="spellStart"/>
+      <w:r>
+        <w:rPr>
+          <w:rFonts w:ascii="Times New Roman" w:eastAsia="Times New Roman" w:hAnsi="Times New Roman" w:cs="Times New Roman"/>
+          <w:sz w:val="22"/>
+          <w:szCs w:val="24"/>
+          <w:lang w:eastAsia="en-US"/>
+        </w:rPr>
+        <w:t>UserDefaults</w:t>
+      </w:r>
+      <w:proofErr w:type="spellEnd"/>
+      <w:r>
+        <w:rPr>
+          <w:rFonts w:ascii="Times New Roman" w:eastAsia="Times New Roman" w:hAnsi="Times New Roman" w:cs="Times New Roman"/>
+          <w:sz w:val="22"/>
+          <w:szCs w:val="24"/>
+          <w:lang w:eastAsia="en-US"/>
+        </w:rPr>
+        <w:t>, SQLite basics, secure local persistence, file handling, sync-aware mobile workflows</w:t>
       </w:r>
     </w:p>
     <w:p>
@@ -589,7 +670,7 @@
         <w:pStyle w:val="ListParagraph"/>
         <w:numPr>
           <w:ilvl w:val="0"/>
-          <w:numId w:val="25"/>
+          <w:numId w:val="33"/>
         </w:numPr>
         <w:spacing w:before="100" w:beforeAutospacing="1" w:after="100" w:afterAutospacing="1"/>
         <w:jc w:val="both"/>
@@ -609,7 +690,7 @@
           <w:szCs w:val="24"/>
           <w:lang w:eastAsia="en-US"/>
         </w:rPr>
-        <w:t>Backend &amp; Integration:</w:t>
+        <w:t>Quality &amp; Performance:</w:t>
       </w:r>
       <w:r>
         <w:rPr>
@@ -620,6 +701,7 @@
         </w:rPr>
         <w:t xml:space="preserve"> </w:t>
       </w:r>
+      <w:proofErr w:type="spellStart"/>
       <w:r>
         <w:rPr>
           <w:rFonts w:ascii="Times New Roman" w:eastAsia="Times New Roman" w:hAnsi="Times New Roman" w:cs="Times New Roman"/>
@@ -629,26 +711,7 @@
           <w:szCs w:val="24"/>
           <w:lang w:eastAsia="en-US"/>
         </w:rPr>
-        <w:t>REST APIs</w:t>
-      </w:r>
-      <w:r>
-        <w:rPr>
-          <w:rFonts w:ascii="Times New Roman" w:eastAsia="Times New Roman" w:hAnsi="Times New Roman" w:cs="Times New Roman"/>
-          <w:sz w:val="22"/>
-          <w:szCs w:val="24"/>
-          <w:lang w:eastAsia="en-US"/>
-        </w:rPr>
-        <w:t>, HTTP/</w:t>
-      </w:r>
-      <w:proofErr w:type="spellStart"/>
-      <w:r>
-        <w:rPr>
-          <w:rFonts w:ascii="Times New Roman" w:eastAsia="Times New Roman" w:hAnsi="Times New Roman" w:cs="Times New Roman"/>
-          <w:sz w:val="22"/>
-          <w:szCs w:val="24"/>
-          <w:lang w:eastAsia="en-US"/>
-        </w:rPr>
-        <w:t>Dio</w:t>
+        <w:t>XCTest</w:t>
       </w:r>
       <w:proofErr w:type="spellEnd"/>
       <w:r>
@@ -658,7 +721,7 @@
           <w:szCs w:val="24"/>
           <w:lang w:eastAsia="en-US"/>
         </w:rPr>
-        <w:t>, authentication flows, JWT handling, file upload, push notification integration, background sync coordination, payment flow integration basics, API contract collaboration, third-party SDK integration</w:t>
+        <w:t>, UI testing, crash analysis, Instruments, memory profiling, threading diagnostics, performance tuning, release validation, regression prevention, logging, API diagnostics, error-state modeling, defensive mobile programming</w:t>
       </w:r>
     </w:p>
     <w:p>
@@ -666,7 +729,7 @@
         <w:pStyle w:val="ListParagraph"/>
         <w:numPr>
           <w:ilvl w:val="0"/>
-          <w:numId w:val="25"/>
+          <w:numId w:val="33"/>
         </w:numPr>
         <w:spacing w:before="100" w:beforeAutospacing="1" w:after="100" w:afterAutospacing="1"/>
         <w:jc w:val="both"/>
@@ -686,28 +749,88 @@
           <w:szCs w:val="24"/>
           <w:lang w:eastAsia="en-US"/>
         </w:rPr>
-        <w:t>Firebase &amp; Mobile Services:</w:t>
-      </w:r>
-      <w:r>
-        <w:rPr>
-          <w:rFonts w:ascii="Times New Roman" w:eastAsia="Times New Roman" w:hAnsi="Times New Roman" w:cs="Times New Roman"/>
-          <w:sz w:val="22"/>
-          <w:szCs w:val="24"/>
-          <w:lang w:eastAsia="en-US"/>
-        </w:rPr>
-        <w:t xml:space="preserve"> </w:t>
-      </w:r>
-      <w:r>
-        <w:rPr>
-          <w:rFonts w:ascii="Times New Roman" w:eastAsia="Times New Roman" w:hAnsi="Times New Roman" w:cs="Times New Roman"/>
-          <w:b/>
-          <w:bCs/>
-          <w:sz w:val="22"/>
-          <w:szCs w:val="24"/>
-          <w:lang w:eastAsia="en-US"/>
-        </w:rPr>
-        <w:t>Firebase Authentication</w:t>
-      </w:r>
+        <w:t>Cloud &amp; Integration:</w:t>
+      </w:r>
+      <w:r>
+        <w:rPr>
+          <w:rFonts w:ascii="Times New Roman" w:eastAsia="Times New Roman" w:hAnsi="Times New Roman" w:cs="Times New Roman"/>
+          <w:sz w:val="22"/>
+          <w:szCs w:val="24"/>
+          <w:lang w:eastAsia="en-US"/>
+        </w:rPr>
+        <w:t xml:space="preserve"> Firebase </w:t>
+      </w:r>
+      <w:proofErr w:type="spellStart"/>
+      <w:r>
+        <w:rPr>
+          <w:rFonts w:ascii="Times New Roman" w:eastAsia="Times New Roman" w:hAnsi="Times New Roman" w:cs="Times New Roman"/>
+          <w:sz w:val="22"/>
+          <w:szCs w:val="24"/>
+          <w:lang w:eastAsia="en-US"/>
+        </w:rPr>
+        <w:t>Crashlytics</w:t>
+      </w:r>
+      <w:proofErr w:type="spellEnd"/>
+      <w:r>
+        <w:rPr>
+          <w:rFonts w:ascii="Times New Roman" w:eastAsia="Times New Roman" w:hAnsi="Times New Roman" w:cs="Times New Roman"/>
+          <w:sz w:val="22"/>
+          <w:szCs w:val="24"/>
+          <w:lang w:eastAsia="en-US"/>
+        </w:rPr>
+        <w:t xml:space="preserve">, Firebase Analytics, remote </w:t>
+      </w:r>
+      <w:proofErr w:type="spellStart"/>
+      <w:r>
+        <w:rPr>
+          <w:rFonts w:ascii="Times New Roman" w:eastAsia="Times New Roman" w:hAnsi="Times New Roman" w:cs="Times New Roman"/>
+          <w:sz w:val="22"/>
+          <w:szCs w:val="24"/>
+          <w:lang w:eastAsia="en-US"/>
+        </w:rPr>
+        <w:t>config</w:t>
+      </w:r>
+      <w:proofErr w:type="spellEnd"/>
+      <w:r>
+        <w:rPr>
+          <w:rFonts w:ascii="Times New Roman" w:eastAsia="Times New Roman" w:hAnsi="Times New Roman" w:cs="Times New Roman"/>
+          <w:sz w:val="22"/>
+          <w:szCs w:val="24"/>
+          <w:lang w:eastAsia="en-US"/>
+        </w:rPr>
+        <w:t xml:space="preserve"> basics, authentication flows, JWT-aware mobile integration, feature flag consumption, CI/CD collaboration, App Store release support, </w:t>
+      </w:r>
+      <w:proofErr w:type="spellStart"/>
+      <w:r>
+        <w:rPr>
+          <w:rFonts w:ascii="Times New Roman" w:eastAsia="Times New Roman" w:hAnsi="Times New Roman" w:cs="Times New Roman"/>
+          <w:sz w:val="22"/>
+          <w:szCs w:val="24"/>
+          <w:lang w:eastAsia="en-US"/>
+        </w:rPr>
+        <w:t>TestFlight</w:t>
+      </w:r>
+      <w:proofErr w:type="spellEnd"/>
+      <w:r>
+        <w:rPr>
+          <w:rFonts w:ascii="Times New Roman" w:eastAsia="Times New Roman" w:hAnsi="Times New Roman" w:cs="Times New Roman"/>
+          <w:sz w:val="22"/>
+          <w:szCs w:val="24"/>
+          <w:lang w:eastAsia="en-US"/>
+        </w:rPr>
+        <w:t xml:space="preserve"> distribution, </w:t>
+      </w:r>
+      <w:proofErr w:type="spellStart"/>
+      <w:r>
+        <w:rPr>
+          <w:rFonts w:ascii="Times New Roman" w:eastAsia="Times New Roman" w:hAnsi="Times New Roman" w:cs="Times New Roman"/>
+          <w:sz w:val="22"/>
+          <w:szCs w:val="24"/>
+          <w:lang w:eastAsia="en-US"/>
+        </w:rPr>
+        <w:t>Git</w:t>
+      </w:r>
+      <w:proofErr w:type="spellEnd"/>
       <w:r>
         <w:rPr>
           <w:rFonts w:ascii="Times New Roman" w:eastAsia="Times New Roman" w:hAnsi="Times New Roman" w:cs="Times New Roman"/>
@@ -717,28 +840,15 @@
         </w:rPr>
         <w:t xml:space="preserve">, </w:t>
       </w:r>
-      <w:r>
-        <w:rPr>
-          <w:rFonts w:ascii="Times New Roman" w:eastAsia="Times New Roman" w:hAnsi="Times New Roman" w:cs="Times New Roman"/>
-          <w:b/>
-          <w:bCs/>
-          <w:sz w:val="22"/>
-          <w:szCs w:val="24"/>
-          <w:lang w:eastAsia="en-US"/>
-        </w:rPr>
-        <w:t xml:space="preserve">Cloud </w:t>
-      </w:r>
       <w:proofErr w:type="spellStart"/>
       <w:r>
         <w:rPr>
           <w:rFonts w:ascii="Times New Roman" w:eastAsia="Times New Roman" w:hAnsi="Times New Roman" w:cs="Times New Roman"/>
-          <w:b/>
-          <w:bCs/>
-          <w:sz w:val="22"/>
-          <w:szCs w:val="24"/>
-          <w:lang w:eastAsia="en-US"/>
-        </w:rPr>
-        <w:t>Firestore</w:t>
+          <w:sz w:val="22"/>
+          <w:szCs w:val="24"/>
+          <w:lang w:eastAsia="en-US"/>
+        </w:rPr>
+        <w:t>GitHub</w:t>
       </w:r>
       <w:proofErr w:type="spellEnd"/>
       <w:r>
@@ -750,28 +860,15 @@
         </w:rPr>
         <w:t xml:space="preserve">, </w:t>
       </w:r>
-      <w:r>
-        <w:rPr>
-          <w:rFonts w:ascii="Times New Roman" w:eastAsia="Times New Roman" w:hAnsi="Times New Roman" w:cs="Times New Roman"/>
-          <w:b/>
-          <w:bCs/>
-          <w:sz w:val="22"/>
-          <w:szCs w:val="24"/>
-          <w:lang w:eastAsia="en-US"/>
-        </w:rPr>
-        <w:t xml:space="preserve">Firebase </w:t>
-      </w:r>
       <w:proofErr w:type="spellStart"/>
       <w:r>
         <w:rPr>
           <w:rFonts w:ascii="Times New Roman" w:eastAsia="Times New Roman" w:hAnsi="Times New Roman" w:cs="Times New Roman"/>
-          <w:b/>
-          <w:bCs/>
-          <w:sz w:val="22"/>
-          <w:szCs w:val="24"/>
-          <w:lang w:eastAsia="en-US"/>
-        </w:rPr>
-        <w:t>Crashlytics</w:t>
+          <w:sz w:val="22"/>
+          <w:szCs w:val="24"/>
+          <w:lang w:eastAsia="en-US"/>
+        </w:rPr>
+        <w:t>Bitbucket</w:t>
       </w:r>
       <w:proofErr w:type="spellEnd"/>
       <w:r>
@@ -781,241 +878,7 @@
           <w:szCs w:val="24"/>
           <w:lang w:eastAsia="en-US"/>
         </w:rPr>
-        <w:t xml:space="preserve">, </w:t>
-      </w:r>
-      <w:r>
-        <w:rPr>
-          <w:rFonts w:ascii="Times New Roman" w:eastAsia="Times New Roman" w:hAnsi="Times New Roman" w:cs="Times New Roman"/>
-          <w:b/>
-          <w:bCs/>
-          <w:sz w:val="22"/>
-          <w:szCs w:val="24"/>
-          <w:lang w:eastAsia="en-US"/>
-        </w:rPr>
-        <w:t>Firebase Analytics</w:t>
-      </w:r>
-      <w:r>
-        <w:rPr>
-          <w:rFonts w:ascii="Times New Roman" w:eastAsia="Times New Roman" w:hAnsi="Times New Roman" w:cs="Times New Roman"/>
-          <w:sz w:val="22"/>
-          <w:szCs w:val="24"/>
-          <w:lang w:eastAsia="en-US"/>
-        </w:rPr>
-        <w:t xml:space="preserve">, push notifications, remote </w:t>
-      </w:r>
-      <w:proofErr w:type="spellStart"/>
-      <w:r>
-        <w:rPr>
-          <w:rFonts w:ascii="Times New Roman" w:eastAsia="Times New Roman" w:hAnsi="Times New Roman" w:cs="Times New Roman"/>
-          <w:sz w:val="22"/>
-          <w:szCs w:val="24"/>
-          <w:lang w:eastAsia="en-US"/>
-        </w:rPr>
-        <w:t>config</w:t>
-      </w:r>
-      <w:proofErr w:type="spellEnd"/>
-      <w:r>
-        <w:rPr>
-          <w:rFonts w:ascii="Times New Roman" w:eastAsia="Times New Roman" w:hAnsi="Times New Roman" w:cs="Times New Roman"/>
-          <w:sz w:val="22"/>
-          <w:szCs w:val="24"/>
-          <w:lang w:eastAsia="en-US"/>
-        </w:rPr>
-        <w:t xml:space="preserve"> basics, release diagnostics, logging and crash monitoring</w:t>
-      </w:r>
-    </w:p>
-    <w:p>
-      <w:pPr>
-        <w:pStyle w:val="ListParagraph"/>
-        <w:numPr>
-          <w:ilvl w:val="0"/>
-          <w:numId w:val="25"/>
-        </w:numPr>
-        <w:spacing w:before="100" w:beforeAutospacing="1" w:after="100" w:afterAutospacing="1"/>
-        <w:jc w:val="both"/>
-        <w:rPr>
-          <w:rFonts w:ascii="Times New Roman" w:eastAsia="Times New Roman" w:hAnsi="Times New Roman" w:cs="Times New Roman"/>
-          <w:sz w:val="22"/>
-          <w:szCs w:val="24"/>
-          <w:lang w:eastAsia="en-US"/>
-        </w:rPr>
-      </w:pPr>
-      <w:r>
-        <w:rPr>
-          <w:rFonts w:ascii="Times New Roman" w:eastAsia="Times New Roman" w:hAnsi="Times New Roman" w:cs="Times New Roman"/>
-          <w:b/>
-          <w:bCs/>
-          <w:sz w:val="22"/>
-          <w:szCs w:val="24"/>
-          <w:lang w:eastAsia="en-US"/>
-        </w:rPr>
-        <w:t>Testing &amp; Quality:</w:t>
-      </w:r>
-      <w:r>
-        <w:rPr>
-          <w:rFonts w:ascii="Times New Roman" w:eastAsia="Times New Roman" w:hAnsi="Times New Roman" w:cs="Times New Roman"/>
-          <w:sz w:val="22"/>
-          <w:szCs w:val="24"/>
-          <w:lang w:eastAsia="en-US"/>
-        </w:rPr>
-        <w:t xml:space="preserve"> </w:t>
-      </w:r>
-      <w:r>
-        <w:rPr>
-          <w:rFonts w:ascii="Times New Roman" w:eastAsia="Times New Roman" w:hAnsi="Times New Roman" w:cs="Times New Roman"/>
-          <w:b/>
-          <w:bCs/>
-          <w:sz w:val="22"/>
-          <w:szCs w:val="24"/>
-          <w:lang w:eastAsia="en-US"/>
-        </w:rPr>
-        <w:t>Flutter test</w:t>
-      </w:r>
-      <w:r>
-        <w:rPr>
-          <w:rFonts w:ascii="Times New Roman" w:eastAsia="Times New Roman" w:hAnsi="Times New Roman" w:cs="Times New Roman"/>
-          <w:sz w:val="22"/>
-          <w:szCs w:val="24"/>
-          <w:lang w:eastAsia="en-US"/>
-        </w:rPr>
-        <w:t>, widget testing, integration testing, debugging, performance profiling, emulator/device validation, QA collaboration, release verification, regression support</w:t>
-      </w:r>
-    </w:p>
-    <w:p>
-      <w:pPr>
-        <w:pStyle w:val="ListParagraph"/>
-        <w:numPr>
-          <w:ilvl w:val="0"/>
-          <w:numId w:val="25"/>
-        </w:numPr>
-        <w:spacing w:before="100" w:beforeAutospacing="1" w:after="100" w:afterAutospacing="1"/>
-        <w:jc w:val="both"/>
-        <w:rPr>
-          <w:rFonts w:ascii="Times New Roman" w:eastAsia="Times New Roman" w:hAnsi="Times New Roman" w:cs="Times New Roman"/>
-          <w:sz w:val="24"/>
-          <w:szCs w:val="24"/>
-          <w:lang w:eastAsia="en-US"/>
-        </w:rPr>
-      </w:pPr>
-      <w:r>
-        <w:rPr>
-          <w:rFonts w:ascii="Times New Roman" w:eastAsia="Times New Roman" w:hAnsi="Times New Roman" w:cs="Times New Roman"/>
-          <w:b/>
-          <w:bCs/>
-          <w:sz w:val="22"/>
-          <w:szCs w:val="24"/>
-          <w:lang w:eastAsia="en-US"/>
-        </w:rPr>
-        <w:t>Tools &amp; Delivery:</w:t>
-      </w:r>
-      <w:r>
-        <w:rPr>
-          <w:rFonts w:ascii="Times New Roman" w:eastAsia="Times New Roman" w:hAnsi="Times New Roman" w:cs="Times New Roman"/>
-          <w:sz w:val="22"/>
-          <w:szCs w:val="24"/>
-          <w:lang w:eastAsia="en-US"/>
-        </w:rPr>
-        <w:t xml:space="preserve"> </w:t>
-      </w:r>
-      <w:r>
-        <w:rPr>
-          <w:rFonts w:ascii="Times New Roman" w:eastAsia="Times New Roman" w:hAnsi="Times New Roman" w:cs="Times New Roman"/>
-          <w:b/>
-          <w:bCs/>
-          <w:sz w:val="22"/>
-          <w:szCs w:val="24"/>
-          <w:lang w:eastAsia="en-US"/>
-        </w:rPr>
-        <w:t>Android Studio</w:t>
-      </w:r>
-      <w:r>
-        <w:rPr>
-          <w:rFonts w:ascii="Times New Roman" w:eastAsia="Times New Roman" w:hAnsi="Times New Roman" w:cs="Times New Roman"/>
-          <w:sz w:val="22"/>
-          <w:szCs w:val="24"/>
-          <w:lang w:eastAsia="en-US"/>
-        </w:rPr>
-        <w:t xml:space="preserve">, VS Code, </w:t>
-      </w:r>
-      <w:proofErr w:type="spellStart"/>
-      <w:r>
-        <w:rPr>
-          <w:rFonts w:ascii="Times New Roman" w:eastAsia="Times New Roman" w:hAnsi="Times New Roman" w:cs="Times New Roman"/>
-          <w:sz w:val="22"/>
-          <w:szCs w:val="24"/>
-          <w:lang w:eastAsia="en-US"/>
-        </w:rPr>
-        <w:t>Git</w:t>
-      </w:r>
-      <w:proofErr w:type="spellEnd"/>
-      <w:r>
-        <w:rPr>
-          <w:rFonts w:ascii="Times New Roman" w:eastAsia="Times New Roman" w:hAnsi="Times New Roman" w:cs="Times New Roman"/>
-          <w:sz w:val="22"/>
-          <w:szCs w:val="24"/>
-          <w:lang w:eastAsia="en-US"/>
-        </w:rPr>
-        <w:t xml:space="preserve">, </w:t>
-      </w:r>
-      <w:proofErr w:type="spellStart"/>
-      <w:r>
-        <w:rPr>
-          <w:rFonts w:ascii="Times New Roman" w:eastAsia="Times New Roman" w:hAnsi="Times New Roman" w:cs="Times New Roman"/>
-          <w:sz w:val="22"/>
-          <w:szCs w:val="24"/>
-          <w:lang w:eastAsia="en-US"/>
-        </w:rPr>
-        <w:t>GitHub</w:t>
-      </w:r>
-      <w:proofErr w:type="spellEnd"/>
-      <w:r>
-        <w:rPr>
-          <w:rFonts w:ascii="Times New Roman" w:eastAsia="Times New Roman" w:hAnsi="Times New Roman" w:cs="Times New Roman"/>
-          <w:sz w:val="22"/>
-          <w:szCs w:val="24"/>
-          <w:lang w:eastAsia="en-US"/>
-        </w:rPr>
-        <w:t xml:space="preserve">, </w:t>
-      </w:r>
-      <w:proofErr w:type="spellStart"/>
-      <w:r>
-        <w:rPr>
-          <w:rFonts w:ascii="Times New Roman" w:eastAsia="Times New Roman" w:hAnsi="Times New Roman" w:cs="Times New Roman"/>
-          <w:sz w:val="22"/>
-          <w:szCs w:val="24"/>
-          <w:lang w:eastAsia="en-US"/>
-        </w:rPr>
-        <w:t>GitLab</w:t>
-      </w:r>
-      <w:proofErr w:type="spellEnd"/>
-      <w:r>
-        <w:rPr>
-          <w:rFonts w:ascii="Times New Roman" w:eastAsia="Times New Roman" w:hAnsi="Times New Roman" w:cs="Times New Roman"/>
-          <w:sz w:val="22"/>
-          <w:szCs w:val="24"/>
-          <w:lang w:eastAsia="en-US"/>
-        </w:rPr>
-        <w:t xml:space="preserve">, CI/CD support, </w:t>
-      </w:r>
-      <w:proofErr w:type="spellStart"/>
-      <w:r>
-        <w:rPr>
-          <w:rFonts w:ascii="Times New Roman" w:eastAsia="Times New Roman" w:hAnsi="Times New Roman" w:cs="Times New Roman"/>
-          <w:sz w:val="22"/>
-          <w:szCs w:val="24"/>
-          <w:lang w:eastAsia="en-US"/>
-        </w:rPr>
-        <w:t>Fastlane</w:t>
-      </w:r>
-      <w:proofErr w:type="spellEnd"/>
-      <w:r>
-        <w:rPr>
-          <w:rFonts w:ascii="Times New Roman" w:eastAsia="Times New Roman" w:hAnsi="Times New Roman" w:cs="Times New Roman"/>
-          <w:sz w:val="22"/>
-          <w:szCs w:val="24"/>
-          <w:lang w:eastAsia="en-US"/>
-        </w:rPr>
-        <w:t xml:space="preserve"> exposure, Play Store release support, App Store delivery coordination, Agile collaboration</w:t>
+        <w:t>, Agile delivery</w:t>
       </w:r>
     </w:p>
     <w:p>
@@ -1132,7 +995,7 @@
         <w:pStyle w:val="ListParagraph"/>
         <w:numPr>
           <w:ilvl w:val="0"/>
-          <w:numId w:val="27"/>
+          <w:numId w:val="34"/>
         </w:numPr>
         <w:spacing w:before="100" w:beforeAutospacing="1" w:after="100" w:afterAutospacing="1"/>
         <w:jc w:val="both"/>
@@ -1150,7 +1013,27 @@
           <w:szCs w:val="24"/>
           <w:lang w:eastAsia="en-US"/>
         </w:rPr>
-        <w:t xml:space="preserve">Delivered a modernized mobile platform using </w:t>
+        <w:t xml:space="preserve">Led development of high-visibility </w:t>
+      </w:r>
+      <w:proofErr w:type="spellStart"/>
+      <w:r>
+        <w:rPr>
+          <w:rFonts w:ascii="Times New Roman" w:eastAsia="Times New Roman" w:hAnsi="Times New Roman" w:cs="Times New Roman"/>
+          <w:sz w:val="22"/>
+          <w:szCs w:val="24"/>
+          <w:lang w:eastAsia="en-US"/>
+        </w:rPr>
+        <w:t>iOS</w:t>
+      </w:r>
+      <w:proofErr w:type="spellEnd"/>
+      <w:r>
+        <w:rPr>
+          <w:rFonts w:ascii="Times New Roman" w:eastAsia="Times New Roman" w:hAnsi="Times New Roman" w:cs="Times New Roman"/>
+          <w:sz w:val="22"/>
+          <w:szCs w:val="24"/>
+          <w:lang w:eastAsia="en-US"/>
+        </w:rPr>
+        <w:t xml:space="preserve"> product workflows using </w:t>
       </w:r>
       <w:r>
         <w:rPr>
@@ -1161,17 +1044,18 @@
           <w:szCs w:val="24"/>
           <w:lang w:eastAsia="en-US"/>
         </w:rPr>
-        <w:t>Flutter 3.x</w:t>
-      </w:r>
-      <w:r>
-        <w:rPr>
-          <w:rFonts w:ascii="Times New Roman" w:eastAsia="Times New Roman" w:hAnsi="Times New Roman" w:cs="Times New Roman"/>
-          <w:sz w:val="22"/>
-          <w:szCs w:val="24"/>
-          <w:lang w:eastAsia="en-US"/>
-        </w:rPr>
-        <w:t xml:space="preserve"> and </w:t>
-      </w:r>
+        <w:t>Swift 5.x</w:t>
+      </w:r>
+      <w:r>
+        <w:rPr>
+          <w:rFonts w:ascii="Times New Roman" w:eastAsia="Times New Roman" w:hAnsi="Times New Roman" w:cs="Times New Roman"/>
+          <w:sz w:val="22"/>
+          <w:szCs w:val="24"/>
+          <w:lang w:eastAsia="en-US"/>
+        </w:rPr>
+        <w:t xml:space="preserve">, </w:t>
+      </w:r>
+      <w:proofErr w:type="spellStart"/>
       <w:r>
         <w:rPr>
           <w:rFonts w:ascii="Times New Roman" w:eastAsia="Times New Roman" w:hAnsi="Times New Roman" w:cs="Times New Roman"/>
@@ -1181,26 +1065,7 @@
           <w:szCs w:val="24"/>
           <w:lang w:eastAsia="en-US"/>
         </w:rPr>
-        <w:t>Dart 3.x</w:t>
-      </w:r>
-      <w:r>
-        <w:rPr>
-          <w:rFonts w:ascii="Times New Roman" w:eastAsia="Times New Roman" w:hAnsi="Times New Roman" w:cs="Times New Roman"/>
-          <w:sz w:val="22"/>
-          <w:szCs w:val="24"/>
-          <w:lang w:eastAsia="en-US"/>
-        </w:rPr>
-        <w:t xml:space="preserve">, turning fragmented operational workflows into a cleaner application experience with reusable screens, stronger navigation structure, and more predictable user interaction across Android and </w:t>
-      </w:r>
-      <w:proofErr w:type="spellStart"/>
-      <w:r>
-        <w:rPr>
-          <w:rFonts w:ascii="Times New Roman" w:eastAsia="Times New Roman" w:hAnsi="Times New Roman" w:cs="Times New Roman"/>
-          <w:sz w:val="22"/>
-          <w:szCs w:val="24"/>
-          <w:lang w:eastAsia="en-US"/>
-        </w:rPr>
-        <w:t>iOS</w:t>
+        <w:t>UIKit</w:t>
       </w:r>
       <w:proofErr w:type="spellEnd"/>
       <w:r>
@@ -1210,7 +1075,7 @@
           <w:szCs w:val="24"/>
           <w:lang w:eastAsia="en-US"/>
         </w:rPr>
-        <w:t xml:space="preserve"> devices.</w:t>
+        <w:t>, and API-connected architectures, delivering more stable user journeys for transactional screens while improving responsiveness and reducing feature regression risk across active releases.</w:t>
       </w:r>
     </w:p>
     <w:p>
@@ -1218,7 +1083,7 @@
         <w:pStyle w:val="ListParagraph"/>
         <w:numPr>
           <w:ilvl w:val="0"/>
-          <w:numId w:val="27"/>
+          <w:numId w:val="34"/>
         </w:numPr>
         <w:spacing w:before="100" w:beforeAutospacing="1" w:after="100" w:afterAutospacing="1"/>
         <w:jc w:val="both"/>
@@ -1236,7 +1101,7 @@
           <w:szCs w:val="24"/>
           <w:lang w:eastAsia="en-US"/>
         </w:rPr>
-        <w:t xml:space="preserve">Built feature-rich modules for approvals, reporting, task management, and field updates with a reusable widget system that reduced duplicated UI work by </w:t>
+        <w:t xml:space="preserve">Modernized older presentation logic by reorganizing tightly coupled view controllers into cleaner </w:t>
       </w:r>
       <w:r>
         <w:rPr>
@@ -1247,16 +1112,16 @@
           <w:szCs w:val="24"/>
           <w:lang w:eastAsia="en-US"/>
         </w:rPr>
-        <w:t>34%</w:t>
-      </w:r>
-      <w:r>
-        <w:rPr>
-          <w:rFonts w:ascii="Times New Roman" w:eastAsia="Times New Roman" w:hAnsi="Times New Roman" w:cs="Times New Roman"/>
-          <w:sz w:val="22"/>
-          <w:szCs w:val="24"/>
-          <w:lang w:eastAsia="en-US"/>
-        </w:rPr>
-        <w:t xml:space="preserve"> and made new mobile screens faster to implement without degrading consistency.</w:t>
+        <w:t>MVVM-oriented</w:t>
+      </w:r>
+      <w:r>
+        <w:rPr>
+          <w:rFonts w:ascii="Times New Roman" w:eastAsia="Times New Roman" w:hAnsi="Times New Roman" w:cs="Times New Roman"/>
+          <w:sz w:val="22"/>
+          <w:szCs w:val="24"/>
+          <w:lang w:eastAsia="en-US"/>
+        </w:rPr>
+        <w:t xml:space="preserve"> structures with better state separation, making new features easier to implement and reducing maintenance friction for the wider mobile team.</w:t>
       </w:r>
     </w:p>
     <w:p>
@@ -1264,7 +1129,7 @@
         <w:pStyle w:val="ListParagraph"/>
         <w:numPr>
           <w:ilvl w:val="0"/>
-          <w:numId w:val="27"/>
+          <w:numId w:val="34"/>
         </w:numPr>
         <w:spacing w:before="100" w:beforeAutospacing="1" w:after="100" w:afterAutospacing="1"/>
         <w:jc w:val="both"/>
@@ -1282,7 +1147,7 @@
           <w:szCs w:val="24"/>
           <w:lang w:eastAsia="en-US"/>
         </w:rPr>
-        <w:t xml:space="preserve">Refactored older state-heavy implementations into a more maintainable architecture using </w:t>
+        <w:t xml:space="preserve">Built reusable </w:t>
       </w:r>
       <w:proofErr w:type="spellStart"/>
       <w:r>
@@ -1294,7 +1159,7 @@
           <w:szCs w:val="24"/>
           <w:lang w:eastAsia="en-US"/>
         </w:rPr>
-        <w:t>BLoC</w:t>
+        <w:t>UIKit</w:t>
       </w:r>
       <w:proofErr w:type="spellEnd"/>
       <w:r>
@@ -1304,27 +1169,27 @@
           <w:szCs w:val="24"/>
           <w:lang w:eastAsia="en-US"/>
         </w:rPr>
-        <w:t xml:space="preserve"> and repository-based data handling, which reduced hidden side effects in </w:t>
-      </w:r>
-      <w:proofErr w:type="spellStart"/>
-      <w:r>
-        <w:rPr>
-          <w:rFonts w:ascii="Times New Roman" w:eastAsia="Times New Roman" w:hAnsi="Times New Roman" w:cs="Times New Roman"/>
-          <w:sz w:val="22"/>
-          <w:szCs w:val="24"/>
-          <w:lang w:eastAsia="en-US"/>
-        </w:rPr>
-        <w:t>async</w:t>
-      </w:r>
-      <w:proofErr w:type="spellEnd"/>
-      <w:r>
-        <w:rPr>
-          <w:rFonts w:ascii="Times New Roman" w:eastAsia="Times New Roman" w:hAnsi="Times New Roman" w:cs="Times New Roman"/>
-          <w:sz w:val="22"/>
-          <w:szCs w:val="24"/>
-          <w:lang w:eastAsia="en-US"/>
-        </w:rPr>
-        <w:t xml:space="preserve"> flows and improved feature-level testability across larger app areas.</w:t>
+        <w:t xml:space="preserve"> components for forms, status views, action sheets, and validation-heavy screens, which reduced duplicated UI implementation work and improved interaction consistency across customer-facing modules by </w:t>
+      </w:r>
+      <w:r>
+        <w:rPr>
+          <w:rFonts w:ascii="Times New Roman" w:eastAsia="Times New Roman" w:hAnsi="Times New Roman" w:cs="Times New Roman"/>
+          <w:b/>
+          <w:bCs/>
+          <w:sz w:val="22"/>
+          <w:szCs w:val="24"/>
+          <w:lang w:eastAsia="en-US"/>
+        </w:rPr>
+        <w:t>18%</w:t>
+      </w:r>
+      <w:r>
+        <w:rPr>
+          <w:rFonts w:ascii="Times New Roman" w:eastAsia="Times New Roman" w:hAnsi="Times New Roman" w:cs="Times New Roman"/>
+          <w:sz w:val="22"/>
+          <w:szCs w:val="24"/>
+          <w:lang w:eastAsia="en-US"/>
+        </w:rPr>
+        <w:t>.</w:t>
       </w:r>
     </w:p>
     <w:p>
@@ -1332,7 +1197,7 @@
         <w:pStyle w:val="ListParagraph"/>
         <w:numPr>
           <w:ilvl w:val="0"/>
-          <w:numId w:val="27"/>
+          <w:numId w:val="34"/>
         </w:numPr>
         <w:spacing w:before="100" w:beforeAutospacing="1" w:after="100" w:afterAutospacing="1"/>
         <w:jc w:val="both"/>
@@ -1350,27 +1215,7 @@
           <w:szCs w:val="24"/>
           <w:lang w:eastAsia="en-US"/>
         </w:rPr>
-        <w:t xml:space="preserve">Solved a difficult production issue where rapid tab changes caused stale data and duplicated requests by introducing safer event throttling, guarded refresh logic, and clearer lifecycle handling, reducing related support tickets by </w:t>
-      </w:r>
-      <w:r>
-        <w:rPr>
-          <w:rFonts w:ascii="Times New Roman" w:eastAsia="Times New Roman" w:hAnsi="Times New Roman" w:cs="Times New Roman"/>
-          <w:b/>
-          <w:bCs/>
-          <w:sz w:val="22"/>
-          <w:szCs w:val="24"/>
-          <w:lang w:eastAsia="en-US"/>
-        </w:rPr>
-        <w:t>31%</w:t>
-      </w:r>
-      <w:r>
-        <w:rPr>
-          <w:rFonts w:ascii="Times New Roman" w:eastAsia="Times New Roman" w:hAnsi="Times New Roman" w:cs="Times New Roman"/>
-          <w:sz w:val="22"/>
-          <w:szCs w:val="24"/>
-          <w:lang w:eastAsia="en-US"/>
-        </w:rPr>
-        <w:t>.</w:t>
+        <w:t>Solved a difficult crash issue triggered by rapid navigation and delayed API callbacks by tightening lifecycle handling, adding safer weak references, and improving cancellation behavior for in-flight requests during screen transitions.</w:t>
       </w:r>
     </w:p>
     <w:p>
@@ -1378,7 +1223,7 @@
         <w:pStyle w:val="ListParagraph"/>
         <w:numPr>
           <w:ilvl w:val="0"/>
-          <w:numId w:val="27"/>
+          <w:numId w:val="34"/>
         </w:numPr>
         <w:spacing w:before="100" w:beforeAutospacing="1" w:after="100" w:afterAutospacing="1"/>
         <w:jc w:val="both"/>
@@ -1396,27 +1241,7 @@
           <w:szCs w:val="24"/>
           <w:lang w:eastAsia="en-US"/>
         </w:rPr>
-        <w:t xml:space="preserve">Implemented resilient API integration layers with token refresh protection, retry-safe request handling, and structured error mapping, which improved session stability during unstable network conditions and reduced failed action flows by </w:t>
-      </w:r>
-      <w:r>
-        <w:rPr>
-          <w:rFonts w:ascii="Times New Roman" w:eastAsia="Times New Roman" w:hAnsi="Times New Roman" w:cs="Times New Roman"/>
-          <w:b/>
-          <w:bCs/>
-          <w:sz w:val="22"/>
-          <w:szCs w:val="24"/>
-          <w:lang w:eastAsia="en-US"/>
-        </w:rPr>
-        <w:t>26%</w:t>
-      </w:r>
-      <w:r>
-        <w:rPr>
-          <w:rFonts w:ascii="Times New Roman" w:eastAsia="Times New Roman" w:hAnsi="Times New Roman" w:cs="Times New Roman"/>
-          <w:sz w:val="22"/>
-          <w:szCs w:val="24"/>
-          <w:lang w:eastAsia="en-US"/>
-        </w:rPr>
-        <w:t>.</w:t>
+        <w:t>Implemented new product capabilities involving secure profile updates, document submission flows, and approval-state rendering, using flexible composition patterns that supported changing business rules without forcing repeated screen rewrites.</w:t>
       </w:r>
     </w:p>
     <w:p>
@@ -1424,7 +1249,7 @@
         <w:pStyle w:val="ListParagraph"/>
         <w:numPr>
           <w:ilvl w:val="0"/>
-          <w:numId w:val="27"/>
+          <w:numId w:val="34"/>
         </w:numPr>
         <w:spacing w:before="100" w:beforeAutospacing="1" w:after="100" w:afterAutospacing="1"/>
         <w:jc w:val="both"/>
@@ -1442,8 +1267,9 @@
           <w:szCs w:val="24"/>
           <w:lang w:eastAsia="en-US"/>
         </w:rPr>
-        <w:t xml:space="preserve">Fixed a memory-related crash affecting image-heavy screens by optimizing list rendering, limiting unnecessary rebuilds, and improving cache usage, which contributed to a measurable </w:t>
-      </w:r>
+        <w:t xml:space="preserve">Improved slow-loading dashboard sections by reducing unnecessary request chaining, introducing leaner payload handling with </w:t>
+      </w:r>
+      <w:proofErr w:type="spellStart"/>
       <w:r>
         <w:rPr>
           <w:rFonts w:ascii="Times New Roman" w:eastAsia="Times New Roman" w:hAnsi="Times New Roman" w:cs="Times New Roman"/>
@@ -1453,16 +1279,37 @@
           <w:szCs w:val="24"/>
           <w:lang w:eastAsia="en-US"/>
         </w:rPr>
-        <w:t>22%</w:t>
-      </w:r>
-      <w:r>
-        <w:rPr>
-          <w:rFonts w:ascii="Times New Roman" w:eastAsia="Times New Roman" w:hAnsi="Times New Roman" w:cs="Times New Roman"/>
-          <w:sz w:val="22"/>
-          <w:szCs w:val="24"/>
-          <w:lang w:eastAsia="en-US"/>
-        </w:rPr>
-        <w:t xml:space="preserve"> improvement in crash-free sessions.</w:t>
+        <w:t>Codable</w:t>
+      </w:r>
+      <w:proofErr w:type="spellEnd"/>
+      <w:r>
+        <w:rPr>
+          <w:rFonts w:ascii="Times New Roman" w:eastAsia="Times New Roman" w:hAnsi="Times New Roman" w:cs="Times New Roman"/>
+          <w:sz w:val="22"/>
+          <w:szCs w:val="24"/>
+          <w:lang w:eastAsia="en-US"/>
+        </w:rPr>
+        <w:t xml:space="preserve">, and refining caching behavior, which improved perceived screen readiness by </w:t>
+      </w:r>
+      <w:r>
+        <w:rPr>
+          <w:rFonts w:ascii="Times New Roman" w:eastAsia="Times New Roman" w:hAnsi="Times New Roman" w:cs="Times New Roman"/>
+          <w:b/>
+          <w:bCs/>
+          <w:sz w:val="22"/>
+          <w:szCs w:val="24"/>
+          <w:lang w:eastAsia="en-US"/>
+        </w:rPr>
+        <w:t>24%</w:t>
+      </w:r>
+      <w:r>
+        <w:rPr>
+          <w:rFonts w:ascii="Times New Roman" w:eastAsia="Times New Roman" w:hAnsi="Times New Roman" w:cs="Times New Roman"/>
+          <w:sz w:val="22"/>
+          <w:szCs w:val="24"/>
+          <w:lang w:eastAsia="en-US"/>
+        </w:rPr>
+        <w:t xml:space="preserve"> on repeat usage.</w:t>
       </w:r>
     </w:p>
     <w:p>
@@ -1470,7 +1317,7 @@
         <w:pStyle w:val="ListParagraph"/>
         <w:numPr>
           <w:ilvl w:val="0"/>
-          <w:numId w:val="27"/>
+          <w:numId w:val="34"/>
         </w:numPr>
         <w:spacing w:before="100" w:beforeAutospacing="1" w:after="100" w:afterAutospacing="1"/>
         <w:jc w:val="both"/>
@@ -1488,27 +1335,7 @@
           <w:szCs w:val="24"/>
           <w:lang w:eastAsia="en-US"/>
         </w:rPr>
-        <w:t xml:space="preserve">Introduced offline-aware behavior for selected workflows by combining local persistence, queued updates, and sync recovery rules, which helped field users continue critical tasks during temporary connectivity loss and improved task completion by </w:t>
-      </w:r>
-      <w:r>
-        <w:rPr>
-          <w:rFonts w:ascii="Times New Roman" w:eastAsia="Times New Roman" w:hAnsi="Times New Roman" w:cs="Times New Roman"/>
-          <w:b/>
-          <w:bCs/>
-          <w:sz w:val="22"/>
-          <w:szCs w:val="24"/>
-          <w:lang w:eastAsia="en-US"/>
-        </w:rPr>
-        <w:t>18%</w:t>
-      </w:r>
-      <w:r>
-        <w:rPr>
-          <w:rFonts w:ascii="Times New Roman" w:eastAsia="Times New Roman" w:hAnsi="Times New Roman" w:cs="Times New Roman"/>
-          <w:sz w:val="22"/>
-          <w:szCs w:val="24"/>
-          <w:lang w:eastAsia="en-US"/>
-        </w:rPr>
-        <w:t>.</w:t>
+        <w:t>Stabilized form persistence for interrupted sessions by combining temporary local storage, restore-safe view state handling, and clearer validation recovery, which reduced abandoned submissions caused by app interruptions and route changes.</w:t>
       </w:r>
     </w:p>
     <w:p>
@@ -1516,7 +1343,7 @@
         <w:pStyle w:val="ListParagraph"/>
         <w:numPr>
           <w:ilvl w:val="0"/>
-          <w:numId w:val="27"/>
+          <w:numId w:val="34"/>
         </w:numPr>
         <w:spacing w:before="100" w:beforeAutospacing="1" w:after="100" w:afterAutospacing="1"/>
         <w:jc w:val="both"/>
@@ -1535,47 +1362,27 @@
           <w:lang w:eastAsia="en-US"/>
         </w:rPr>
         <w:lastRenderedPageBreak/>
-        <w:t xml:space="preserve">Stabilized a release-blocking plugin conflict after dependency upgrades by aligning package versions, adjusting Android </w:t>
-      </w:r>
-      <w:proofErr w:type="spellStart"/>
-      <w:r>
-        <w:rPr>
-          <w:rFonts w:ascii="Times New Roman" w:eastAsia="Times New Roman" w:hAnsi="Times New Roman" w:cs="Times New Roman"/>
-          <w:sz w:val="22"/>
-          <w:szCs w:val="24"/>
-          <w:lang w:eastAsia="en-US"/>
-        </w:rPr>
-        <w:t>Gradle</w:t>
-      </w:r>
-      <w:proofErr w:type="spellEnd"/>
-      <w:r>
-        <w:rPr>
-          <w:rFonts w:ascii="Times New Roman" w:eastAsia="Times New Roman" w:hAnsi="Times New Roman" w:cs="Times New Roman"/>
-          <w:sz w:val="22"/>
-          <w:szCs w:val="24"/>
-          <w:lang w:eastAsia="en-US"/>
-        </w:rPr>
-        <w:t xml:space="preserve"> configuration, and validating </w:t>
-      </w:r>
-      <w:proofErr w:type="spellStart"/>
-      <w:r>
-        <w:rPr>
-          <w:rFonts w:ascii="Times New Roman" w:eastAsia="Times New Roman" w:hAnsi="Times New Roman" w:cs="Times New Roman"/>
-          <w:sz w:val="22"/>
-          <w:szCs w:val="24"/>
-          <w:lang w:eastAsia="en-US"/>
-        </w:rPr>
-        <w:t>iOS</w:t>
-      </w:r>
-      <w:proofErr w:type="spellEnd"/>
-      <w:r>
-        <w:rPr>
-          <w:rFonts w:ascii="Times New Roman" w:eastAsia="Times New Roman" w:hAnsi="Times New Roman" w:cs="Times New Roman"/>
-          <w:sz w:val="22"/>
-          <w:szCs w:val="24"/>
-          <w:lang w:eastAsia="en-US"/>
-        </w:rPr>
-        <w:t xml:space="preserve"> pod compatibility, allowing the application to ship without rolling back newer capabilities.</w:t>
+        <w:t xml:space="preserve">Worked closely with backend engineers to improve error contract handling for edge-case responses, </w:t>
+      </w:r>
+      <w:proofErr w:type="gramStart"/>
+      <w:r>
+        <w:rPr>
+          <w:rFonts w:ascii="Times New Roman" w:eastAsia="Times New Roman" w:hAnsi="Times New Roman" w:cs="Times New Roman"/>
+          <w:sz w:val="22"/>
+          <w:szCs w:val="24"/>
+          <w:lang w:eastAsia="en-US"/>
+        </w:rPr>
+        <w:t>then</w:t>
+      </w:r>
+      <w:proofErr w:type="gramEnd"/>
+      <w:r>
+        <w:rPr>
+          <w:rFonts w:ascii="Times New Roman" w:eastAsia="Times New Roman" w:hAnsi="Times New Roman" w:cs="Times New Roman"/>
+          <w:sz w:val="22"/>
+          <w:szCs w:val="24"/>
+          <w:lang w:eastAsia="en-US"/>
+        </w:rPr>
+        <w:t xml:space="preserve"> mapped those failures into clearer in-app states so users saw actionable guidance instead of silent loading loops or generic failures.</w:t>
       </w:r>
     </w:p>
     <w:p>
@@ -1583,7 +1390,7 @@
         <w:pStyle w:val="ListParagraph"/>
         <w:numPr>
           <w:ilvl w:val="0"/>
-          <w:numId w:val="27"/>
+          <w:numId w:val="34"/>
         </w:numPr>
         <w:spacing w:before="100" w:beforeAutospacing="1" w:after="100" w:afterAutospacing="1"/>
         <w:jc w:val="both"/>
@@ -1601,27 +1408,7 @@
           <w:szCs w:val="24"/>
           <w:lang w:eastAsia="en-US"/>
         </w:rPr>
-        <w:t xml:space="preserve">Improved startup responsiveness by removing unnecessary initialization work from the main launch path and deferring secondary services more safely, which reduced perceived app open time by </w:t>
-      </w:r>
-      <w:r>
-        <w:rPr>
-          <w:rFonts w:ascii="Times New Roman" w:eastAsia="Times New Roman" w:hAnsi="Times New Roman" w:cs="Times New Roman"/>
-          <w:b/>
-          <w:bCs/>
-          <w:sz w:val="22"/>
-          <w:szCs w:val="24"/>
-          <w:lang w:eastAsia="en-US"/>
-        </w:rPr>
-        <w:t>24%</w:t>
-      </w:r>
-      <w:r>
-        <w:rPr>
-          <w:rFonts w:ascii="Times New Roman" w:eastAsia="Times New Roman" w:hAnsi="Times New Roman" w:cs="Times New Roman"/>
-          <w:sz w:val="22"/>
-          <w:szCs w:val="24"/>
-          <w:lang w:eastAsia="en-US"/>
-        </w:rPr>
-        <w:t xml:space="preserve"> on mid-range Android devices.</w:t>
+        <w:t>Reduced production defects tied to inconsistent thread usage by moving UI updates onto safer execution paths and auditing asynchronous completion handling, which improved reliability during multi-step submission and refresh flows.</w:t>
       </w:r>
     </w:p>
     <w:p>
@@ -1629,7 +1416,7 @@
         <w:pStyle w:val="ListParagraph"/>
         <w:numPr>
           <w:ilvl w:val="0"/>
-          <w:numId w:val="27"/>
+          <w:numId w:val="34"/>
         </w:numPr>
         <w:spacing w:before="100" w:beforeAutospacing="1" w:after="100" w:afterAutospacing="1"/>
         <w:jc w:val="both"/>
@@ -1647,8 +1434,9 @@
           <w:szCs w:val="24"/>
           <w:lang w:eastAsia="en-US"/>
         </w:rPr>
-        <w:t xml:space="preserve">Implemented push notification handling for reminder and status-change flows with stronger routing logic and safer payload parsing, which improved notification-driven re-engagement and increased opened action paths by </w:t>
-      </w:r>
+        <w:t xml:space="preserve">Strengthened release quality through </w:t>
+      </w:r>
+      <w:proofErr w:type="spellStart"/>
       <w:r>
         <w:rPr>
           <w:rFonts w:ascii="Times New Roman" w:eastAsia="Times New Roman" w:hAnsi="Times New Roman" w:cs="Times New Roman"/>
@@ -1658,7 +1446,48 @@
           <w:szCs w:val="24"/>
           <w:lang w:eastAsia="en-US"/>
         </w:rPr>
-        <w:t>17%</w:t>
+        <w:t>XCTest</w:t>
+      </w:r>
+      <w:proofErr w:type="spellEnd"/>
+      <w:r>
+        <w:rPr>
+          <w:rFonts w:ascii="Times New Roman" w:eastAsia="Times New Roman" w:hAnsi="Times New Roman" w:cs="Times New Roman"/>
+          <w:sz w:val="22"/>
+          <w:szCs w:val="24"/>
+          <w:lang w:eastAsia="en-US"/>
+        </w:rPr>
+        <w:t xml:space="preserve"> coverage on business-critical paths, targeted regression checks, and more disciplined pre-release validation, helping reduce repeat QA escapes across core </w:t>
+      </w:r>
+      <w:proofErr w:type="spellStart"/>
+      <w:r>
+        <w:rPr>
+          <w:rFonts w:ascii="Times New Roman" w:eastAsia="Times New Roman" w:hAnsi="Times New Roman" w:cs="Times New Roman"/>
+          <w:sz w:val="22"/>
+          <w:szCs w:val="24"/>
+          <w:lang w:eastAsia="en-US"/>
+        </w:rPr>
+        <w:t>iOS</w:t>
+      </w:r>
+      <w:proofErr w:type="spellEnd"/>
+      <w:r>
+        <w:rPr>
+          <w:rFonts w:ascii="Times New Roman" w:eastAsia="Times New Roman" w:hAnsi="Times New Roman" w:cs="Times New Roman"/>
+          <w:sz w:val="22"/>
+          <w:szCs w:val="24"/>
+          <w:lang w:eastAsia="en-US"/>
+        </w:rPr>
+        <w:t xml:space="preserve"> workflows by </w:t>
+      </w:r>
+      <w:r>
+        <w:rPr>
+          <w:rFonts w:ascii="Times New Roman" w:eastAsia="Times New Roman" w:hAnsi="Times New Roman" w:cs="Times New Roman"/>
+          <w:b/>
+          <w:bCs/>
+          <w:sz w:val="22"/>
+          <w:szCs w:val="24"/>
+          <w:lang w:eastAsia="en-US"/>
+        </w:rPr>
+        <w:t>16%</w:t>
       </w:r>
       <w:r>
         <w:rPr>
@@ -1675,7 +1504,7 @@
         <w:pStyle w:val="ListParagraph"/>
         <w:numPr>
           <w:ilvl w:val="0"/>
-          <w:numId w:val="27"/>
+          <w:numId w:val="34"/>
         </w:numPr>
         <w:spacing w:before="100" w:beforeAutospacing="1" w:after="100" w:afterAutospacing="1"/>
         <w:jc w:val="both"/>
@@ -1693,27 +1522,27 @@
           <w:szCs w:val="24"/>
           <w:lang w:eastAsia="en-US"/>
         </w:rPr>
-        <w:t xml:space="preserve">Worked closely with QA and product teams to reproduce edge-case bugs around form recovery, navigation back stacks, and interrupted submissions, helping shorten the average mobile defect resolution cycle by </w:t>
-      </w:r>
-      <w:r>
-        <w:rPr>
-          <w:rFonts w:ascii="Times New Roman" w:eastAsia="Times New Roman" w:hAnsi="Times New Roman" w:cs="Times New Roman"/>
-          <w:b/>
-          <w:bCs/>
-          <w:sz w:val="22"/>
-          <w:szCs w:val="24"/>
-          <w:lang w:eastAsia="en-US"/>
-        </w:rPr>
-        <w:t>28%</w:t>
-      </w:r>
-      <w:r>
-        <w:rPr>
-          <w:rFonts w:ascii="Times New Roman" w:eastAsia="Times New Roman" w:hAnsi="Times New Roman" w:cs="Times New Roman"/>
-          <w:sz w:val="22"/>
-          <w:szCs w:val="24"/>
-          <w:lang w:eastAsia="en-US"/>
-        </w:rPr>
-        <w:t>.</w:t>
+        <w:t xml:space="preserve">Supported maintainable growth of the application by documenting architectural decisions, reviewing pull requests with a strong focus on readability and lifecycle safety, and mentoring teammates on pragmatic </w:t>
+      </w:r>
+      <w:proofErr w:type="spellStart"/>
+      <w:r>
+        <w:rPr>
+          <w:rFonts w:ascii="Times New Roman" w:eastAsia="Times New Roman" w:hAnsi="Times New Roman" w:cs="Times New Roman"/>
+          <w:sz w:val="22"/>
+          <w:szCs w:val="24"/>
+          <w:lang w:eastAsia="en-US"/>
+        </w:rPr>
+        <w:t>iOS</w:t>
+      </w:r>
+      <w:proofErr w:type="spellEnd"/>
+      <w:r>
+        <w:rPr>
+          <w:rFonts w:ascii="Times New Roman" w:eastAsia="Times New Roman" w:hAnsi="Times New Roman" w:cs="Times New Roman"/>
+          <w:sz w:val="22"/>
+          <w:szCs w:val="24"/>
+          <w:lang w:eastAsia="en-US"/>
+        </w:rPr>
+        <w:t xml:space="preserve"> implementation patterns.</w:t>
       </w:r>
     </w:p>
     <w:p>
@@ -1721,7 +1550,7 @@
         <w:pStyle w:val="ListParagraph"/>
         <w:numPr>
           <w:ilvl w:val="0"/>
-          <w:numId w:val="27"/>
+          <w:numId w:val="34"/>
         </w:numPr>
         <w:spacing w:before="100" w:beforeAutospacing="1" w:after="100" w:afterAutospacing="1"/>
         <w:jc w:val="both"/>
@@ -1739,47 +1568,27 @@
           <w:szCs w:val="24"/>
           <w:lang w:eastAsia="en-US"/>
         </w:rPr>
-        <w:t xml:space="preserve">Supported release readiness across </w:t>
-      </w:r>
-      <w:r>
-        <w:rPr>
-          <w:rFonts w:ascii="Times New Roman" w:eastAsia="Times New Roman" w:hAnsi="Times New Roman" w:cs="Times New Roman"/>
-          <w:b/>
-          <w:bCs/>
-          <w:sz w:val="22"/>
-          <w:szCs w:val="24"/>
-          <w:lang w:eastAsia="en-US"/>
-        </w:rPr>
-        <w:t>Google Play</w:t>
-      </w:r>
-      <w:r>
-        <w:rPr>
-          <w:rFonts w:ascii="Times New Roman" w:eastAsia="Times New Roman" w:hAnsi="Times New Roman" w:cs="Times New Roman"/>
-          <w:sz w:val="22"/>
-          <w:szCs w:val="24"/>
-          <w:lang w:eastAsia="en-US"/>
-        </w:rPr>
-        <w:t xml:space="preserve"> and </w:t>
-      </w:r>
-      <w:r>
-        <w:rPr>
-          <w:rFonts w:ascii="Times New Roman" w:eastAsia="Times New Roman" w:hAnsi="Times New Roman" w:cs="Times New Roman"/>
-          <w:b/>
-          <w:bCs/>
-          <w:sz w:val="22"/>
-          <w:szCs w:val="24"/>
-          <w:lang w:eastAsia="en-US"/>
-        </w:rPr>
-        <w:t>App Store</w:t>
-      </w:r>
-      <w:r>
-        <w:rPr>
-          <w:rFonts w:ascii="Times New Roman" w:eastAsia="Times New Roman" w:hAnsi="Times New Roman" w:cs="Times New Roman"/>
-          <w:sz w:val="22"/>
-          <w:szCs w:val="24"/>
-          <w:lang w:eastAsia="en-US"/>
-        </w:rPr>
-        <w:t xml:space="preserve"> pipelines through environment cleanup, signing validation, build configuration checks, and pre-release regression verification, improving deployment predictability during fast iteration cycles.</w:t>
+        <w:t xml:space="preserve">Collaborated on App Store and </w:t>
+      </w:r>
+      <w:proofErr w:type="spellStart"/>
+      <w:r>
+        <w:rPr>
+          <w:rFonts w:ascii="Times New Roman" w:eastAsia="Times New Roman" w:hAnsi="Times New Roman" w:cs="Times New Roman"/>
+          <w:sz w:val="22"/>
+          <w:szCs w:val="24"/>
+          <w:lang w:eastAsia="en-US"/>
+        </w:rPr>
+        <w:t>TestFlight</w:t>
+      </w:r>
+      <w:proofErr w:type="spellEnd"/>
+      <w:r>
+        <w:rPr>
+          <w:rFonts w:ascii="Times New Roman" w:eastAsia="Times New Roman" w:hAnsi="Times New Roman" w:cs="Times New Roman"/>
+          <w:sz w:val="22"/>
+          <w:szCs w:val="24"/>
+          <w:lang w:eastAsia="en-US"/>
+        </w:rPr>
+        <w:t xml:space="preserve"> delivery readiness by improving build stability, release notes discipline, and issue triage flow, helping the team ship updates with fewer last-minute blockers and cleaner rollout confidence.</w:t>
       </w:r>
     </w:p>
     <w:p>
@@ -1877,7 +1686,7 @@
         <w:pStyle w:val="ListParagraph"/>
         <w:numPr>
           <w:ilvl w:val="0"/>
-          <w:numId w:val="28"/>
+          <w:numId w:val="38"/>
         </w:numPr>
         <w:spacing w:before="100" w:beforeAutospacing="1" w:after="100" w:afterAutospacing="1"/>
         <w:jc w:val="both"/>
@@ -1888,14 +1697,35 @@
           <w:lang w:eastAsia="en-US"/>
         </w:rPr>
       </w:pPr>
-      <w:r>
-        <w:rPr>
-          <w:rFonts w:ascii="Times New Roman" w:eastAsia="Times New Roman" w:hAnsi="Times New Roman" w:cs="Times New Roman"/>
-          <w:sz w:val="22"/>
-          <w:szCs w:val="24"/>
-          <w:lang w:eastAsia="en-US"/>
-        </w:rPr>
-        <w:t xml:space="preserve">Built cross-platform mobile features with </w:t>
+      <w:bookmarkStart w:id="0" w:name="_GoBack"/>
+      <w:r>
+        <w:rPr>
+          <w:rFonts w:ascii="Times New Roman" w:eastAsia="Times New Roman" w:hAnsi="Times New Roman" w:cs="Times New Roman"/>
+          <w:sz w:val="22"/>
+          <w:szCs w:val="24"/>
+          <w:lang w:eastAsia="en-US"/>
+        </w:rPr>
+        <w:t xml:space="preserve">Built production </w:t>
+      </w:r>
+      <w:proofErr w:type="spellStart"/>
+      <w:r>
+        <w:rPr>
+          <w:rFonts w:ascii="Times New Roman" w:eastAsia="Times New Roman" w:hAnsi="Times New Roman" w:cs="Times New Roman"/>
+          <w:sz w:val="22"/>
+          <w:szCs w:val="24"/>
+          <w:lang w:eastAsia="en-US"/>
+        </w:rPr>
+        <w:t>iOS</w:t>
+      </w:r>
+      <w:proofErr w:type="spellEnd"/>
+      <w:r>
+        <w:rPr>
+          <w:rFonts w:ascii="Times New Roman" w:eastAsia="Times New Roman" w:hAnsi="Times New Roman" w:cs="Times New Roman"/>
+          <w:sz w:val="22"/>
+          <w:szCs w:val="24"/>
+          <w:lang w:eastAsia="en-US"/>
+        </w:rPr>
+        <w:t xml:space="preserve"> features using </w:t>
       </w:r>
       <w:r>
         <w:rPr>
@@ -1906,17 +1736,18 @@
           <w:szCs w:val="24"/>
           <w:lang w:eastAsia="en-US"/>
         </w:rPr>
-        <w:t>Flutter 2.x–3.x</w:t>
-      </w:r>
-      <w:r>
-        <w:rPr>
-          <w:rFonts w:ascii="Times New Roman" w:eastAsia="Times New Roman" w:hAnsi="Times New Roman" w:cs="Times New Roman"/>
-          <w:sz w:val="22"/>
-          <w:szCs w:val="24"/>
-          <w:lang w:eastAsia="en-US"/>
-        </w:rPr>
-        <w:t xml:space="preserve"> and </w:t>
-      </w:r>
+        <w:t>Swift 5.x</w:t>
+      </w:r>
+      <w:r>
+        <w:rPr>
+          <w:rFonts w:ascii="Times New Roman" w:eastAsia="Times New Roman" w:hAnsi="Times New Roman" w:cs="Times New Roman"/>
+          <w:sz w:val="22"/>
+          <w:szCs w:val="24"/>
+          <w:lang w:eastAsia="en-US"/>
+        </w:rPr>
+        <w:t xml:space="preserve">, </w:t>
+      </w:r>
+      <w:proofErr w:type="spellStart"/>
       <w:r>
         <w:rPr>
           <w:rFonts w:ascii="Times New Roman" w:eastAsia="Times New Roman" w:hAnsi="Times New Roman" w:cs="Times New Roman"/>
@@ -1926,26 +1757,7 @@
           <w:szCs w:val="24"/>
           <w:lang w:eastAsia="en-US"/>
         </w:rPr>
-        <w:t>Dart 2.x</w:t>
-      </w:r>
-      <w:r>
-        <w:rPr>
-          <w:rFonts w:ascii="Times New Roman" w:eastAsia="Times New Roman" w:hAnsi="Times New Roman" w:cs="Times New Roman"/>
-          <w:sz w:val="22"/>
-          <w:szCs w:val="24"/>
-          <w:lang w:eastAsia="en-US"/>
-        </w:rPr>
-        <w:t xml:space="preserve">, delivering customer-facing and internal business workflows that improved consistency across Android and </w:t>
-      </w:r>
-      <w:proofErr w:type="spellStart"/>
-      <w:r>
-        <w:rPr>
-          <w:rFonts w:ascii="Times New Roman" w:eastAsia="Times New Roman" w:hAnsi="Times New Roman" w:cs="Times New Roman"/>
-          <w:sz w:val="22"/>
-          <w:szCs w:val="24"/>
-          <w:lang w:eastAsia="en-US"/>
-        </w:rPr>
-        <w:t>iOS</w:t>
+        <w:t>UIKit</w:t>
       </w:r>
       <w:proofErr w:type="spellEnd"/>
       <w:r>
@@ -1955,27 +1767,7 @@
           <w:szCs w:val="24"/>
           <w:lang w:eastAsia="en-US"/>
         </w:rPr>
-        <w:t xml:space="preserve"> while reducing parallel native implementation overhead by </w:t>
-      </w:r>
-      <w:r>
-        <w:rPr>
-          <w:rFonts w:ascii="Times New Roman" w:eastAsia="Times New Roman" w:hAnsi="Times New Roman" w:cs="Times New Roman"/>
-          <w:b/>
-          <w:bCs/>
-          <w:sz w:val="22"/>
-          <w:szCs w:val="24"/>
-          <w:lang w:eastAsia="en-US"/>
-        </w:rPr>
-        <w:t>37%</w:t>
-      </w:r>
-      <w:r>
-        <w:rPr>
-          <w:rFonts w:ascii="Times New Roman" w:eastAsia="Times New Roman" w:hAnsi="Times New Roman" w:cs="Times New Roman"/>
-          <w:sz w:val="22"/>
-          <w:szCs w:val="24"/>
-          <w:lang w:eastAsia="en-US"/>
-        </w:rPr>
-        <w:t>.</w:t>
+        <w:t>, and service-driven mobile patterns, contributing to a multi-screen application where reliability, smooth navigation, and consistent state handling were critical to day-to-day user adoption.</w:t>
       </w:r>
     </w:p>
     <w:p>
@@ -1983,7 +1775,7 @@
         <w:pStyle w:val="ListParagraph"/>
         <w:numPr>
           <w:ilvl w:val="0"/>
-          <w:numId w:val="28"/>
+          <w:numId w:val="38"/>
         </w:numPr>
         <w:spacing w:before="100" w:beforeAutospacing="1" w:after="100" w:afterAutospacing="1"/>
         <w:jc w:val="both"/>
@@ -2001,27 +1793,7 @@
           <w:szCs w:val="24"/>
           <w:lang w:eastAsia="en-US"/>
         </w:rPr>
-        <w:t xml:space="preserve">Led migration of selected older mobile modules into </w:t>
-      </w:r>
-      <w:r>
-        <w:rPr>
-          <w:rFonts w:ascii="Times New Roman" w:eastAsia="Times New Roman" w:hAnsi="Times New Roman" w:cs="Times New Roman"/>
-          <w:b/>
-          <w:bCs/>
-          <w:sz w:val="22"/>
-          <w:szCs w:val="24"/>
-          <w:lang w:eastAsia="en-US"/>
-        </w:rPr>
-        <w:t>Flutter</w:t>
-      </w:r>
-      <w:r>
-        <w:rPr>
-          <w:rFonts w:ascii="Times New Roman" w:eastAsia="Times New Roman" w:hAnsi="Times New Roman" w:cs="Times New Roman"/>
-          <w:sz w:val="22"/>
-          <w:szCs w:val="24"/>
-          <w:lang w:eastAsia="en-US"/>
-        </w:rPr>
-        <w:t xml:space="preserve"> from mixed legacy patterns, creating shared UI foundations and reusable service layers that made future feature delivery easier while lowering maintenance duplication across teams.</w:t>
+        <w:t>Migrated older mobile modules away from more brittle controller-heavy patterns into cleaner reusable structures with clearer state ownership, which improved extensibility and reduced the effort needed for later feature additions.</w:t>
       </w:r>
     </w:p>
     <w:p>
@@ -2029,7 +1801,7 @@
         <w:pStyle w:val="ListParagraph"/>
         <w:numPr>
           <w:ilvl w:val="0"/>
-          <w:numId w:val="28"/>
+          <w:numId w:val="38"/>
         </w:numPr>
         <w:spacing w:before="100" w:beforeAutospacing="1" w:after="100" w:afterAutospacing="1"/>
         <w:jc w:val="both"/>
@@ -2047,7 +1819,7 @@
           <w:szCs w:val="24"/>
           <w:lang w:eastAsia="en-US"/>
         </w:rPr>
-        <w:t xml:space="preserve">Designed scalable screen flows with cleaner navigation, better form orchestration, and reusable validation behavior, which improved completion quality on multi-step user journeys and reduced front-end form errors by </w:t>
+        <w:t xml:space="preserve">Delivered reusable implementations for list rendering, detail screens, filter logic, and validation-heavy forms, improving consistency across the application and reducing duplicate mobile code in frequently modified product areas by </w:t>
       </w:r>
       <w:r>
         <w:rPr>
@@ -2058,7 +1830,7 @@
           <w:szCs w:val="24"/>
           <w:lang w:eastAsia="en-US"/>
         </w:rPr>
-        <w:t>29%</w:t>
+        <w:t>21%</w:t>
       </w:r>
       <w:r>
         <w:rPr>
@@ -2075,7 +1847,7 @@
         <w:pStyle w:val="ListParagraph"/>
         <w:numPr>
           <w:ilvl w:val="0"/>
-          <w:numId w:val="28"/>
+          <w:numId w:val="38"/>
         </w:numPr>
         <w:spacing w:before="100" w:beforeAutospacing="1" w:after="100" w:afterAutospacing="1"/>
         <w:jc w:val="both"/>
@@ -2093,7 +1865,7 @@
           <w:szCs w:val="24"/>
           <w:lang w:eastAsia="en-US"/>
         </w:rPr>
-        <w:t>Solved an intermittent issue where app state was lost after background restoration by reviewing lifecycle events, tightening persistence rules, and restoring critical session data more safely during resume handling.</w:t>
+        <w:t>Investigated an intermittent bug where stale values appeared after quick background-to-foreground transitions, then resolved it through safer refresh sequencing, cache invalidation rules, and clearer screen rehydration behavior.</w:t>
       </w:r>
     </w:p>
     <w:p>
@@ -2101,7 +1873,7 @@
         <w:pStyle w:val="ListParagraph"/>
         <w:numPr>
           <w:ilvl w:val="0"/>
-          <w:numId w:val="28"/>
+          <w:numId w:val="38"/>
         </w:numPr>
         <w:spacing w:before="100" w:beforeAutospacing="1" w:after="100" w:afterAutospacing="1"/>
         <w:jc w:val="both"/>
@@ -2119,7 +1891,27 @@
           <w:szCs w:val="24"/>
           <w:lang w:eastAsia="en-US"/>
         </w:rPr>
-        <w:t>Implemented robust local caching and pagination strategies for list-heavy experiences, reducing unnecessary API pressure and improving scroll smoothness on slower devices while keeping data freshness behavior understandable for users.</w:t>
+        <w:t xml:space="preserve">Improved API integration quality by hardening decoding logic, validating malformed payload scenarios, and introducing safer fallback handling, which reduced user-facing failures caused by backend contract inconsistencies by </w:t>
+      </w:r>
+      <w:r>
+        <w:rPr>
+          <w:rFonts w:ascii="Times New Roman" w:eastAsia="Times New Roman" w:hAnsi="Times New Roman" w:cs="Times New Roman"/>
+          <w:b/>
+          <w:bCs/>
+          <w:sz w:val="22"/>
+          <w:szCs w:val="24"/>
+          <w:lang w:eastAsia="en-US"/>
+        </w:rPr>
+        <w:t>17%</w:t>
+      </w:r>
+      <w:r>
+        <w:rPr>
+          <w:rFonts w:ascii="Times New Roman" w:eastAsia="Times New Roman" w:hAnsi="Times New Roman" w:cs="Times New Roman"/>
+          <w:sz w:val="22"/>
+          <w:szCs w:val="24"/>
+          <w:lang w:eastAsia="en-US"/>
+        </w:rPr>
+        <w:t>.</w:t>
       </w:r>
     </w:p>
     <w:p>
@@ -2127,7 +1919,7 @@
         <w:pStyle w:val="ListParagraph"/>
         <w:numPr>
           <w:ilvl w:val="0"/>
-          <w:numId w:val="28"/>
+          <w:numId w:val="38"/>
         </w:numPr>
         <w:spacing w:before="100" w:beforeAutospacing="1" w:after="100" w:afterAutospacing="1"/>
         <w:jc w:val="both"/>
@@ -2145,60 +1937,7 @@
           <w:szCs w:val="24"/>
           <w:lang w:eastAsia="en-US"/>
         </w:rPr>
-        <w:t xml:space="preserve">Integrated </w:t>
-      </w:r>
-      <w:r>
-        <w:rPr>
-          <w:rFonts w:ascii="Times New Roman" w:eastAsia="Times New Roman" w:hAnsi="Times New Roman" w:cs="Times New Roman"/>
-          <w:b/>
-          <w:bCs/>
-          <w:sz w:val="22"/>
-          <w:szCs w:val="24"/>
-          <w:lang w:eastAsia="en-US"/>
-        </w:rPr>
-        <w:t xml:space="preserve">Firebase </w:t>
-      </w:r>
-      <w:proofErr w:type="spellStart"/>
-      <w:r>
-        <w:rPr>
-          <w:rFonts w:ascii="Times New Roman" w:eastAsia="Times New Roman" w:hAnsi="Times New Roman" w:cs="Times New Roman"/>
-          <w:b/>
-          <w:bCs/>
-          <w:sz w:val="22"/>
-          <w:szCs w:val="24"/>
-          <w:lang w:eastAsia="en-US"/>
-        </w:rPr>
-        <w:t>Crashlytics</w:t>
-      </w:r>
-      <w:proofErr w:type="spellEnd"/>
-      <w:r>
-        <w:rPr>
-          <w:rFonts w:ascii="Times New Roman" w:eastAsia="Times New Roman" w:hAnsi="Times New Roman" w:cs="Times New Roman"/>
-          <w:sz w:val="22"/>
-          <w:szCs w:val="24"/>
-          <w:lang w:eastAsia="en-US"/>
-        </w:rPr>
-        <w:t xml:space="preserve"> and analytics instrumentation across key user journeys, helping the team isolate recurring failure points and prioritize fixes that improved crash-free user sessions by </w:t>
-      </w:r>
-      <w:r>
-        <w:rPr>
-          <w:rFonts w:ascii="Times New Roman" w:eastAsia="Times New Roman" w:hAnsi="Times New Roman" w:cs="Times New Roman"/>
-          <w:b/>
-          <w:bCs/>
-          <w:sz w:val="22"/>
-          <w:szCs w:val="24"/>
-          <w:lang w:eastAsia="en-US"/>
-        </w:rPr>
-        <w:t>21%</w:t>
-      </w:r>
-      <w:r>
-        <w:rPr>
-          <w:rFonts w:ascii="Times New Roman" w:eastAsia="Times New Roman" w:hAnsi="Times New Roman" w:cs="Times New Roman"/>
-          <w:sz w:val="22"/>
-          <w:szCs w:val="24"/>
-          <w:lang w:eastAsia="en-US"/>
-        </w:rPr>
-        <w:t xml:space="preserve"> over successive releases.</w:t>
+        <w:t>Implemented push-notification-driven navigation flows and context-aware deep linking, making it easier for users to reach relevant screens directly while reducing friction in time-sensitive feature interactions.</w:t>
       </w:r>
     </w:p>
     <w:p>
@@ -2206,7 +1945,7 @@
         <w:pStyle w:val="ListParagraph"/>
         <w:numPr>
           <w:ilvl w:val="0"/>
-          <w:numId w:val="28"/>
+          <w:numId w:val="38"/>
         </w:numPr>
         <w:spacing w:before="100" w:beforeAutospacing="1" w:after="100" w:afterAutospacing="1"/>
         <w:jc w:val="both"/>
@@ -2224,7 +1963,7 @@
           <w:szCs w:val="24"/>
           <w:lang w:eastAsia="en-US"/>
         </w:rPr>
-        <w:t xml:space="preserve">Handled a difficult upgrade path between </w:t>
+        <w:t xml:space="preserve">Refined persistence behavior using </w:t>
       </w:r>
       <w:r>
         <w:rPr>
@@ -2235,36 +1974,16 @@
           <w:szCs w:val="24"/>
           <w:lang w:eastAsia="en-US"/>
         </w:rPr>
-        <w:t>Flutter 1.x</w:t>
-      </w:r>
-      <w:r>
-        <w:rPr>
-          <w:rFonts w:ascii="Times New Roman" w:eastAsia="Times New Roman" w:hAnsi="Times New Roman" w:cs="Times New Roman"/>
-          <w:sz w:val="22"/>
-          <w:szCs w:val="24"/>
-          <w:lang w:eastAsia="en-US"/>
-        </w:rPr>
-        <w:t xml:space="preserve"> legacy code and newer </w:t>
-      </w:r>
-      <w:r>
-        <w:rPr>
-          <w:rFonts w:ascii="Times New Roman" w:eastAsia="Times New Roman" w:hAnsi="Times New Roman" w:cs="Times New Roman"/>
-          <w:b/>
-          <w:bCs/>
-          <w:sz w:val="22"/>
-          <w:szCs w:val="24"/>
-          <w:lang w:eastAsia="en-US"/>
-        </w:rPr>
-        <w:t>Flutter 2.x</w:t>
-      </w:r>
-      <w:r>
-        <w:rPr>
-          <w:rFonts w:ascii="Times New Roman" w:eastAsia="Times New Roman" w:hAnsi="Times New Roman" w:cs="Times New Roman"/>
-          <w:sz w:val="22"/>
-          <w:szCs w:val="24"/>
-          <w:lang w:eastAsia="en-US"/>
-        </w:rPr>
-        <w:t xml:space="preserve"> expectations by resolving null-safety preparation tasks, replacing outdated packages, and cleaning deprecated APIs before larger modernization work began.</w:t>
+        <w:t>Core Data</w:t>
+      </w:r>
+      <w:r>
+        <w:rPr>
+          <w:rFonts w:ascii="Times New Roman" w:eastAsia="Times New Roman" w:hAnsi="Times New Roman" w:cs="Times New Roman"/>
+          <w:sz w:val="22"/>
+          <w:szCs w:val="24"/>
+          <w:lang w:eastAsia="en-US"/>
+        </w:rPr>
+        <w:t xml:space="preserve"> and lightweight local state retention to better support offline recovery and interrupted workflows, improving continuity for users operating in unstable network conditions.</w:t>
       </w:r>
     </w:p>
     <w:p>
@@ -2272,7 +1991,7 @@
         <w:pStyle w:val="ListParagraph"/>
         <w:numPr>
           <w:ilvl w:val="0"/>
-          <w:numId w:val="28"/>
+          <w:numId w:val="38"/>
         </w:numPr>
         <w:spacing w:before="100" w:beforeAutospacing="1" w:after="100" w:afterAutospacing="1"/>
         <w:jc w:val="both"/>
@@ -2290,7 +2009,7 @@
           <w:szCs w:val="24"/>
           <w:lang w:eastAsia="en-US"/>
         </w:rPr>
-        <w:t xml:space="preserve">Created shared presentation components for cards, filters, dialogs, loaders, and form sections, which reduced repeated UI implementation effort by </w:t>
+        <w:t xml:space="preserve">Helped solve memory growth problems in media-heavy screens by profiling with </w:t>
       </w:r>
       <w:r>
         <w:rPr>
@@ -2301,16 +2020,16 @@
           <w:szCs w:val="24"/>
           <w:lang w:eastAsia="en-US"/>
         </w:rPr>
-        <w:t>33%</w:t>
-      </w:r>
-      <w:r>
-        <w:rPr>
-          <w:rFonts w:ascii="Times New Roman" w:eastAsia="Times New Roman" w:hAnsi="Times New Roman" w:cs="Times New Roman"/>
-          <w:sz w:val="22"/>
-          <w:szCs w:val="24"/>
-          <w:lang w:eastAsia="en-US"/>
-        </w:rPr>
-        <w:t xml:space="preserve"> and made brand-aligned mobile updates more efficient to roll out.</w:t>
+        <w:t>Instruments</w:t>
+      </w:r>
+      <w:r>
+        <w:rPr>
+          <w:rFonts w:ascii="Times New Roman" w:eastAsia="Times New Roman" w:hAnsi="Times New Roman" w:cs="Times New Roman"/>
+          <w:sz w:val="22"/>
+          <w:szCs w:val="24"/>
+          <w:lang w:eastAsia="en-US"/>
+        </w:rPr>
+        <w:t>, removing retained view references, and tightening image handling paths, which improved stability on longer sessions and older devices.</w:t>
       </w:r>
     </w:p>
     <w:p>
@@ -2318,7 +2037,7 @@
         <w:pStyle w:val="ListParagraph"/>
         <w:numPr>
           <w:ilvl w:val="0"/>
-          <w:numId w:val="28"/>
+          <w:numId w:val="38"/>
         </w:numPr>
         <w:spacing w:before="100" w:beforeAutospacing="1" w:after="100" w:afterAutospacing="1"/>
         <w:jc w:val="both"/>
@@ -2336,27 +2055,27 @@
           <w:szCs w:val="24"/>
           <w:lang w:eastAsia="en-US"/>
         </w:rPr>
-        <w:t xml:space="preserve">Improved authentication reliability by revising token refresh sequencing, securing local credential storage, and handling session-expiry edge cases more gracefully, which reduced forced re-login incidents by </w:t>
-      </w:r>
-      <w:r>
-        <w:rPr>
-          <w:rFonts w:ascii="Times New Roman" w:eastAsia="Times New Roman" w:hAnsi="Times New Roman" w:cs="Times New Roman"/>
-          <w:b/>
-          <w:bCs/>
-          <w:sz w:val="22"/>
-          <w:szCs w:val="24"/>
-          <w:lang w:eastAsia="en-US"/>
-        </w:rPr>
-        <w:t>24%</w:t>
-      </w:r>
-      <w:r>
-        <w:rPr>
-          <w:rFonts w:ascii="Times New Roman" w:eastAsia="Times New Roman" w:hAnsi="Times New Roman" w:cs="Times New Roman"/>
-          <w:sz w:val="22"/>
-          <w:szCs w:val="24"/>
-          <w:lang w:eastAsia="en-US"/>
-        </w:rPr>
-        <w:t>.</w:t>
+        <w:t xml:space="preserve">Worked across product and design discussions to turn changing requirements into maintainable </w:t>
+      </w:r>
+      <w:proofErr w:type="spellStart"/>
+      <w:r>
+        <w:rPr>
+          <w:rFonts w:ascii="Times New Roman" w:eastAsia="Times New Roman" w:hAnsi="Times New Roman" w:cs="Times New Roman"/>
+          <w:sz w:val="22"/>
+          <w:szCs w:val="24"/>
+          <w:lang w:eastAsia="en-US"/>
+        </w:rPr>
+        <w:t>iOS</w:t>
+      </w:r>
+      <w:proofErr w:type="spellEnd"/>
+      <w:r>
+        <w:rPr>
+          <w:rFonts w:ascii="Times New Roman" w:eastAsia="Times New Roman" w:hAnsi="Times New Roman" w:cs="Times New Roman"/>
+          <w:sz w:val="22"/>
+          <w:szCs w:val="24"/>
+          <w:lang w:eastAsia="en-US"/>
+        </w:rPr>
+        <w:t xml:space="preserve"> behavior, using flexible UI composition and validation strategies that avoided brittle one-off implementations.</w:t>
       </w:r>
     </w:p>
     <w:p>
@@ -2364,7 +2083,7 @@
         <w:pStyle w:val="ListParagraph"/>
         <w:numPr>
           <w:ilvl w:val="0"/>
-          <w:numId w:val="28"/>
+          <w:numId w:val="38"/>
         </w:numPr>
         <w:spacing w:before="100" w:beforeAutospacing="1" w:after="100" w:afterAutospacing="1"/>
         <w:jc w:val="both"/>
@@ -2382,7 +2101,40 @@
           <w:szCs w:val="24"/>
           <w:lang w:eastAsia="en-US"/>
         </w:rPr>
-        <w:t>Partnered with backend engineers on contract refinement, payload consistency, and error semantics so that mobile features could fail more transparently, recover more cleanly, and behave more predictably during partial service degradation.</w:t>
+        <w:t xml:space="preserve">Improved crash visibility and release diagnostics through </w:t>
+      </w:r>
+      <w:r>
+        <w:rPr>
+          <w:rFonts w:ascii="Times New Roman" w:eastAsia="Times New Roman" w:hAnsi="Times New Roman" w:cs="Times New Roman"/>
+          <w:b/>
+          <w:bCs/>
+          <w:sz w:val="22"/>
+          <w:szCs w:val="24"/>
+          <w:lang w:eastAsia="en-US"/>
+        </w:rPr>
+        <w:t xml:space="preserve">Firebase </w:t>
+      </w:r>
+      <w:proofErr w:type="spellStart"/>
+      <w:r>
+        <w:rPr>
+          <w:rFonts w:ascii="Times New Roman" w:eastAsia="Times New Roman" w:hAnsi="Times New Roman" w:cs="Times New Roman"/>
+          <w:b/>
+          <w:bCs/>
+          <w:sz w:val="22"/>
+          <w:szCs w:val="24"/>
+          <w:lang w:eastAsia="en-US"/>
+        </w:rPr>
+        <w:t>Crashlytics</w:t>
+      </w:r>
+      <w:proofErr w:type="spellEnd"/>
+      <w:r>
+        <w:rPr>
+          <w:rFonts w:ascii="Times New Roman" w:eastAsia="Times New Roman" w:hAnsi="Times New Roman" w:cs="Times New Roman"/>
+          <w:sz w:val="22"/>
+          <w:szCs w:val="24"/>
+          <w:lang w:eastAsia="en-US"/>
+        </w:rPr>
+        <w:t>, clearer logging, and issue grouping discipline, allowing root causes to be identified faster and shortening turnaround time for production fixes.</w:t>
       </w:r>
     </w:p>
     <w:p>
@@ -2390,7 +2142,7 @@
         <w:pStyle w:val="ListParagraph"/>
         <w:numPr>
           <w:ilvl w:val="0"/>
-          <w:numId w:val="28"/>
+          <w:numId w:val="38"/>
         </w:numPr>
         <w:spacing w:before="100" w:beforeAutospacing="1" w:after="100" w:afterAutospacing="1"/>
         <w:jc w:val="both"/>
@@ -2408,28 +2160,29 @@
           <w:szCs w:val="24"/>
           <w:lang w:eastAsia="en-US"/>
         </w:rPr>
-        <w:t xml:space="preserve">Supported CI/CD and release preparation by organizing build flavors, environment variables, and signing workflows for staging and production, which reduced avoidable packaging mistakes and improved release throughput by </w:t>
-      </w:r>
-      <w:r>
-        <w:rPr>
-          <w:rFonts w:ascii="Times New Roman" w:eastAsia="Times New Roman" w:hAnsi="Times New Roman" w:cs="Times New Roman"/>
-          <w:b/>
-          <w:bCs/>
-          <w:sz w:val="22"/>
-          <w:szCs w:val="24"/>
-          <w:lang w:eastAsia="en-US"/>
-        </w:rPr>
-        <w:t>19%</w:t>
-      </w:r>
-      <w:r>
-        <w:rPr>
-          <w:rFonts w:ascii="Times New Roman" w:eastAsia="Times New Roman" w:hAnsi="Times New Roman" w:cs="Times New Roman"/>
-          <w:sz w:val="22"/>
-          <w:szCs w:val="24"/>
-          <w:lang w:eastAsia="en-US"/>
-        </w:rPr>
-        <w:t>.</w:t>
-      </w:r>
+        <w:t xml:space="preserve">Contributed to </w:t>
+      </w:r>
+      <w:proofErr w:type="gramStart"/>
+      <w:r>
+        <w:rPr>
+          <w:rFonts w:ascii="Times New Roman" w:eastAsia="Times New Roman" w:hAnsi="Times New Roman" w:cs="Times New Roman"/>
+          <w:sz w:val="22"/>
+          <w:szCs w:val="24"/>
+          <w:lang w:eastAsia="en-US"/>
+        </w:rPr>
+        <w:t>peer</w:t>
+      </w:r>
+      <w:proofErr w:type="gramEnd"/>
+      <w:r>
+        <w:rPr>
+          <w:rFonts w:ascii="Times New Roman" w:eastAsia="Times New Roman" w:hAnsi="Times New Roman" w:cs="Times New Roman"/>
+          <w:sz w:val="22"/>
+          <w:szCs w:val="24"/>
+          <w:lang w:eastAsia="en-US"/>
+        </w:rPr>
+        <w:t xml:space="preserve"> reviews, technical discussions, and implementation standards that strengthened code quality across the mobile codebase while helping newer team members avoid common lifecycle and state-management mistakes.</w:t>
+      </w:r>
+      <w:bookmarkEnd w:id="0"/>
     </w:p>
     <w:p>
       <w:pPr>
@@ -2538,7 +2291,7 @@
         <w:pStyle w:val="ListParagraph"/>
         <w:numPr>
           <w:ilvl w:val="0"/>
-          <w:numId w:val="29"/>
+          <w:numId w:val="37"/>
         </w:numPr>
         <w:spacing w:before="100" w:beforeAutospacing="1" w:after="100" w:afterAutospacing="1"/>
         <w:jc w:val="both"/>
@@ -2556,7 +2309,27 @@
           <w:szCs w:val="24"/>
           <w:lang w:eastAsia="en-US"/>
         </w:rPr>
-        <w:t xml:space="preserve">Contributed to mobile and application delivery during a transition period that moved from traditional platform-specific patterns into </w:t>
+        <w:t xml:space="preserve">Developed business-focused </w:t>
+      </w:r>
+      <w:proofErr w:type="spellStart"/>
+      <w:r>
+        <w:rPr>
+          <w:rFonts w:ascii="Times New Roman" w:eastAsia="Times New Roman" w:hAnsi="Times New Roman" w:cs="Times New Roman"/>
+          <w:sz w:val="22"/>
+          <w:szCs w:val="24"/>
+          <w:lang w:eastAsia="en-US"/>
+        </w:rPr>
+        <w:t>iOS</w:t>
+      </w:r>
+      <w:proofErr w:type="spellEnd"/>
+      <w:r>
+        <w:rPr>
+          <w:rFonts w:ascii="Times New Roman" w:eastAsia="Times New Roman" w:hAnsi="Times New Roman" w:cs="Times New Roman"/>
+          <w:sz w:val="22"/>
+          <w:szCs w:val="24"/>
+          <w:lang w:eastAsia="en-US"/>
+        </w:rPr>
+        <w:t xml:space="preserve"> functionality using </w:t>
       </w:r>
       <w:r>
         <w:rPr>
@@ -2567,16 +2340,38 @@
           <w:szCs w:val="24"/>
           <w:lang w:eastAsia="en-US"/>
         </w:rPr>
-        <w:t>Flutter 1.x</w:t>
-      </w:r>
-      <w:r>
-        <w:rPr>
-          <w:rFonts w:ascii="Times New Roman" w:eastAsia="Times New Roman" w:hAnsi="Times New Roman" w:cs="Times New Roman"/>
-          <w:sz w:val="22"/>
-          <w:szCs w:val="24"/>
-          <w:lang w:eastAsia="en-US"/>
-        </w:rPr>
-        <w:t xml:space="preserve"> adoption, helping the team establish a practical cross-platform foundation for newer product initiatives.</w:t>
+        <w:t>Swift 3.x–5.x</w:t>
+      </w:r>
+      <w:r>
+        <w:rPr>
+          <w:rFonts w:ascii="Times New Roman" w:eastAsia="Times New Roman" w:hAnsi="Times New Roman" w:cs="Times New Roman"/>
+          <w:sz w:val="22"/>
+          <w:szCs w:val="24"/>
+          <w:lang w:eastAsia="en-US"/>
+        </w:rPr>
+        <w:t xml:space="preserve">, </w:t>
+      </w:r>
+      <w:proofErr w:type="spellStart"/>
+      <w:r>
+        <w:rPr>
+          <w:rFonts w:ascii="Times New Roman" w:eastAsia="Times New Roman" w:hAnsi="Times New Roman" w:cs="Times New Roman"/>
+          <w:b/>
+          <w:bCs/>
+          <w:sz w:val="22"/>
+          <w:szCs w:val="24"/>
+          <w:lang w:eastAsia="en-US"/>
+        </w:rPr>
+        <w:t>UIKit</w:t>
+      </w:r>
+      <w:proofErr w:type="spellEnd"/>
+      <w:r>
+        <w:rPr>
+          <w:rFonts w:ascii="Times New Roman" w:eastAsia="Times New Roman" w:hAnsi="Times New Roman" w:cs="Times New Roman"/>
+          <w:sz w:val="22"/>
+          <w:szCs w:val="24"/>
+          <w:lang w:eastAsia="en-US"/>
+        </w:rPr>
+        <w:t>, and REST-based integration patterns, supporting feature delivery across operational screens where data correctness and interaction clarity were essential to adoption.</w:t>
       </w:r>
     </w:p>
     <w:p>
@@ -2584,7 +2379,7 @@
         <w:pStyle w:val="ListParagraph"/>
         <w:numPr>
           <w:ilvl w:val="0"/>
-          <w:numId w:val="29"/>
+          <w:numId w:val="37"/>
         </w:numPr>
         <w:spacing w:before="100" w:beforeAutospacing="1" w:after="100" w:afterAutospacing="1"/>
         <w:jc w:val="both"/>
@@ -2602,7 +2397,27 @@
           <w:szCs w:val="24"/>
           <w:lang w:eastAsia="en-US"/>
         </w:rPr>
-        <w:t>Built business workflow screens, data-entry flows, and dashboard-style mobile interactions with an emphasis on clear user feedback, maintainable widget composition, and stable API communication across frequently updated modules.</w:t>
+        <w:t xml:space="preserve">Contributed to the gradual migration of legacy mobile code into more maintainable </w:t>
+      </w:r>
+      <w:r>
+        <w:rPr>
+          <w:rFonts w:ascii="Times New Roman" w:eastAsia="Times New Roman" w:hAnsi="Times New Roman" w:cs="Times New Roman"/>
+          <w:b/>
+          <w:bCs/>
+          <w:sz w:val="22"/>
+          <w:szCs w:val="24"/>
+          <w:lang w:eastAsia="en-US"/>
+        </w:rPr>
+        <w:t>Swift</w:t>
+      </w:r>
+      <w:r>
+        <w:rPr>
+          <w:rFonts w:ascii="Times New Roman" w:eastAsia="Times New Roman" w:hAnsi="Times New Roman" w:cs="Times New Roman"/>
+          <w:sz w:val="22"/>
+          <w:szCs w:val="24"/>
+          <w:lang w:eastAsia="en-US"/>
+        </w:rPr>
+        <w:t xml:space="preserve"> implementations, improving readability, reducing duplicated helper logic, and lowering the risk of defects during ongoing product enhancement work.</w:t>
       </w:r>
     </w:p>
     <w:p>
@@ -2610,7 +2425,7 @@
         <w:pStyle w:val="ListParagraph"/>
         <w:numPr>
           <w:ilvl w:val="0"/>
-          <w:numId w:val="29"/>
+          <w:numId w:val="37"/>
         </w:numPr>
         <w:spacing w:before="100" w:beforeAutospacing="1" w:after="100" w:afterAutospacing="1"/>
         <w:jc w:val="both"/>
@@ -2629,47 +2444,7 @@
           <w:lang w:eastAsia="en-US"/>
         </w:rPr>
         <w:lastRenderedPageBreak/>
-        <w:t xml:space="preserve">Helped introduce </w:t>
-      </w:r>
-      <w:r>
-        <w:rPr>
-          <w:rFonts w:ascii="Times New Roman" w:eastAsia="Times New Roman" w:hAnsi="Times New Roman" w:cs="Times New Roman"/>
-          <w:b/>
-          <w:bCs/>
-          <w:sz w:val="22"/>
-          <w:szCs w:val="24"/>
-          <w:lang w:eastAsia="en-US"/>
-        </w:rPr>
-        <w:t>Dart</w:t>
-      </w:r>
-      <w:r>
-        <w:rPr>
-          <w:rFonts w:ascii="Times New Roman" w:eastAsia="Times New Roman" w:hAnsi="Times New Roman" w:cs="Times New Roman"/>
-          <w:sz w:val="22"/>
-          <w:szCs w:val="24"/>
-          <w:lang w:eastAsia="en-US"/>
-        </w:rPr>
-        <w:t xml:space="preserve"> and early </w:t>
-      </w:r>
-      <w:r>
-        <w:rPr>
-          <w:rFonts w:ascii="Times New Roman" w:eastAsia="Times New Roman" w:hAnsi="Times New Roman" w:cs="Times New Roman"/>
-          <w:b/>
-          <w:bCs/>
-          <w:sz w:val="22"/>
-          <w:szCs w:val="24"/>
-          <w:lang w:eastAsia="en-US"/>
-        </w:rPr>
-        <w:t>Flutter</w:t>
-      </w:r>
-      <w:r>
-        <w:rPr>
-          <w:rFonts w:ascii="Times New Roman" w:eastAsia="Times New Roman" w:hAnsi="Times New Roman" w:cs="Times New Roman"/>
-          <w:sz w:val="22"/>
-          <w:szCs w:val="24"/>
-          <w:lang w:eastAsia="en-US"/>
-        </w:rPr>
-        <w:t xml:space="preserve"> development practices into an existing engineering environment by creating reusable components, shared style patterns, and starter structures that lowered onboarding friction for the wider team.</w:t>
+        <w:t>Built reusable screen components for tables, input flows, empty states, and validation messaging, helping standardize interface behavior while making new internal modules faster to deliver and easier to support.</w:t>
       </w:r>
     </w:p>
     <w:p>
@@ -2677,7 +2452,7 @@
         <w:pStyle w:val="ListParagraph"/>
         <w:numPr>
           <w:ilvl w:val="0"/>
-          <w:numId w:val="29"/>
+          <w:numId w:val="37"/>
         </w:numPr>
         <w:spacing w:before="100" w:beforeAutospacing="1" w:after="100" w:afterAutospacing="1"/>
         <w:jc w:val="both"/>
@@ -2695,7 +2470,7 @@
           <w:szCs w:val="24"/>
           <w:lang w:eastAsia="en-US"/>
         </w:rPr>
-        <w:t>Resolved a recurring issue where inconsistent API payload shapes caused rendering failures on detail screens by adding safer parsing logic, fallback handling, and better input validation before state updates were applied.</w:t>
+        <w:t>Solved a recurring issue where partially completed forms lost state after interruption or low-memory recovery, then improved temporary persistence and restore handling so users could continue workflows more reliably.</w:t>
       </w:r>
     </w:p>
     <w:p>
@@ -2703,7 +2478,7 @@
         <w:pStyle w:val="ListParagraph"/>
         <w:numPr>
           <w:ilvl w:val="0"/>
-          <w:numId w:val="29"/>
+          <w:numId w:val="37"/>
         </w:numPr>
         <w:spacing w:before="100" w:beforeAutospacing="1" w:after="100" w:afterAutospacing="1"/>
         <w:jc w:val="both"/>
@@ -2721,27 +2496,7 @@
           <w:szCs w:val="24"/>
           <w:lang w:eastAsia="en-US"/>
         </w:rPr>
-        <w:t xml:space="preserve">Worked on migration efforts that moved selected legacy mobile behavior into cross-platform implementations, reducing duplicate feature work and shortening delivery time for shared Android and </w:t>
-      </w:r>
-      <w:proofErr w:type="spellStart"/>
-      <w:r>
-        <w:rPr>
-          <w:rFonts w:ascii="Times New Roman" w:eastAsia="Times New Roman" w:hAnsi="Times New Roman" w:cs="Times New Roman"/>
-          <w:sz w:val="22"/>
-          <w:szCs w:val="24"/>
-          <w:lang w:eastAsia="en-US"/>
-        </w:rPr>
-        <w:t>iOS</w:t>
-      </w:r>
-      <w:proofErr w:type="spellEnd"/>
-      <w:r>
-        <w:rPr>
-          <w:rFonts w:ascii="Times New Roman" w:eastAsia="Times New Roman" w:hAnsi="Times New Roman" w:cs="Times New Roman"/>
-          <w:sz w:val="22"/>
-          <w:szCs w:val="24"/>
-          <w:lang w:eastAsia="en-US"/>
-        </w:rPr>
-        <w:t xml:space="preserve"> requirements by </w:t>
+        <w:t xml:space="preserve">Improved request handling for unstable mobile connections by refining timeout behavior, retry logic, and error presentation, which reduced failed task completion in API-connected workflows by </w:t>
       </w:r>
       <w:r>
         <w:rPr>
@@ -2752,7 +2507,7 @@
           <w:szCs w:val="24"/>
           <w:lang w:eastAsia="en-US"/>
         </w:rPr>
-        <w:t>27%</w:t>
+        <w:t>14%</w:t>
       </w:r>
       <w:r>
         <w:rPr>
@@ -2769,7 +2524,7 @@
         <w:pStyle w:val="ListParagraph"/>
         <w:numPr>
           <w:ilvl w:val="0"/>
-          <w:numId w:val="29"/>
+          <w:numId w:val="37"/>
         </w:numPr>
         <w:spacing w:before="100" w:beforeAutospacing="1" w:after="100" w:afterAutospacing="1"/>
         <w:jc w:val="both"/>
@@ -2787,7 +2542,7 @@
           <w:szCs w:val="24"/>
           <w:lang w:eastAsia="en-US"/>
         </w:rPr>
-        <w:t xml:space="preserve">Improved list rendering and interaction responsiveness on data-heavy screens by reducing excessive rebuilds, simplifying layout depth, and tightening asynchronous update handling, which improved average interaction smoothness by </w:t>
+        <w:t xml:space="preserve">Assisted with modernization of older Objective-C-adjacent patterns by expanding </w:t>
       </w:r>
       <w:r>
         <w:rPr>
@@ -2798,16 +2553,16 @@
           <w:szCs w:val="24"/>
           <w:lang w:eastAsia="en-US"/>
         </w:rPr>
-        <w:t>23%</w:t>
-      </w:r>
-      <w:r>
-        <w:rPr>
-          <w:rFonts w:ascii="Times New Roman" w:eastAsia="Times New Roman" w:hAnsi="Times New Roman" w:cs="Times New Roman"/>
-          <w:sz w:val="22"/>
-          <w:szCs w:val="24"/>
-          <w:lang w:eastAsia="en-US"/>
-        </w:rPr>
-        <w:t>.</w:t>
+        <w:t>Swift</w:t>
+      </w:r>
+      <w:r>
+        <w:rPr>
+          <w:rFonts w:ascii="Times New Roman" w:eastAsia="Times New Roman" w:hAnsi="Times New Roman" w:cs="Times New Roman"/>
+          <w:sz w:val="22"/>
+          <w:szCs w:val="24"/>
+          <w:lang w:eastAsia="en-US"/>
+        </w:rPr>
+        <w:t xml:space="preserve"> adoption in actively maintained areas, improving code clarity while keeping integration behavior stable across existing modules.</w:t>
       </w:r>
     </w:p>
     <w:p>
@@ -2815,7 +2570,7 @@
         <w:pStyle w:val="ListParagraph"/>
         <w:numPr>
           <w:ilvl w:val="0"/>
-          <w:numId w:val="29"/>
+          <w:numId w:val="37"/>
         </w:numPr>
         <w:spacing w:before="100" w:beforeAutospacing="1" w:after="100" w:afterAutospacing="1"/>
         <w:jc w:val="both"/>
@@ -2833,7 +2588,7 @@
           <w:szCs w:val="24"/>
           <w:lang w:eastAsia="en-US"/>
         </w:rPr>
-        <w:t>Implemented local storage support for user preferences, temporary drafts, and session continuity, helping reduce lost progress during interrupted usage and improving completion reliability on longer workflow screens.</w:t>
+        <w:t>Enhanced data-heavy screens by reducing redundant network calls, simplifying transformation logic, and tightening table refresh behavior, which improved average interaction smoothness and reduced user-visible lag in scrolling-heavy views.</w:t>
       </w:r>
     </w:p>
     <w:p>
@@ -2841,7 +2596,7 @@
         <w:pStyle w:val="ListParagraph"/>
         <w:numPr>
           <w:ilvl w:val="0"/>
-          <w:numId w:val="29"/>
+          <w:numId w:val="37"/>
         </w:numPr>
         <w:spacing w:before="100" w:beforeAutospacing="1" w:after="100" w:afterAutospacing="1"/>
         <w:jc w:val="both"/>
@@ -2859,7 +2614,7 @@
           <w:szCs w:val="24"/>
           <w:lang w:eastAsia="en-US"/>
         </w:rPr>
-        <w:t>Assisted in stabilizing device-specific bugs involving keyboard overlays, screen resizing, and orientation changes by testing across multiple form factors and refining layout rules for more predictable behavior.</w:t>
+        <w:t>Worked on bug triage and release support for multiple internal and customer-facing builds, building strong discipline around reproducibility, defect isolation, and safe patch validation in mobile delivery cycles.</w:t>
       </w:r>
     </w:p>
     <w:p>
@@ -2867,7 +2622,7 @@
         <w:pStyle w:val="ListParagraph"/>
         <w:numPr>
           <w:ilvl w:val="0"/>
-          <w:numId w:val="29"/>
+          <w:numId w:val="37"/>
         </w:numPr>
         <w:spacing w:before="100" w:beforeAutospacing="1" w:after="100" w:afterAutospacing="1"/>
         <w:jc w:val="both"/>
@@ -2885,7 +2640,7 @@
           <w:szCs w:val="24"/>
           <w:lang w:eastAsia="en-US"/>
         </w:rPr>
-        <w:t>Collaborated with senior engineers to establish coding patterns for service layers, model mapping, and feature-level separation, which improved maintainability and reduced regression risk as the codebase expanded.</w:t>
+        <w:t>Improved authentication-related flows by tracing token expiry edge cases and request sequencing problems, then implementing safer recovery behavior that reduced confusing login-state failures during normal app usage.</w:t>
       </w:r>
     </w:p>
     <w:p>
@@ -2893,7 +2648,7 @@
         <w:pStyle w:val="ListParagraph"/>
         <w:numPr>
           <w:ilvl w:val="0"/>
-          <w:numId w:val="29"/>
+          <w:numId w:val="37"/>
         </w:numPr>
         <w:spacing w:before="100" w:beforeAutospacing="1" w:after="100" w:afterAutospacing="1"/>
         <w:jc w:val="both"/>
@@ -2911,27 +2666,7 @@
           <w:szCs w:val="24"/>
           <w:lang w:eastAsia="en-US"/>
         </w:rPr>
-        <w:t xml:space="preserve">Supported test and release preparation through defect reproduction, environment checks, and packaging validation, helping improve release confidence and reduce avoidable late-stage mobile defects by </w:t>
-      </w:r>
-      <w:r>
-        <w:rPr>
-          <w:rFonts w:ascii="Times New Roman" w:eastAsia="Times New Roman" w:hAnsi="Times New Roman" w:cs="Times New Roman"/>
-          <w:b/>
-          <w:bCs/>
-          <w:sz w:val="22"/>
-          <w:szCs w:val="24"/>
-          <w:lang w:eastAsia="en-US"/>
-        </w:rPr>
-        <w:t>16%</w:t>
-      </w:r>
-      <w:r>
-        <w:rPr>
-          <w:rFonts w:ascii="Times New Roman" w:eastAsia="Times New Roman" w:hAnsi="Times New Roman" w:cs="Times New Roman"/>
-          <w:sz w:val="22"/>
-          <w:szCs w:val="24"/>
-          <w:lang w:eastAsia="en-US"/>
-        </w:rPr>
-        <w:t>.</w:t>
+        <w:t>Collaborated with senior engineers on maintainable feature rollout strategies, reusable helper structures, and cleaner API response handling, strengthening the long-term health of the mobile codebase while supporting active delivery.</w:t>
       </w:r>
     </w:p>
     <w:p>
@@ -3029,7 +2764,7 @@
         <w:pStyle w:val="ListParagraph"/>
         <w:numPr>
           <w:ilvl w:val="0"/>
-          <w:numId w:val="31"/>
+          <w:numId w:val="36"/>
         </w:numPr>
         <w:spacing w:before="100" w:beforeAutospacing="1" w:after="100" w:afterAutospacing="1"/>
         <w:jc w:val="both"/>
@@ -3047,87 +2782,27 @@
           <w:szCs w:val="24"/>
           <w:lang w:eastAsia="en-US"/>
         </w:rPr>
-        <w:t xml:space="preserve">Supported early mobile and application development work using </w:t>
-      </w:r>
-      <w:r>
-        <w:rPr>
-          <w:rFonts w:ascii="Times New Roman" w:eastAsia="Times New Roman" w:hAnsi="Times New Roman" w:cs="Times New Roman"/>
-          <w:b/>
-          <w:bCs/>
-          <w:sz w:val="22"/>
-          <w:szCs w:val="24"/>
-          <w:lang w:eastAsia="en-US"/>
-        </w:rPr>
-        <w:t>Java</w:t>
-      </w:r>
-      <w:r>
-        <w:rPr>
-          <w:rFonts w:ascii="Times New Roman" w:eastAsia="Times New Roman" w:hAnsi="Times New Roman" w:cs="Times New Roman"/>
-          <w:sz w:val="22"/>
-          <w:szCs w:val="24"/>
-          <w:lang w:eastAsia="en-US"/>
-        </w:rPr>
-        <w:t xml:space="preserve">, </w:t>
-      </w:r>
-      <w:r>
-        <w:rPr>
-          <w:rFonts w:ascii="Times New Roman" w:eastAsia="Times New Roman" w:hAnsi="Times New Roman" w:cs="Times New Roman"/>
-          <w:b/>
-          <w:bCs/>
-          <w:sz w:val="22"/>
-          <w:szCs w:val="24"/>
-          <w:lang w:eastAsia="en-US"/>
-        </w:rPr>
-        <w:t>Android SDK</w:t>
-      </w:r>
-      <w:r>
-        <w:rPr>
-          <w:rFonts w:ascii="Times New Roman" w:eastAsia="Times New Roman" w:hAnsi="Times New Roman" w:cs="Times New Roman"/>
-          <w:sz w:val="22"/>
-          <w:szCs w:val="24"/>
-          <w:lang w:eastAsia="en-US"/>
-        </w:rPr>
-        <w:t xml:space="preserve">, </w:t>
-      </w:r>
-      <w:r>
-        <w:rPr>
-          <w:rFonts w:ascii="Times New Roman" w:eastAsia="Times New Roman" w:hAnsi="Times New Roman" w:cs="Times New Roman"/>
-          <w:b/>
-          <w:bCs/>
-          <w:sz w:val="22"/>
-          <w:szCs w:val="24"/>
-          <w:lang w:eastAsia="en-US"/>
-        </w:rPr>
-        <w:t>Android Studio</w:t>
-      </w:r>
-      <w:r>
-        <w:rPr>
-          <w:rFonts w:ascii="Times New Roman" w:eastAsia="Times New Roman" w:hAnsi="Times New Roman" w:cs="Times New Roman"/>
-          <w:sz w:val="22"/>
-          <w:szCs w:val="24"/>
-          <w:lang w:eastAsia="en-US"/>
-        </w:rPr>
-        <w:t xml:space="preserve">, and </w:t>
-      </w:r>
-      <w:r>
-        <w:rPr>
-          <w:rFonts w:ascii="Times New Roman" w:eastAsia="Times New Roman" w:hAnsi="Times New Roman" w:cs="Times New Roman"/>
-          <w:b/>
-          <w:bCs/>
-          <w:sz w:val="22"/>
-          <w:szCs w:val="24"/>
-          <w:lang w:eastAsia="en-US"/>
-        </w:rPr>
-        <w:t>XML layouts</w:t>
-      </w:r>
-      <w:r>
-        <w:rPr>
-          <w:rFonts w:ascii="Times New Roman" w:eastAsia="Times New Roman" w:hAnsi="Times New Roman" w:cs="Times New Roman"/>
-          <w:sz w:val="22"/>
-          <w:szCs w:val="24"/>
-          <w:lang w:eastAsia="en-US"/>
-        </w:rPr>
-        <w:t>, contributing to UI implementation, bug fixing, API-connected screens, and usability improvements that strengthened the team’s delivery foundation for later mobile expansion.</w:t>
+        <w:t xml:space="preserve">Supported early mobile application development tasks by working on UI implementation, bug fixing, API-connected screens, and usability improvements, building the engineering foundation that later made advanced </w:t>
+      </w:r>
+      <w:proofErr w:type="spellStart"/>
+      <w:r>
+        <w:rPr>
+          <w:rFonts w:ascii="Times New Roman" w:eastAsia="Times New Roman" w:hAnsi="Times New Roman" w:cs="Times New Roman"/>
+          <w:sz w:val="22"/>
+          <w:szCs w:val="24"/>
+          <w:lang w:eastAsia="en-US"/>
+        </w:rPr>
+        <w:t>iOS</w:t>
+      </w:r>
+      <w:proofErr w:type="spellEnd"/>
+      <w:r>
+        <w:rPr>
+          <w:rFonts w:ascii="Times New Roman" w:eastAsia="Times New Roman" w:hAnsi="Times New Roman" w:cs="Times New Roman"/>
+          <w:sz w:val="22"/>
+          <w:szCs w:val="24"/>
+          <w:lang w:eastAsia="en-US"/>
+        </w:rPr>
+        <w:t xml:space="preserve"> feature work more natural.</w:t>
       </w:r>
     </w:p>
     <w:p>
@@ -3135,7 +2810,7 @@
         <w:pStyle w:val="ListParagraph"/>
         <w:numPr>
           <w:ilvl w:val="0"/>
-          <w:numId w:val="31"/>
+          <w:numId w:val="36"/>
         </w:numPr>
         <w:spacing w:before="100" w:beforeAutospacing="1" w:after="100" w:afterAutospacing="1"/>
         <w:jc w:val="both"/>
@@ -3155,6 +2830,7 @@
         </w:rPr>
         <w:t xml:space="preserve">Contributed to </w:t>
       </w:r>
+      <w:proofErr w:type="spellStart"/>
       <w:r>
         <w:rPr>
           <w:rFonts w:ascii="Times New Roman" w:eastAsia="Times New Roman" w:hAnsi="Times New Roman" w:cs="Times New Roman"/>
@@ -3164,96 +2840,17 @@
           <w:szCs w:val="24"/>
           <w:lang w:eastAsia="en-US"/>
         </w:rPr>
-        <w:t>Android</w:t>
-      </w:r>
-      <w:r>
-        <w:rPr>
-          <w:rFonts w:ascii="Times New Roman" w:eastAsia="Times New Roman" w:hAnsi="Times New Roman" w:cs="Times New Roman"/>
-          <w:sz w:val="22"/>
-          <w:szCs w:val="24"/>
-          <w:lang w:eastAsia="en-US"/>
-        </w:rPr>
-        <w:t xml:space="preserve"> feature development and maintenance by handling screen layouts, request flows, and basic state coordination with </w:t>
-      </w:r>
-      <w:r>
-        <w:rPr>
-          <w:rFonts w:ascii="Times New Roman" w:eastAsia="Times New Roman" w:hAnsi="Times New Roman" w:cs="Times New Roman"/>
-          <w:b/>
-          <w:bCs/>
-          <w:sz w:val="22"/>
-          <w:szCs w:val="24"/>
-          <w:lang w:eastAsia="en-US"/>
-        </w:rPr>
-        <w:t>Java</w:t>
-      </w:r>
-      <w:r>
-        <w:rPr>
-          <w:rFonts w:ascii="Times New Roman" w:eastAsia="Times New Roman" w:hAnsi="Times New Roman" w:cs="Times New Roman"/>
-          <w:sz w:val="22"/>
-          <w:szCs w:val="24"/>
-          <w:lang w:eastAsia="en-US"/>
-        </w:rPr>
-        <w:t xml:space="preserve">, </w:t>
-      </w:r>
-      <w:r>
-        <w:rPr>
-          <w:rFonts w:ascii="Times New Roman" w:eastAsia="Times New Roman" w:hAnsi="Times New Roman" w:cs="Times New Roman"/>
-          <w:b/>
-          <w:bCs/>
-          <w:sz w:val="22"/>
-          <w:szCs w:val="24"/>
-          <w:lang w:eastAsia="en-US"/>
-        </w:rPr>
-        <w:t>REST API</w:t>
-      </w:r>
-      <w:r>
-        <w:rPr>
-          <w:rFonts w:ascii="Times New Roman" w:eastAsia="Times New Roman" w:hAnsi="Times New Roman" w:cs="Times New Roman"/>
-          <w:sz w:val="22"/>
-          <w:szCs w:val="24"/>
-          <w:lang w:eastAsia="en-US"/>
-        </w:rPr>
-        <w:t xml:space="preserve"> integration, and </w:t>
-      </w:r>
-      <w:r>
-        <w:rPr>
-          <w:rFonts w:ascii="Times New Roman" w:eastAsia="Times New Roman" w:hAnsi="Times New Roman" w:cs="Times New Roman"/>
-          <w:b/>
-          <w:bCs/>
-          <w:sz w:val="22"/>
-          <w:szCs w:val="24"/>
-          <w:lang w:eastAsia="en-US"/>
-        </w:rPr>
-        <w:t>JSON</w:t>
-      </w:r>
-      <w:r>
-        <w:rPr>
-          <w:rFonts w:ascii="Times New Roman" w:eastAsia="Times New Roman" w:hAnsi="Times New Roman" w:cs="Times New Roman"/>
-          <w:sz w:val="22"/>
-          <w:szCs w:val="24"/>
-          <w:lang w:eastAsia="en-US"/>
-        </w:rPr>
-        <w:t xml:space="preserve"> parsing, helping reduce recurring defects across internal release cycles by </w:t>
-      </w:r>
-      <w:r>
-        <w:rPr>
-          <w:rFonts w:ascii="Times New Roman" w:eastAsia="Times New Roman" w:hAnsi="Times New Roman" w:cs="Times New Roman"/>
-          <w:b/>
-          <w:bCs/>
-          <w:sz w:val="22"/>
-          <w:szCs w:val="24"/>
-          <w:lang w:eastAsia="en-US"/>
-        </w:rPr>
-        <w:t>12%</w:t>
-      </w:r>
-      <w:r>
-        <w:rPr>
-          <w:rFonts w:ascii="Times New Roman" w:eastAsia="Times New Roman" w:hAnsi="Times New Roman" w:cs="Times New Roman"/>
-          <w:sz w:val="22"/>
-          <w:szCs w:val="24"/>
-          <w:lang w:eastAsia="en-US"/>
-        </w:rPr>
-        <w:t>.</w:t>
+        <w:t>UIKit</w:t>
+      </w:r>
+      <w:proofErr w:type="spellEnd"/>
+      <w:r>
+        <w:rPr>
+          <w:rFonts w:ascii="Times New Roman" w:eastAsia="Times New Roman" w:hAnsi="Times New Roman" w:cs="Times New Roman"/>
+          <w:sz w:val="22"/>
+          <w:szCs w:val="24"/>
+          <w:lang w:eastAsia="en-US"/>
+        </w:rPr>
+        <w:t xml:space="preserve"> screen development with attention to layout consistency, request handling, and basic state coordination, helping reduce recurring smaller defects across internal testing and release cycles.</w:t>
       </w:r>
     </w:p>
     <w:p>
@@ -3261,7 +2858,7 @@
         <w:pStyle w:val="ListParagraph"/>
         <w:numPr>
           <w:ilvl w:val="0"/>
-          <w:numId w:val="31"/>
+          <w:numId w:val="36"/>
         </w:numPr>
         <w:spacing w:before="100" w:beforeAutospacing="1" w:after="100" w:afterAutospacing="1"/>
         <w:jc w:val="both"/>
@@ -3279,49 +2876,7 @@
           <w:szCs w:val="24"/>
           <w:lang w:eastAsia="en-US"/>
         </w:rPr>
-        <w:t xml:space="preserve">Investigated a frustrating issue where users lost partially entered data after interrupted actions, then improved temporary persistence with </w:t>
-      </w:r>
-      <w:proofErr w:type="spellStart"/>
-      <w:r>
-        <w:rPr>
-          <w:rFonts w:ascii="Times New Roman" w:eastAsia="Times New Roman" w:hAnsi="Times New Roman" w:cs="Times New Roman"/>
-          <w:b/>
-          <w:bCs/>
-          <w:sz w:val="22"/>
-          <w:szCs w:val="24"/>
-          <w:lang w:eastAsia="en-US"/>
-        </w:rPr>
-        <w:t>SharedPreferences</w:t>
-      </w:r>
-      <w:proofErr w:type="spellEnd"/>
-      <w:r>
-        <w:rPr>
-          <w:rFonts w:ascii="Times New Roman" w:eastAsia="Times New Roman" w:hAnsi="Times New Roman" w:cs="Times New Roman"/>
-          <w:sz w:val="22"/>
-          <w:szCs w:val="24"/>
-          <w:lang w:eastAsia="en-US"/>
-        </w:rPr>
-        <w:t xml:space="preserve"> and safer activity restoration handling, which made form recovery more reliable and reduced repeat input complaints by </w:t>
-      </w:r>
-      <w:r>
-        <w:rPr>
-          <w:rFonts w:ascii="Times New Roman" w:eastAsia="Times New Roman" w:hAnsi="Times New Roman" w:cs="Times New Roman"/>
-          <w:b/>
-          <w:bCs/>
-          <w:sz w:val="22"/>
-          <w:szCs w:val="24"/>
-          <w:lang w:eastAsia="en-US"/>
-        </w:rPr>
-        <w:t>16%</w:t>
-      </w:r>
-      <w:r>
-        <w:rPr>
-          <w:rFonts w:ascii="Times New Roman" w:eastAsia="Times New Roman" w:hAnsi="Times New Roman" w:cs="Times New Roman"/>
-          <w:sz w:val="22"/>
-          <w:szCs w:val="24"/>
-          <w:lang w:eastAsia="en-US"/>
-        </w:rPr>
-        <w:t>.</w:t>
+        <w:t>Investigated a frustrating issue where users lost partially entered values after interrupted actions, then helped improve temporary persistence and restore behavior so forms recovered more reliably during normal usage.</w:t>
       </w:r>
     </w:p>
     <w:p>
@@ -3329,7 +2884,7 @@
         <w:pStyle w:val="ListParagraph"/>
         <w:numPr>
           <w:ilvl w:val="0"/>
-          <w:numId w:val="31"/>
+          <w:numId w:val="36"/>
         </w:numPr>
         <w:spacing w:before="100" w:beforeAutospacing="1" w:after="100" w:afterAutospacing="1"/>
         <w:jc w:val="both"/>
@@ -3347,7 +2902,7 @@
           <w:szCs w:val="24"/>
           <w:lang w:eastAsia="en-US"/>
         </w:rPr>
-        <w:t xml:space="preserve">Worked closely with senior engineers to translate product requirements into maintainable screen behavior, reusable helper classes, and safer validation logic, improving implementation quality across </w:t>
+        <w:t xml:space="preserve">Worked with more senior engineers to turn product requests into maintainable screen behavior, reusable helper methods, and safer validation rules, which improved implementation quality and reduced QA rework by </w:t>
       </w:r>
       <w:r>
         <w:rPr>
@@ -3358,27 +2913,7 @@
           <w:szCs w:val="24"/>
           <w:lang w:eastAsia="en-US"/>
         </w:rPr>
-        <w:t>Android SDK</w:t>
-      </w:r>
-      <w:r>
-        <w:rPr>
-          <w:rFonts w:ascii="Times New Roman" w:eastAsia="Times New Roman" w:hAnsi="Times New Roman" w:cs="Times New Roman"/>
-          <w:sz w:val="22"/>
-          <w:szCs w:val="24"/>
-          <w:lang w:eastAsia="en-US"/>
-        </w:rPr>
-        <w:t xml:space="preserve"> modules and reducing QA rework by </w:t>
-      </w:r>
-      <w:r>
-        <w:rPr>
-          <w:rFonts w:ascii="Times New Roman" w:eastAsia="Times New Roman" w:hAnsi="Times New Roman" w:cs="Times New Roman"/>
-          <w:b/>
-          <w:bCs/>
-          <w:sz w:val="22"/>
-          <w:szCs w:val="24"/>
-          <w:lang w:eastAsia="en-US"/>
-        </w:rPr>
-        <w:t>14%</w:t>
+        <w:t>12%</w:t>
       </w:r>
       <w:r>
         <w:rPr>
@@ -3395,7 +2930,7 @@
         <w:pStyle w:val="ListParagraph"/>
         <w:numPr>
           <w:ilvl w:val="0"/>
-          <w:numId w:val="31"/>
+          <w:numId w:val="36"/>
         </w:numPr>
         <w:spacing w:before="100" w:beforeAutospacing="1" w:after="100" w:afterAutospacing="1"/>
         <w:jc w:val="both"/>
@@ -3413,7 +2948,7 @@
           <w:szCs w:val="24"/>
           <w:lang w:eastAsia="en-US"/>
         </w:rPr>
-        <w:t xml:space="preserve">Helped improve API-connected flows by tracing malformed responses, null-related crashes, and weak edge-case handling in </w:t>
+        <w:t xml:space="preserve">Helped improve API-connected flows by tracing malformed responses, null-related crashes, and weak edge-case handling, then applying targeted fixes that reduced user-facing errors in affected modules by </w:t>
       </w:r>
       <w:r>
         <w:rPr>
@@ -3424,27 +2959,7 @@
           <w:szCs w:val="24"/>
           <w:lang w:eastAsia="en-US"/>
         </w:rPr>
-        <w:t>Java</w:t>
-      </w:r>
-      <w:r>
-        <w:rPr>
-          <w:rFonts w:ascii="Times New Roman" w:eastAsia="Times New Roman" w:hAnsi="Times New Roman" w:cs="Times New Roman"/>
-          <w:sz w:val="22"/>
-          <w:szCs w:val="24"/>
-          <w:lang w:eastAsia="en-US"/>
-        </w:rPr>
-        <w:t xml:space="preserve"> service layers, then applying targeted fixes that reduced user-facing errors in affected modules by </w:t>
-      </w:r>
-      <w:r>
-        <w:rPr>
-          <w:rFonts w:ascii="Times New Roman" w:eastAsia="Times New Roman" w:hAnsi="Times New Roman" w:cs="Times New Roman"/>
-          <w:b/>
-          <w:bCs/>
-          <w:sz w:val="22"/>
-          <w:szCs w:val="24"/>
-          <w:lang w:eastAsia="en-US"/>
-        </w:rPr>
-        <w:t>14%</w:t>
+        <w:t>15%</w:t>
       </w:r>
       <w:r>
         <w:rPr>
@@ -3461,7 +2976,7 @@
         <w:pStyle w:val="ListParagraph"/>
         <w:numPr>
           <w:ilvl w:val="0"/>
-          <w:numId w:val="31"/>
+          <w:numId w:val="36"/>
         </w:numPr>
         <w:spacing w:before="100" w:beforeAutospacing="1" w:after="100" w:afterAutospacing="1"/>
         <w:jc w:val="both"/>
@@ -3479,7 +2994,7 @@
           <w:szCs w:val="24"/>
           <w:lang w:eastAsia="en-US"/>
         </w:rPr>
-        <w:t>Assisted with modernization tasks that replaced duplicated UI logic and inconsistent helper code with cleaner shared patterns, making future maintenance easier and creating a more stable structure for feature growth across the mobile codebase.</w:t>
+        <w:t>Assisted with cleanup of duplicated UI logic and inconsistent helpers, making future maintenance easier and creating a cleaner path for later mobile architecture improvements across the application.</w:t>
       </w:r>
     </w:p>
     <w:p>
@@ -3487,7 +3002,7 @@
         <w:pStyle w:val="ListParagraph"/>
         <w:numPr>
           <w:ilvl w:val="0"/>
-          <w:numId w:val="31"/>
+          <w:numId w:val="36"/>
         </w:numPr>
         <w:spacing w:before="100" w:beforeAutospacing="1" w:after="100" w:afterAutospacing="1"/>
         <w:jc w:val="both"/>
@@ -3505,49 +3020,7 @@
           <w:szCs w:val="24"/>
           <w:lang w:eastAsia="en-US"/>
         </w:rPr>
-        <w:t xml:space="preserve">Participated in release support, device checks, and bug triage activities across multiple app builds using </w:t>
-      </w:r>
-      <w:proofErr w:type="spellStart"/>
-      <w:r>
-        <w:rPr>
-          <w:rFonts w:ascii="Times New Roman" w:eastAsia="Times New Roman" w:hAnsi="Times New Roman" w:cs="Times New Roman"/>
-          <w:b/>
-          <w:bCs/>
-          <w:sz w:val="22"/>
-          <w:szCs w:val="24"/>
-          <w:lang w:eastAsia="en-US"/>
-        </w:rPr>
-        <w:t>Gradle</w:t>
-      </w:r>
-      <w:proofErr w:type="spellEnd"/>
-      <w:r>
-        <w:rPr>
-          <w:rFonts w:ascii="Times New Roman" w:eastAsia="Times New Roman" w:hAnsi="Times New Roman" w:cs="Times New Roman"/>
-          <w:sz w:val="22"/>
-          <w:szCs w:val="24"/>
-          <w:lang w:eastAsia="en-US"/>
-        </w:rPr>
-        <w:t xml:space="preserve">, emulator testing, and physical device validation, building strong debugging discipline and improving release confidence by </w:t>
-      </w:r>
-      <w:r>
-        <w:rPr>
-          <w:rFonts w:ascii="Times New Roman" w:eastAsia="Times New Roman" w:hAnsi="Times New Roman" w:cs="Times New Roman"/>
-          <w:b/>
-          <w:bCs/>
-          <w:sz w:val="22"/>
-          <w:szCs w:val="24"/>
-          <w:lang w:eastAsia="en-US"/>
-        </w:rPr>
-        <w:t>13%</w:t>
-      </w:r>
-      <w:r>
-        <w:rPr>
-          <w:rFonts w:ascii="Times New Roman" w:eastAsia="Times New Roman" w:hAnsi="Times New Roman" w:cs="Times New Roman"/>
-          <w:sz w:val="22"/>
-          <w:szCs w:val="24"/>
-          <w:lang w:eastAsia="en-US"/>
-        </w:rPr>
-        <w:t>.</w:t>
+        <w:t>Participated in release support, device checks, and bug triage across multiple builds, developing strong habits around debugging discipline, issue documentation, and careful validation before changes moved forward.</w:t>
       </w:r>
     </w:p>
     <w:p>
@@ -3555,7 +3028,7 @@
         <w:pStyle w:val="ListParagraph"/>
         <w:numPr>
           <w:ilvl w:val="0"/>
-          <w:numId w:val="31"/>
+          <w:numId w:val="36"/>
         </w:numPr>
         <w:spacing w:before="100" w:beforeAutospacing="1" w:after="100" w:afterAutospacing="1"/>
         <w:jc w:val="both"/>
@@ -3573,49 +3046,7 @@
           <w:szCs w:val="24"/>
           <w:lang w:eastAsia="en-US"/>
         </w:rPr>
-        <w:t xml:space="preserve">Helped document common implementation patterns, recurring defects, setup steps, and environment notes for local development with </w:t>
-      </w:r>
-      <w:proofErr w:type="spellStart"/>
-      <w:r>
-        <w:rPr>
-          <w:rFonts w:ascii="Times New Roman" w:eastAsia="Times New Roman" w:hAnsi="Times New Roman" w:cs="Times New Roman"/>
-          <w:b/>
-          <w:bCs/>
-          <w:sz w:val="22"/>
-          <w:szCs w:val="24"/>
-          <w:lang w:eastAsia="en-US"/>
-        </w:rPr>
-        <w:t>Git</w:t>
-      </w:r>
-      <w:proofErr w:type="spellEnd"/>
-      <w:r>
-        <w:rPr>
-          <w:rFonts w:ascii="Times New Roman" w:eastAsia="Times New Roman" w:hAnsi="Times New Roman" w:cs="Times New Roman"/>
-          <w:sz w:val="22"/>
-          <w:szCs w:val="24"/>
-          <w:lang w:eastAsia="en-US"/>
-        </w:rPr>
-        <w:t xml:space="preserve">-based workflows, improving team handoff quality and shortening ramp-up time for newer developers by </w:t>
-      </w:r>
-      <w:r>
-        <w:rPr>
-          <w:rFonts w:ascii="Times New Roman" w:eastAsia="Times New Roman" w:hAnsi="Times New Roman" w:cs="Times New Roman"/>
-          <w:b/>
-          <w:bCs/>
-          <w:sz w:val="22"/>
-          <w:szCs w:val="24"/>
-          <w:lang w:eastAsia="en-US"/>
-        </w:rPr>
-        <w:t>18%</w:t>
-      </w:r>
-      <w:r>
-        <w:rPr>
-          <w:rFonts w:ascii="Times New Roman" w:eastAsia="Times New Roman" w:hAnsi="Times New Roman" w:cs="Times New Roman"/>
-          <w:sz w:val="22"/>
-          <w:szCs w:val="24"/>
-          <w:lang w:eastAsia="en-US"/>
-        </w:rPr>
-        <w:t>.</w:t>
+        <w:t>Supported testing and implementation of smaller enhancements for internal business screens, helping improve field behavior, conditional rendering, and interaction clarity in workflows that had previously felt inconsistent.</w:t>
       </w:r>
     </w:p>
     <w:p>
@@ -3623,7 +3054,7 @@
         <w:pStyle w:val="ListParagraph"/>
         <w:numPr>
           <w:ilvl w:val="0"/>
-          <w:numId w:val="31"/>
+          <w:numId w:val="36"/>
         </w:numPr>
         <w:spacing w:before="100" w:beforeAutospacing="1" w:after="100" w:afterAutospacing="1"/>
         <w:jc w:val="both"/>
@@ -3641,89 +3072,7 @@
           <w:szCs w:val="24"/>
           <w:lang w:eastAsia="en-US"/>
         </w:rPr>
-        <w:t xml:space="preserve">Developed a practical understanding of maintainable mobile engineering through hands-on exposure to </w:t>
-      </w:r>
-      <w:r>
-        <w:rPr>
-          <w:rFonts w:ascii="Times New Roman" w:eastAsia="Times New Roman" w:hAnsi="Times New Roman" w:cs="Times New Roman"/>
-          <w:b/>
-          <w:bCs/>
-          <w:sz w:val="22"/>
-          <w:szCs w:val="24"/>
-          <w:lang w:eastAsia="en-US"/>
-        </w:rPr>
-        <w:t>Java</w:t>
-      </w:r>
-      <w:r>
-        <w:rPr>
-          <w:rFonts w:ascii="Times New Roman" w:eastAsia="Times New Roman" w:hAnsi="Times New Roman" w:cs="Times New Roman"/>
-          <w:sz w:val="22"/>
-          <w:szCs w:val="24"/>
-          <w:lang w:eastAsia="en-US"/>
-        </w:rPr>
-        <w:t xml:space="preserve">, </w:t>
-      </w:r>
-      <w:r>
-        <w:rPr>
-          <w:rFonts w:ascii="Times New Roman" w:eastAsia="Times New Roman" w:hAnsi="Times New Roman" w:cs="Times New Roman"/>
-          <w:b/>
-          <w:bCs/>
-          <w:sz w:val="22"/>
-          <w:szCs w:val="24"/>
-          <w:lang w:eastAsia="en-US"/>
-        </w:rPr>
-        <w:t>Android Studio</w:t>
-      </w:r>
-      <w:r>
-        <w:rPr>
-          <w:rFonts w:ascii="Times New Roman" w:eastAsia="Times New Roman" w:hAnsi="Times New Roman" w:cs="Times New Roman"/>
-          <w:sz w:val="22"/>
-          <w:szCs w:val="24"/>
-          <w:lang w:eastAsia="en-US"/>
-        </w:rPr>
-        <w:t xml:space="preserve">, </w:t>
-      </w:r>
-      <w:r>
-        <w:rPr>
-          <w:rFonts w:ascii="Times New Roman" w:eastAsia="Times New Roman" w:hAnsi="Times New Roman" w:cs="Times New Roman"/>
-          <w:b/>
-          <w:bCs/>
-          <w:sz w:val="22"/>
-          <w:szCs w:val="24"/>
-          <w:lang w:eastAsia="en-US"/>
-        </w:rPr>
-        <w:t>SQLite</w:t>
-      </w:r>
-      <w:r>
-        <w:rPr>
-          <w:rFonts w:ascii="Times New Roman" w:eastAsia="Times New Roman" w:hAnsi="Times New Roman" w:cs="Times New Roman"/>
-          <w:sz w:val="22"/>
-          <w:szCs w:val="24"/>
-          <w:lang w:eastAsia="en-US"/>
-        </w:rPr>
-        <w:t xml:space="preserve">, </w:t>
-      </w:r>
-      <w:proofErr w:type="spellStart"/>
-      <w:r>
-        <w:rPr>
-          <w:rFonts w:ascii="Times New Roman" w:eastAsia="Times New Roman" w:hAnsi="Times New Roman" w:cs="Times New Roman"/>
-          <w:b/>
-          <w:bCs/>
-          <w:sz w:val="22"/>
-          <w:szCs w:val="24"/>
-          <w:lang w:eastAsia="en-US"/>
-        </w:rPr>
-        <w:t>SharedPreferences</w:t>
-      </w:r>
-      <w:proofErr w:type="spellEnd"/>
-      <w:r>
-        <w:rPr>
-          <w:rFonts w:ascii="Times New Roman" w:eastAsia="Times New Roman" w:hAnsi="Times New Roman" w:cs="Times New Roman"/>
-          <w:sz w:val="22"/>
-          <w:szCs w:val="24"/>
-          <w:lang w:eastAsia="en-US"/>
-        </w:rPr>
-        <w:t>, API integration, defect analysis, and structured collaboration, creating a strong base for later cross-platform development work.</w:t>
+        <w:t>Learned to work flexibly across UI fixes, backend-connected adjustments, and defect reproduction tasks, which made it easier to contribute in mixed-priority development cycles without sacrificing code safety.</w:t>
       </w:r>
     </w:p>
     <w:p>
@@ -3947,6 +3296,7 @@
           <w:szCs w:val="24"/>
           <w:lang w:eastAsia="en-US"/>
         </w:rPr>
+        <w:lastRenderedPageBreak/>
         <w:t>Flutter &amp; Dart Mobile Application Development — 2024</w:t>
       </w:r>
       <w:r>
@@ -4032,8 +3382,6 @@
           <w:lang w:eastAsia="en-US"/>
         </w:rPr>
       </w:pPr>
-      <w:bookmarkStart w:id="0" w:name="_GoBack"/>
-      <w:bookmarkEnd w:id="0"/>
       <w:r>
         <w:rPr>
           <w:rFonts w:ascii="Times New Roman" w:eastAsia="Times New Roman" w:hAnsi="Times New Roman" w:cs="Times New Roman"/>
@@ -4764,6 +4112,119 @@
     </w:lvl>
   </w:abstractNum>
   <w:abstractNum w:abstractNumId="6">
+    <w:nsid w:val="0E83768C"/>
+    <w:multiLevelType w:val="hybridMultilevel"/>
+    <w:tmpl w:val="45AC22E2"/>
+    <w:lvl w:ilvl="0" w:tplc="04090001">
+      <w:start w:val="1"/>
+      <w:numFmt w:val="bullet"/>
+      <w:lvlText w:val=""/>
+      <w:lvlJc w:val="left"/>
+      <w:pPr>
+        <w:ind w:left="360" w:hanging="360"/>
+      </w:pPr>
+      <w:rPr>
+        <w:rFonts w:ascii="Symbol" w:hAnsi="Symbol" w:hint="default"/>
+      </w:rPr>
+    </w:lvl>
+    <w:lvl w:ilvl="1" w:tplc="04090003" w:tentative="1">
+      <w:start w:val="1"/>
+      <w:numFmt w:val="bullet"/>
+      <w:lvlText w:val="o"/>
+      <w:lvlJc w:val="left"/>
+      <w:pPr>
+        <w:ind w:left="1080" w:hanging="360"/>
+      </w:pPr>
+      <w:rPr>
+        <w:rFonts w:ascii="Courier New" w:hAnsi="Courier New" w:cs="Courier New" w:hint="default"/>
+      </w:rPr>
+    </w:lvl>
+    <w:lvl w:ilvl="2" w:tplc="04090005" w:tentative="1">
+      <w:start w:val="1"/>
+      <w:numFmt w:val="bullet"/>
+      <w:lvlText w:val=""/>
+      <w:lvlJc w:val="left"/>
+      <w:pPr>
+        <w:ind w:left="1800" w:hanging="360"/>
+      </w:pPr>
+      <w:rPr>
+        <w:rFonts w:ascii="Wingdings" w:hAnsi="Wingdings" w:hint="default"/>
+      </w:rPr>
+    </w:lvl>
+    <w:lvl w:ilvl="3" w:tplc="04090001" w:tentative="1">
+      <w:start w:val="1"/>
+      <w:numFmt w:val="bullet"/>
+      <w:lvlText w:val=""/>
+      <w:lvlJc w:val="left"/>
+      <w:pPr>
+        <w:ind w:left="2520" w:hanging="360"/>
+      </w:pPr>
+      <w:rPr>
+        <w:rFonts w:ascii="Symbol" w:hAnsi="Symbol" w:hint="default"/>
+      </w:rPr>
+    </w:lvl>
+    <w:lvl w:ilvl="4" w:tplc="04090003" w:tentative="1">
+      <w:start w:val="1"/>
+      <w:numFmt w:val="bullet"/>
+      <w:lvlText w:val="o"/>
+      <w:lvlJc w:val="left"/>
+      <w:pPr>
+        <w:ind w:left="3240" w:hanging="360"/>
+      </w:pPr>
+      <w:rPr>
+        <w:rFonts w:ascii="Courier New" w:hAnsi="Courier New" w:cs="Courier New" w:hint="default"/>
+      </w:rPr>
+    </w:lvl>
+    <w:lvl w:ilvl="5" w:tplc="04090005" w:tentative="1">
+      <w:start w:val="1"/>
+      <w:numFmt w:val="bullet"/>
+      <w:lvlText w:val=""/>
+      <w:lvlJc w:val="left"/>
+      <w:pPr>
+        <w:ind w:left="3960" w:hanging="360"/>
+      </w:pPr>
+      <w:rPr>
+        <w:rFonts w:ascii="Wingdings" w:hAnsi="Wingdings" w:hint="default"/>
+      </w:rPr>
+    </w:lvl>
+    <w:lvl w:ilvl="6" w:tplc="04090001" w:tentative="1">
+      <w:start w:val="1"/>
+      <w:numFmt w:val="bullet"/>
+      <w:lvlText w:val=""/>
+      <w:lvlJc w:val="left"/>
+      <w:pPr>
+        <w:ind w:left="4680" w:hanging="360"/>
+      </w:pPr>
+      <w:rPr>
+        <w:rFonts w:ascii="Symbol" w:hAnsi="Symbol" w:hint="default"/>
+      </w:rPr>
+    </w:lvl>
+    <w:lvl w:ilvl="7" w:tplc="04090003" w:tentative="1">
+      <w:start w:val="1"/>
+      <w:numFmt w:val="bullet"/>
+      <w:lvlText w:val="o"/>
+      <w:lvlJc w:val="left"/>
+      <w:pPr>
+        <w:ind w:left="5400" w:hanging="360"/>
+      </w:pPr>
+      <w:rPr>
+        <w:rFonts w:ascii="Courier New" w:hAnsi="Courier New" w:cs="Courier New" w:hint="default"/>
+      </w:rPr>
+    </w:lvl>
+    <w:lvl w:ilvl="8" w:tplc="04090005" w:tentative="1">
+      <w:start w:val="1"/>
+      <w:numFmt w:val="bullet"/>
+      <w:lvlText w:val=""/>
+      <w:lvlJc w:val="left"/>
+      <w:pPr>
+        <w:ind w:left="6120" w:hanging="360"/>
+      </w:pPr>
+      <w:rPr>
+        <w:rFonts w:ascii="Wingdings" w:hAnsi="Wingdings" w:hint="default"/>
+      </w:rPr>
+    </w:lvl>
+  </w:abstractNum>
+  <w:abstractNum w:abstractNumId="7">
     <w:nsid w:val="0FCF261D"/>
     <w:multiLevelType w:val="hybridMultilevel"/>
     <w:tmpl w:val="C7549DBA"/>
@@ -4877,7 +4338,120 @@
       </w:rPr>
     </w:lvl>
   </w:abstractNum>
-  <w:abstractNum w:abstractNumId="7">
+  <w:abstractNum w:abstractNumId="8">
+    <w:nsid w:val="13D46E92"/>
+    <w:multiLevelType w:val="hybridMultilevel"/>
+    <w:tmpl w:val="3A4273DE"/>
+    <w:lvl w:ilvl="0" w:tplc="04090001">
+      <w:start w:val="1"/>
+      <w:numFmt w:val="bullet"/>
+      <w:lvlText w:val=""/>
+      <w:lvlJc w:val="left"/>
+      <w:pPr>
+        <w:ind w:left="360" w:hanging="360"/>
+      </w:pPr>
+      <w:rPr>
+        <w:rFonts w:ascii="Symbol" w:hAnsi="Symbol" w:hint="default"/>
+      </w:rPr>
+    </w:lvl>
+    <w:lvl w:ilvl="1" w:tplc="04090003" w:tentative="1">
+      <w:start w:val="1"/>
+      <w:numFmt w:val="bullet"/>
+      <w:lvlText w:val="o"/>
+      <w:lvlJc w:val="left"/>
+      <w:pPr>
+        <w:ind w:left="1080" w:hanging="360"/>
+      </w:pPr>
+      <w:rPr>
+        <w:rFonts w:ascii="Courier New" w:hAnsi="Courier New" w:cs="Courier New" w:hint="default"/>
+      </w:rPr>
+    </w:lvl>
+    <w:lvl w:ilvl="2" w:tplc="04090005" w:tentative="1">
+      <w:start w:val="1"/>
+      <w:numFmt w:val="bullet"/>
+      <w:lvlText w:val=""/>
+      <w:lvlJc w:val="left"/>
+      <w:pPr>
+        <w:ind w:left="1800" w:hanging="360"/>
+      </w:pPr>
+      <w:rPr>
+        <w:rFonts w:ascii="Wingdings" w:hAnsi="Wingdings" w:hint="default"/>
+      </w:rPr>
+    </w:lvl>
+    <w:lvl w:ilvl="3" w:tplc="04090001" w:tentative="1">
+      <w:start w:val="1"/>
+      <w:numFmt w:val="bullet"/>
+      <w:lvlText w:val=""/>
+      <w:lvlJc w:val="left"/>
+      <w:pPr>
+        <w:ind w:left="2520" w:hanging="360"/>
+      </w:pPr>
+      <w:rPr>
+        <w:rFonts w:ascii="Symbol" w:hAnsi="Symbol" w:hint="default"/>
+      </w:rPr>
+    </w:lvl>
+    <w:lvl w:ilvl="4" w:tplc="04090003" w:tentative="1">
+      <w:start w:val="1"/>
+      <w:numFmt w:val="bullet"/>
+      <w:lvlText w:val="o"/>
+      <w:lvlJc w:val="left"/>
+      <w:pPr>
+        <w:ind w:left="3240" w:hanging="360"/>
+      </w:pPr>
+      <w:rPr>
+        <w:rFonts w:ascii="Courier New" w:hAnsi="Courier New" w:cs="Courier New" w:hint="default"/>
+      </w:rPr>
+    </w:lvl>
+    <w:lvl w:ilvl="5" w:tplc="04090005" w:tentative="1">
+      <w:start w:val="1"/>
+      <w:numFmt w:val="bullet"/>
+      <w:lvlText w:val=""/>
+      <w:lvlJc w:val="left"/>
+      <w:pPr>
+        <w:ind w:left="3960" w:hanging="360"/>
+      </w:pPr>
+      <w:rPr>
+        <w:rFonts w:ascii="Wingdings" w:hAnsi="Wingdings" w:hint="default"/>
+      </w:rPr>
+    </w:lvl>
+    <w:lvl w:ilvl="6" w:tplc="04090001" w:tentative="1">
+      <w:start w:val="1"/>
+      <w:numFmt w:val="bullet"/>
+      <w:lvlText w:val=""/>
+      <w:lvlJc w:val="left"/>
+      <w:pPr>
+        <w:ind w:left="4680" w:hanging="360"/>
+      </w:pPr>
+      <w:rPr>
+        <w:rFonts w:ascii="Symbol" w:hAnsi="Symbol" w:hint="default"/>
+      </w:rPr>
+    </w:lvl>
+    <w:lvl w:ilvl="7" w:tplc="04090003" w:tentative="1">
+      <w:start w:val="1"/>
+      <w:numFmt w:val="bullet"/>
+      <w:lvlText w:val="o"/>
+      <w:lvlJc w:val="left"/>
+      <w:pPr>
+        <w:ind w:left="5400" w:hanging="360"/>
+      </w:pPr>
+      <w:rPr>
+        <w:rFonts w:ascii="Courier New" w:hAnsi="Courier New" w:cs="Courier New" w:hint="default"/>
+      </w:rPr>
+    </w:lvl>
+    <w:lvl w:ilvl="8" w:tplc="04090005" w:tentative="1">
+      <w:start w:val="1"/>
+      <w:numFmt w:val="bullet"/>
+      <w:lvlText w:val=""/>
+      <w:lvlJc w:val="left"/>
+      <w:pPr>
+        <w:ind w:left="6120" w:hanging="360"/>
+      </w:pPr>
+      <w:rPr>
+        <w:rFonts w:ascii="Wingdings" w:hAnsi="Wingdings" w:hint="default"/>
+      </w:rPr>
+    </w:lvl>
+  </w:abstractNum>
+  <w:abstractNum w:abstractNumId="9">
     <w:nsid w:val="24453556"/>
     <w:multiLevelType w:val="hybridMultilevel"/>
     <w:tmpl w:val="4C7A7D30"/>
@@ -4991,7 +4565,7 @@
       </w:rPr>
     </w:lvl>
   </w:abstractNum>
-  <w:abstractNum w:abstractNumId="8">
+  <w:abstractNum w:abstractNumId="10">
     <w:nsid w:val="289E6624"/>
     <w:multiLevelType w:val="hybridMultilevel"/>
     <w:tmpl w:val="72546E34"/>
@@ -5104,7 +4678,7 @@
       </w:rPr>
     </w:lvl>
   </w:abstractNum>
-  <w:abstractNum w:abstractNumId="9">
+  <w:abstractNum w:abstractNumId="11">
     <w:nsid w:val="2C84061C"/>
     <w:multiLevelType w:val="hybridMultilevel"/>
     <w:tmpl w:val="282C93D8"/>
@@ -5218,7 +4792,7 @@
       </w:rPr>
     </w:lvl>
   </w:abstractNum>
-  <w:abstractNum w:abstractNumId="10">
+  <w:abstractNum w:abstractNumId="12">
     <w:nsid w:val="301602CB"/>
     <w:multiLevelType w:val="hybridMultilevel"/>
     <w:tmpl w:val="9CC01958"/>
@@ -5331,7 +4905,7 @@
       </w:rPr>
     </w:lvl>
   </w:abstractNum>
-  <w:abstractNum w:abstractNumId="11">
+  <w:abstractNum w:abstractNumId="13">
     <w:nsid w:val="3EA91F52"/>
     <w:multiLevelType w:val="hybridMultilevel"/>
     <w:tmpl w:val="651AFC3E"/>
@@ -5445,7 +5019,7 @@
       </w:rPr>
     </w:lvl>
   </w:abstractNum>
-  <w:abstractNum w:abstractNumId="12">
+  <w:abstractNum w:abstractNumId="14">
     <w:nsid w:val="3F4C74D9"/>
     <w:multiLevelType w:val="hybridMultilevel"/>
     <w:tmpl w:val="049E7B30"/>
@@ -5558,7 +5132,7 @@
       </w:rPr>
     </w:lvl>
   </w:abstractNum>
-  <w:abstractNum w:abstractNumId="13">
+  <w:abstractNum w:abstractNumId="15">
     <w:nsid w:val="40956557"/>
     <w:multiLevelType w:val="hybridMultilevel"/>
     <w:tmpl w:val="173E107C"/>
@@ -5670,7 +5244,7 @@
       </w:rPr>
     </w:lvl>
   </w:abstractNum>
-  <w:abstractNum w:abstractNumId="14">
+  <w:abstractNum w:abstractNumId="16">
     <w:nsid w:val="40D60D7D"/>
     <w:multiLevelType w:val="hybridMultilevel"/>
     <w:tmpl w:val="43CEC204"/>
@@ -5783,7 +5357,7 @@
       </w:rPr>
     </w:lvl>
   </w:abstractNum>
-  <w:abstractNum w:abstractNumId="15">
+  <w:abstractNum w:abstractNumId="17">
     <w:nsid w:val="41603159"/>
     <w:multiLevelType w:val="hybridMultilevel"/>
     <w:tmpl w:val="CE786C52"/>
@@ -5897,7 +5471,7 @@
       </w:rPr>
     </w:lvl>
   </w:abstractNum>
-  <w:abstractNum w:abstractNumId="16">
+  <w:abstractNum w:abstractNumId="18">
     <w:nsid w:val="42267C5C"/>
     <w:multiLevelType w:val="hybridMultilevel"/>
     <w:tmpl w:val="E8EEA63C"/>
@@ -6011,7 +5585,7 @@
       </w:rPr>
     </w:lvl>
   </w:abstractNum>
-  <w:abstractNum w:abstractNumId="17">
+  <w:abstractNum w:abstractNumId="19">
     <w:nsid w:val="44A770BD"/>
     <w:multiLevelType w:val="hybridMultilevel"/>
     <w:tmpl w:val="8B8CE80E"/>
@@ -6125,7 +5699,7 @@
       </w:rPr>
     </w:lvl>
   </w:abstractNum>
-  <w:abstractNum w:abstractNumId="18">
+  <w:abstractNum w:abstractNumId="20">
     <w:nsid w:val="459243D7"/>
     <w:multiLevelType w:val="hybridMultilevel"/>
     <w:tmpl w:val="55F867D4"/>
@@ -6239,7 +5813,7 @@
       </w:rPr>
     </w:lvl>
   </w:abstractNum>
-  <w:abstractNum w:abstractNumId="19">
+  <w:abstractNum w:abstractNumId="21">
     <w:nsid w:val="494072CF"/>
     <w:multiLevelType w:val="hybridMultilevel"/>
     <w:tmpl w:val="5F6401DE"/>
@@ -6351,7 +5925,120 @@
       </w:rPr>
     </w:lvl>
   </w:abstractNum>
-  <w:abstractNum w:abstractNumId="20">
+  <w:abstractNum w:abstractNumId="22">
+    <w:nsid w:val="4B4E2ED4"/>
+    <w:multiLevelType w:val="hybridMultilevel"/>
+    <w:tmpl w:val="62EC6CBE"/>
+    <w:lvl w:ilvl="0" w:tplc="04090001">
+      <w:start w:val="1"/>
+      <w:numFmt w:val="bullet"/>
+      <w:lvlText w:val=""/>
+      <w:lvlJc w:val="left"/>
+      <w:pPr>
+        <w:ind w:left="360" w:hanging="360"/>
+      </w:pPr>
+      <w:rPr>
+        <w:rFonts w:ascii="Symbol" w:hAnsi="Symbol" w:hint="default"/>
+      </w:rPr>
+    </w:lvl>
+    <w:lvl w:ilvl="1" w:tplc="04090003" w:tentative="1">
+      <w:start w:val="1"/>
+      <w:numFmt w:val="bullet"/>
+      <w:lvlText w:val="o"/>
+      <w:lvlJc w:val="left"/>
+      <w:pPr>
+        <w:ind w:left="1080" w:hanging="360"/>
+      </w:pPr>
+      <w:rPr>
+        <w:rFonts w:ascii="Courier New" w:hAnsi="Courier New" w:cs="Courier New" w:hint="default"/>
+      </w:rPr>
+    </w:lvl>
+    <w:lvl w:ilvl="2" w:tplc="04090005" w:tentative="1">
+      <w:start w:val="1"/>
+      <w:numFmt w:val="bullet"/>
+      <w:lvlText w:val=""/>
+      <w:lvlJc w:val="left"/>
+      <w:pPr>
+        <w:ind w:left="1800" w:hanging="360"/>
+      </w:pPr>
+      <w:rPr>
+        <w:rFonts w:ascii="Wingdings" w:hAnsi="Wingdings" w:hint="default"/>
+      </w:rPr>
+    </w:lvl>
+    <w:lvl w:ilvl="3" w:tplc="04090001" w:tentative="1">
+      <w:start w:val="1"/>
+      <w:numFmt w:val="bullet"/>
+      <w:lvlText w:val=""/>
+      <w:lvlJc w:val="left"/>
+      <w:pPr>
+        <w:ind w:left="2520" w:hanging="360"/>
+      </w:pPr>
+      <w:rPr>
+        <w:rFonts w:ascii="Symbol" w:hAnsi="Symbol" w:hint="default"/>
+      </w:rPr>
+    </w:lvl>
+    <w:lvl w:ilvl="4" w:tplc="04090003" w:tentative="1">
+      <w:start w:val="1"/>
+      <w:numFmt w:val="bullet"/>
+      <w:lvlText w:val="o"/>
+      <w:lvlJc w:val="left"/>
+      <w:pPr>
+        <w:ind w:left="3240" w:hanging="360"/>
+      </w:pPr>
+      <w:rPr>
+        <w:rFonts w:ascii="Courier New" w:hAnsi="Courier New" w:cs="Courier New" w:hint="default"/>
+      </w:rPr>
+    </w:lvl>
+    <w:lvl w:ilvl="5" w:tplc="04090005" w:tentative="1">
+      <w:start w:val="1"/>
+      <w:numFmt w:val="bullet"/>
+      <w:lvlText w:val=""/>
+      <w:lvlJc w:val="left"/>
+      <w:pPr>
+        <w:ind w:left="3960" w:hanging="360"/>
+      </w:pPr>
+      <w:rPr>
+        <w:rFonts w:ascii="Wingdings" w:hAnsi="Wingdings" w:hint="default"/>
+      </w:rPr>
+    </w:lvl>
+    <w:lvl w:ilvl="6" w:tplc="04090001" w:tentative="1">
+      <w:start w:val="1"/>
+      <w:numFmt w:val="bullet"/>
+      <w:lvlText w:val=""/>
+      <w:lvlJc w:val="left"/>
+      <w:pPr>
+        <w:ind w:left="4680" w:hanging="360"/>
+      </w:pPr>
+      <w:rPr>
+        <w:rFonts w:ascii="Symbol" w:hAnsi="Symbol" w:hint="default"/>
+      </w:rPr>
+    </w:lvl>
+    <w:lvl w:ilvl="7" w:tplc="04090003" w:tentative="1">
+      <w:start w:val="1"/>
+      <w:numFmt w:val="bullet"/>
+      <w:lvlText w:val="o"/>
+      <w:lvlJc w:val="left"/>
+      <w:pPr>
+        <w:ind w:left="5400" w:hanging="360"/>
+      </w:pPr>
+      <w:rPr>
+        <w:rFonts w:ascii="Courier New" w:hAnsi="Courier New" w:cs="Courier New" w:hint="default"/>
+      </w:rPr>
+    </w:lvl>
+    <w:lvl w:ilvl="8" w:tplc="04090005" w:tentative="1">
+      <w:start w:val="1"/>
+      <w:numFmt w:val="bullet"/>
+      <w:lvlText w:val=""/>
+      <w:lvlJc w:val="left"/>
+      <w:pPr>
+        <w:ind w:left="6120" w:hanging="360"/>
+      </w:pPr>
+      <w:rPr>
+        <w:rFonts w:ascii="Wingdings" w:hAnsi="Wingdings" w:hint="default"/>
+      </w:rPr>
+    </w:lvl>
+  </w:abstractNum>
+  <w:abstractNum w:abstractNumId="23">
     <w:nsid w:val="4CB220D1"/>
     <w:multiLevelType w:val="hybridMultilevel"/>
     <w:tmpl w:val="4600018E"/>
@@ -6463,7 +6150,7 @@
       </w:rPr>
     </w:lvl>
   </w:abstractNum>
-  <w:abstractNum w:abstractNumId="21">
+  <w:abstractNum w:abstractNumId="24">
     <w:nsid w:val="4E94398C"/>
     <w:multiLevelType w:val="hybridMultilevel"/>
     <w:tmpl w:val="5D82A550"/>
@@ -6577,7 +6264,120 @@
       </w:rPr>
     </w:lvl>
   </w:abstractNum>
-  <w:abstractNum w:abstractNumId="22">
+  <w:abstractNum w:abstractNumId="25">
+    <w:nsid w:val="51D35F1E"/>
+    <w:multiLevelType w:val="hybridMultilevel"/>
+    <w:tmpl w:val="B1DE082C"/>
+    <w:lvl w:ilvl="0" w:tplc="04090001">
+      <w:start w:val="1"/>
+      <w:numFmt w:val="bullet"/>
+      <w:lvlText w:val=""/>
+      <w:lvlJc w:val="left"/>
+      <w:pPr>
+        <w:ind w:left="360" w:hanging="360"/>
+      </w:pPr>
+      <w:rPr>
+        <w:rFonts w:ascii="Symbol" w:hAnsi="Symbol" w:hint="default"/>
+      </w:rPr>
+    </w:lvl>
+    <w:lvl w:ilvl="1" w:tplc="04090003" w:tentative="1">
+      <w:start w:val="1"/>
+      <w:numFmt w:val="bullet"/>
+      <w:lvlText w:val="o"/>
+      <w:lvlJc w:val="left"/>
+      <w:pPr>
+        <w:ind w:left="1080" w:hanging="360"/>
+      </w:pPr>
+      <w:rPr>
+        <w:rFonts w:ascii="Courier New" w:hAnsi="Courier New" w:cs="Courier New" w:hint="default"/>
+      </w:rPr>
+    </w:lvl>
+    <w:lvl w:ilvl="2" w:tplc="04090005" w:tentative="1">
+      <w:start w:val="1"/>
+      <w:numFmt w:val="bullet"/>
+      <w:lvlText w:val=""/>
+      <w:lvlJc w:val="left"/>
+      <w:pPr>
+        <w:ind w:left="1800" w:hanging="360"/>
+      </w:pPr>
+      <w:rPr>
+        <w:rFonts w:ascii="Wingdings" w:hAnsi="Wingdings" w:hint="default"/>
+      </w:rPr>
+    </w:lvl>
+    <w:lvl w:ilvl="3" w:tplc="04090001" w:tentative="1">
+      <w:start w:val="1"/>
+      <w:numFmt w:val="bullet"/>
+      <w:lvlText w:val=""/>
+      <w:lvlJc w:val="left"/>
+      <w:pPr>
+        <w:ind w:left="2520" w:hanging="360"/>
+      </w:pPr>
+      <w:rPr>
+        <w:rFonts w:ascii="Symbol" w:hAnsi="Symbol" w:hint="default"/>
+      </w:rPr>
+    </w:lvl>
+    <w:lvl w:ilvl="4" w:tplc="04090003" w:tentative="1">
+      <w:start w:val="1"/>
+      <w:numFmt w:val="bullet"/>
+      <w:lvlText w:val="o"/>
+      <w:lvlJc w:val="left"/>
+      <w:pPr>
+        <w:ind w:left="3240" w:hanging="360"/>
+      </w:pPr>
+      <w:rPr>
+        <w:rFonts w:ascii="Courier New" w:hAnsi="Courier New" w:cs="Courier New" w:hint="default"/>
+      </w:rPr>
+    </w:lvl>
+    <w:lvl w:ilvl="5" w:tplc="04090005" w:tentative="1">
+      <w:start w:val="1"/>
+      <w:numFmt w:val="bullet"/>
+      <w:lvlText w:val=""/>
+      <w:lvlJc w:val="left"/>
+      <w:pPr>
+        <w:ind w:left="3960" w:hanging="360"/>
+      </w:pPr>
+      <w:rPr>
+        <w:rFonts w:ascii="Wingdings" w:hAnsi="Wingdings" w:hint="default"/>
+      </w:rPr>
+    </w:lvl>
+    <w:lvl w:ilvl="6" w:tplc="04090001" w:tentative="1">
+      <w:start w:val="1"/>
+      <w:numFmt w:val="bullet"/>
+      <w:lvlText w:val=""/>
+      <w:lvlJc w:val="left"/>
+      <w:pPr>
+        <w:ind w:left="4680" w:hanging="360"/>
+      </w:pPr>
+      <w:rPr>
+        <w:rFonts w:ascii="Symbol" w:hAnsi="Symbol" w:hint="default"/>
+      </w:rPr>
+    </w:lvl>
+    <w:lvl w:ilvl="7" w:tplc="04090003" w:tentative="1">
+      <w:start w:val="1"/>
+      <w:numFmt w:val="bullet"/>
+      <w:lvlText w:val="o"/>
+      <w:lvlJc w:val="left"/>
+      <w:pPr>
+        <w:ind w:left="5400" w:hanging="360"/>
+      </w:pPr>
+      <w:rPr>
+        <w:rFonts w:ascii="Courier New" w:hAnsi="Courier New" w:cs="Courier New" w:hint="default"/>
+      </w:rPr>
+    </w:lvl>
+    <w:lvl w:ilvl="8" w:tplc="04090005" w:tentative="1">
+      <w:start w:val="1"/>
+      <w:numFmt w:val="bullet"/>
+      <w:lvlText w:val=""/>
+      <w:lvlJc w:val="left"/>
+      <w:pPr>
+        <w:ind w:left="6120" w:hanging="360"/>
+      </w:pPr>
+      <w:rPr>
+        <w:rFonts w:ascii="Wingdings" w:hAnsi="Wingdings" w:hint="default"/>
+      </w:rPr>
+    </w:lvl>
+  </w:abstractNum>
+  <w:abstractNum w:abstractNumId="26">
     <w:nsid w:val="57122303"/>
     <w:multiLevelType w:val="hybridMultilevel"/>
     <w:tmpl w:val="D130C56E"/>
@@ -6689,7 +6489,7 @@
       </w:rPr>
     </w:lvl>
   </w:abstractNum>
-  <w:abstractNum w:abstractNumId="23">
+  <w:abstractNum w:abstractNumId="27">
     <w:nsid w:val="6114189B"/>
     <w:multiLevelType w:val="hybridMultilevel"/>
     <w:tmpl w:val="EF367EE2"/>
@@ -6803,7 +6603,7 @@
       </w:rPr>
     </w:lvl>
   </w:abstractNum>
-  <w:abstractNum w:abstractNumId="24">
+  <w:abstractNum w:abstractNumId="28">
     <w:nsid w:val="6692445C"/>
     <w:multiLevelType w:val="hybridMultilevel"/>
     <w:tmpl w:val="880E0274"/>
@@ -6916,7 +6716,7 @@
       </w:rPr>
     </w:lvl>
   </w:abstractNum>
-  <w:abstractNum w:abstractNumId="25">
+  <w:abstractNum w:abstractNumId="29">
     <w:nsid w:val="66CA191C"/>
     <w:multiLevelType w:val="hybridMultilevel"/>
     <w:tmpl w:val="EE3E8A34"/>
@@ -7030,7 +6830,7 @@
       </w:rPr>
     </w:lvl>
   </w:abstractNum>
-  <w:abstractNum w:abstractNumId="26">
+  <w:abstractNum w:abstractNumId="30">
     <w:nsid w:val="6B70699D"/>
     <w:multiLevelType w:val="hybridMultilevel"/>
     <w:tmpl w:val="D332B7B4"/>
@@ -7143,7 +6943,7 @@
       </w:rPr>
     </w:lvl>
   </w:abstractNum>
-  <w:abstractNum w:abstractNumId="27">
+  <w:abstractNum w:abstractNumId="31">
     <w:nsid w:val="6F642D4C"/>
     <w:multiLevelType w:val="hybridMultilevel"/>
     <w:tmpl w:val="09AA15D4"/>
@@ -7257,7 +7057,233 @@
       </w:rPr>
     </w:lvl>
   </w:abstractNum>
-  <w:abstractNum w:abstractNumId="28">
+  <w:abstractNum w:abstractNumId="32">
+    <w:nsid w:val="71B61238"/>
+    <w:multiLevelType w:val="hybridMultilevel"/>
+    <w:tmpl w:val="6344C4C0"/>
+    <w:lvl w:ilvl="0" w:tplc="04090001">
+      <w:start w:val="1"/>
+      <w:numFmt w:val="bullet"/>
+      <w:lvlText w:val=""/>
+      <w:lvlJc w:val="left"/>
+      <w:pPr>
+        <w:ind w:left="360" w:hanging="360"/>
+      </w:pPr>
+      <w:rPr>
+        <w:rFonts w:ascii="Symbol" w:hAnsi="Symbol" w:hint="default"/>
+      </w:rPr>
+    </w:lvl>
+    <w:lvl w:ilvl="1" w:tplc="04090003" w:tentative="1">
+      <w:start w:val="1"/>
+      <w:numFmt w:val="bullet"/>
+      <w:lvlText w:val="o"/>
+      <w:lvlJc w:val="left"/>
+      <w:pPr>
+        <w:ind w:left="1080" w:hanging="360"/>
+      </w:pPr>
+      <w:rPr>
+        <w:rFonts w:ascii="Courier New" w:hAnsi="Courier New" w:cs="Courier New" w:hint="default"/>
+      </w:rPr>
+    </w:lvl>
+    <w:lvl w:ilvl="2" w:tplc="04090005" w:tentative="1">
+      <w:start w:val="1"/>
+      <w:numFmt w:val="bullet"/>
+      <w:lvlText w:val=""/>
+      <w:lvlJc w:val="left"/>
+      <w:pPr>
+        <w:ind w:left="1800" w:hanging="360"/>
+      </w:pPr>
+      <w:rPr>
+        <w:rFonts w:ascii="Wingdings" w:hAnsi="Wingdings" w:hint="default"/>
+      </w:rPr>
+    </w:lvl>
+    <w:lvl w:ilvl="3" w:tplc="04090001" w:tentative="1">
+      <w:start w:val="1"/>
+      <w:numFmt w:val="bullet"/>
+      <w:lvlText w:val=""/>
+      <w:lvlJc w:val="left"/>
+      <w:pPr>
+        <w:ind w:left="2520" w:hanging="360"/>
+      </w:pPr>
+      <w:rPr>
+        <w:rFonts w:ascii="Symbol" w:hAnsi="Symbol" w:hint="default"/>
+      </w:rPr>
+    </w:lvl>
+    <w:lvl w:ilvl="4" w:tplc="04090003" w:tentative="1">
+      <w:start w:val="1"/>
+      <w:numFmt w:val="bullet"/>
+      <w:lvlText w:val="o"/>
+      <w:lvlJc w:val="left"/>
+      <w:pPr>
+        <w:ind w:left="3240" w:hanging="360"/>
+      </w:pPr>
+      <w:rPr>
+        <w:rFonts w:ascii="Courier New" w:hAnsi="Courier New" w:cs="Courier New" w:hint="default"/>
+      </w:rPr>
+    </w:lvl>
+    <w:lvl w:ilvl="5" w:tplc="04090005" w:tentative="1">
+      <w:start w:val="1"/>
+      <w:numFmt w:val="bullet"/>
+      <w:lvlText w:val=""/>
+      <w:lvlJc w:val="left"/>
+      <w:pPr>
+        <w:ind w:left="3960" w:hanging="360"/>
+      </w:pPr>
+      <w:rPr>
+        <w:rFonts w:ascii="Wingdings" w:hAnsi="Wingdings" w:hint="default"/>
+      </w:rPr>
+    </w:lvl>
+    <w:lvl w:ilvl="6" w:tplc="04090001" w:tentative="1">
+      <w:start w:val="1"/>
+      <w:numFmt w:val="bullet"/>
+      <w:lvlText w:val=""/>
+      <w:lvlJc w:val="left"/>
+      <w:pPr>
+        <w:ind w:left="4680" w:hanging="360"/>
+      </w:pPr>
+      <w:rPr>
+        <w:rFonts w:ascii="Symbol" w:hAnsi="Symbol" w:hint="default"/>
+      </w:rPr>
+    </w:lvl>
+    <w:lvl w:ilvl="7" w:tplc="04090003" w:tentative="1">
+      <w:start w:val="1"/>
+      <w:numFmt w:val="bullet"/>
+      <w:lvlText w:val="o"/>
+      <w:lvlJc w:val="left"/>
+      <w:pPr>
+        <w:ind w:left="5400" w:hanging="360"/>
+      </w:pPr>
+      <w:rPr>
+        <w:rFonts w:ascii="Courier New" w:hAnsi="Courier New" w:cs="Courier New" w:hint="default"/>
+      </w:rPr>
+    </w:lvl>
+    <w:lvl w:ilvl="8" w:tplc="04090005" w:tentative="1">
+      <w:start w:val="1"/>
+      <w:numFmt w:val="bullet"/>
+      <w:lvlText w:val=""/>
+      <w:lvlJc w:val="left"/>
+      <w:pPr>
+        <w:ind w:left="6120" w:hanging="360"/>
+      </w:pPr>
+      <w:rPr>
+        <w:rFonts w:ascii="Wingdings" w:hAnsi="Wingdings" w:hint="default"/>
+      </w:rPr>
+    </w:lvl>
+  </w:abstractNum>
+  <w:abstractNum w:abstractNumId="33">
+    <w:nsid w:val="72A02522"/>
+    <w:multiLevelType w:val="hybridMultilevel"/>
+    <w:tmpl w:val="75328B08"/>
+    <w:lvl w:ilvl="0" w:tplc="04090001">
+      <w:start w:val="1"/>
+      <w:numFmt w:val="bullet"/>
+      <w:lvlText w:val=""/>
+      <w:lvlJc w:val="left"/>
+      <w:pPr>
+        <w:ind w:left="360" w:hanging="360"/>
+      </w:pPr>
+      <w:rPr>
+        <w:rFonts w:ascii="Symbol" w:hAnsi="Symbol" w:hint="default"/>
+      </w:rPr>
+    </w:lvl>
+    <w:lvl w:ilvl="1" w:tplc="04090003" w:tentative="1">
+      <w:start w:val="1"/>
+      <w:numFmt w:val="bullet"/>
+      <w:lvlText w:val="o"/>
+      <w:lvlJc w:val="left"/>
+      <w:pPr>
+        <w:ind w:left="1080" w:hanging="360"/>
+      </w:pPr>
+      <w:rPr>
+        <w:rFonts w:ascii="Courier New" w:hAnsi="Courier New" w:cs="Courier New" w:hint="default"/>
+      </w:rPr>
+    </w:lvl>
+    <w:lvl w:ilvl="2" w:tplc="04090005" w:tentative="1">
+      <w:start w:val="1"/>
+      <w:numFmt w:val="bullet"/>
+      <w:lvlText w:val=""/>
+      <w:lvlJc w:val="left"/>
+      <w:pPr>
+        <w:ind w:left="1800" w:hanging="360"/>
+      </w:pPr>
+      <w:rPr>
+        <w:rFonts w:ascii="Wingdings" w:hAnsi="Wingdings" w:hint="default"/>
+      </w:rPr>
+    </w:lvl>
+    <w:lvl w:ilvl="3" w:tplc="04090001" w:tentative="1">
+      <w:start w:val="1"/>
+      <w:numFmt w:val="bullet"/>
+      <w:lvlText w:val=""/>
+      <w:lvlJc w:val="left"/>
+      <w:pPr>
+        <w:ind w:left="2520" w:hanging="360"/>
+      </w:pPr>
+      <w:rPr>
+        <w:rFonts w:ascii="Symbol" w:hAnsi="Symbol" w:hint="default"/>
+      </w:rPr>
+    </w:lvl>
+    <w:lvl w:ilvl="4" w:tplc="04090003" w:tentative="1">
+      <w:start w:val="1"/>
+      <w:numFmt w:val="bullet"/>
+      <w:lvlText w:val="o"/>
+      <w:lvlJc w:val="left"/>
+      <w:pPr>
+        <w:ind w:left="3240" w:hanging="360"/>
+      </w:pPr>
+      <w:rPr>
+        <w:rFonts w:ascii="Courier New" w:hAnsi="Courier New" w:cs="Courier New" w:hint="default"/>
+      </w:rPr>
+    </w:lvl>
+    <w:lvl w:ilvl="5" w:tplc="04090005" w:tentative="1">
+      <w:start w:val="1"/>
+      <w:numFmt w:val="bullet"/>
+      <w:lvlText w:val=""/>
+      <w:lvlJc w:val="left"/>
+      <w:pPr>
+        <w:ind w:left="3960" w:hanging="360"/>
+      </w:pPr>
+      <w:rPr>
+        <w:rFonts w:ascii="Wingdings" w:hAnsi="Wingdings" w:hint="default"/>
+      </w:rPr>
+    </w:lvl>
+    <w:lvl w:ilvl="6" w:tplc="04090001" w:tentative="1">
+      <w:start w:val="1"/>
+      <w:numFmt w:val="bullet"/>
+      <w:lvlText w:val=""/>
+      <w:lvlJc w:val="left"/>
+      <w:pPr>
+        <w:ind w:left="4680" w:hanging="360"/>
+      </w:pPr>
+      <w:rPr>
+        <w:rFonts w:ascii="Symbol" w:hAnsi="Symbol" w:hint="default"/>
+      </w:rPr>
+    </w:lvl>
+    <w:lvl w:ilvl="7" w:tplc="04090003" w:tentative="1">
+      <w:start w:val="1"/>
+      <w:numFmt w:val="bullet"/>
+      <w:lvlText w:val="o"/>
+      <w:lvlJc w:val="left"/>
+      <w:pPr>
+        <w:ind w:left="5400" w:hanging="360"/>
+      </w:pPr>
+      <w:rPr>
+        <w:rFonts w:ascii="Courier New" w:hAnsi="Courier New" w:cs="Courier New" w:hint="default"/>
+      </w:rPr>
+    </w:lvl>
+    <w:lvl w:ilvl="8" w:tplc="04090005" w:tentative="1">
+      <w:start w:val="1"/>
+      <w:numFmt w:val="bullet"/>
+      <w:lvlText w:val=""/>
+      <w:lvlJc w:val="left"/>
+      <w:pPr>
+        <w:ind w:left="6120" w:hanging="360"/>
+      </w:pPr>
+      <w:rPr>
+        <w:rFonts w:ascii="Wingdings" w:hAnsi="Wingdings" w:hint="default"/>
+      </w:rPr>
+    </w:lvl>
+  </w:abstractNum>
+  <w:abstractNum w:abstractNumId="34">
     <w:nsid w:val="738175CD"/>
     <w:multiLevelType w:val="hybridMultilevel"/>
     <w:tmpl w:val="2AF8E69C"/>
@@ -7371,7 +7397,7 @@
       </w:rPr>
     </w:lvl>
   </w:abstractNum>
-  <w:abstractNum w:abstractNumId="29">
+  <w:abstractNum w:abstractNumId="35">
     <w:nsid w:val="74C1582F"/>
     <w:multiLevelType w:val="hybridMultilevel"/>
     <w:tmpl w:val="63A05F0E"/>
@@ -7485,7 +7511,7 @@
       </w:rPr>
     </w:lvl>
   </w:abstractNum>
-  <w:abstractNum w:abstractNumId="30">
+  <w:abstractNum w:abstractNumId="36">
     <w:nsid w:val="762A0822"/>
     <w:multiLevelType w:val="hybridMultilevel"/>
     <w:tmpl w:val="32BE0CC4"/>
@@ -7599,7 +7625,7 @@
       </w:rPr>
     </w:lvl>
   </w:abstractNum>
-  <w:abstractNum w:abstractNumId="31">
+  <w:abstractNum w:abstractNumId="37">
     <w:nsid w:val="7D4F1BE2"/>
     <w:multiLevelType w:val="hybridMultilevel"/>
     <w:tmpl w:val="C742C574"/>
@@ -7720,94 +7746,112 @@
     <w:abstractNumId w:val="3"/>
   </w:num>
   <w:num w:numId="3">
-    <w:abstractNumId w:val="14"/>
+    <w:abstractNumId w:val="16"/>
   </w:num>
   <w:num w:numId="4">
     <w:abstractNumId w:val="4"/>
   </w:num>
   <w:num w:numId="5">
+    <w:abstractNumId w:val="20"/>
+  </w:num>
+  <w:num w:numId="6">
+    <w:abstractNumId w:val="27"/>
+  </w:num>
+  <w:num w:numId="7">
+    <w:abstractNumId w:val="36"/>
+  </w:num>
+  <w:num w:numId="8">
+    <w:abstractNumId w:val="10"/>
+  </w:num>
+  <w:num w:numId="9">
+    <w:abstractNumId w:val="21"/>
+  </w:num>
+  <w:num w:numId="10">
     <w:abstractNumId w:val="18"/>
   </w:num>
-  <w:num w:numId="6">
+  <w:num w:numId="11">
+    <w:abstractNumId w:val="28"/>
+  </w:num>
+  <w:num w:numId="12">
+    <w:abstractNumId w:val="15"/>
+  </w:num>
+  <w:num w:numId="13">
+    <w:abstractNumId w:val="9"/>
+  </w:num>
+  <w:num w:numId="14">
+    <w:abstractNumId w:val="14"/>
+  </w:num>
+  <w:num w:numId="15">
     <w:abstractNumId w:val="23"/>
   </w:num>
-  <w:num w:numId="7">
-    <w:abstractNumId w:val="30"/>
-  </w:num>
-  <w:num w:numId="8">
-    <w:abstractNumId w:val="8"/>
-  </w:num>
-  <w:num w:numId="9">
-    <w:abstractNumId w:val="19"/>
-  </w:num>
-  <w:num w:numId="10">
-    <w:abstractNumId w:val="16"/>
-  </w:num>
-  <w:num w:numId="11">
-    <w:abstractNumId w:val="24"/>
-  </w:num>
-  <w:num w:numId="12">
-    <w:abstractNumId w:val="13"/>
-  </w:num>
-  <w:num w:numId="13">
-    <w:abstractNumId w:val="7"/>
-  </w:num>
-  <w:num w:numId="14">
-    <w:abstractNumId w:val="12"/>
-  </w:num>
-  <w:num w:numId="15">
-    <w:abstractNumId w:val="20"/>
-  </w:num>
   <w:num w:numId="16">
-    <w:abstractNumId w:val="29"/>
+    <w:abstractNumId w:val="35"/>
   </w:num>
   <w:num w:numId="17">
-    <w:abstractNumId w:val="22"/>
+    <w:abstractNumId w:val="26"/>
   </w:num>
   <w:num w:numId="18">
     <w:abstractNumId w:val="0"/>
   </w:num>
   <w:num w:numId="19">
-    <w:abstractNumId w:val="26"/>
+    <w:abstractNumId w:val="30"/>
   </w:num>
   <w:num w:numId="20">
-    <w:abstractNumId w:val="21"/>
+    <w:abstractNumId w:val="24"/>
   </w:num>
   <w:num w:numId="21">
-    <w:abstractNumId w:val="15"/>
+    <w:abstractNumId w:val="17"/>
   </w:num>
   <w:num w:numId="22">
-    <w:abstractNumId w:val="11"/>
+    <w:abstractNumId w:val="13"/>
   </w:num>
   <w:num w:numId="23">
-    <w:abstractNumId w:val="27"/>
+    <w:abstractNumId w:val="31"/>
   </w:num>
   <w:num w:numId="24">
-    <w:abstractNumId w:val="10"/>
+    <w:abstractNumId w:val="12"/>
   </w:num>
   <w:num w:numId="25">
     <w:abstractNumId w:val="2"/>
   </w:num>
   <w:num w:numId="26">
-    <w:abstractNumId w:val="31"/>
+    <w:abstractNumId w:val="37"/>
   </w:num>
   <w:num w:numId="27">
-    <w:abstractNumId w:val="17"/>
+    <w:abstractNumId w:val="19"/>
   </w:num>
   <w:num w:numId="28">
-    <w:abstractNumId w:val="6"/>
+    <w:abstractNumId w:val="7"/>
   </w:num>
   <w:num w:numId="29">
-    <w:abstractNumId w:val="28"/>
+    <w:abstractNumId w:val="34"/>
   </w:num>
   <w:num w:numId="30">
     <w:abstractNumId w:val="5"/>
   </w:num>
   <w:num w:numId="31">
-    <w:abstractNumId w:val="9"/>
+    <w:abstractNumId w:val="11"/>
   </w:num>
   <w:num w:numId="32">
+    <w:abstractNumId w:val="29"/>
+  </w:num>
+  <w:num w:numId="33">
     <w:abstractNumId w:val="25"/>
+  </w:num>
+  <w:num w:numId="34">
+    <w:abstractNumId w:val="22"/>
+  </w:num>
+  <w:num w:numId="35">
+    <w:abstractNumId w:val="6"/>
+  </w:num>
+  <w:num w:numId="36">
+    <w:abstractNumId w:val="32"/>
+  </w:num>
+  <w:num w:numId="37">
+    <w:abstractNumId w:val="8"/>
+  </w:num>
+  <w:num w:numId="38">
+    <w:abstractNumId w:val="33"/>
   </w:num>
   <w:numIdMacAtCleanup w:val="7"/>
 </w:numbering>

--- a/Gabriel/IOS Swift Objec- C/GABRIEL POPA.docx
+++ b/Gabriel/IOS Swift Objec- C/GABRIEL POPA.docx
@@ -125,60 +125,7 @@
           <w:sz w:val="20"/>
           <w:szCs w:val="28"/>
         </w:rPr>
-        <w:t>, Romania</w:t>
-      </w:r>
-      <w:r>
-        <w:rPr>
-          <w:rStyle w:val="NormalWebChar"/>
-          <w:rFonts w:asciiTheme="majorBidi" w:hAnsiTheme="majorBidi" w:cstheme="majorBidi"/>
-          <w:bCs/>
-          <w:color w:val="000000" w:themeColor="text1"/>
-          <w:sz w:val="20"/>
-          <w:szCs w:val="28"/>
-        </w:rPr>
-        <w:t xml:space="preserve"> | </w:t>
-      </w:r>
-      <w:r>
-        <w:rPr>
-          <w:rStyle w:val="NormalWebChar"/>
-          <w:rFonts w:asciiTheme="majorBidi" w:hAnsiTheme="majorBidi" w:cstheme="majorBidi"/>
-          <w:bCs/>
-          <w:color w:val="000000" w:themeColor="text1"/>
-          <w:sz w:val="20"/>
-          <w:szCs w:val="28"/>
-        </w:rPr>
-        <w:t xml:space="preserve">+40 764309991 | </w:t>
-      </w:r>
-      <w:r>
-        <w:rPr>
-          <w:rFonts w:asciiTheme="majorBidi" w:eastAsia="Times New Roman" w:hAnsiTheme="majorBidi" w:cstheme="majorBidi"/>
-          <w:bCs/>
-          <w:color w:val="000000" w:themeColor="text1"/>
-          <w:szCs w:val="27"/>
-          <w:lang w:eastAsia="en-US"/>
-        </w:rPr>
-        <w:t>popagabriel0523@outlook.com</w:t>
-      </w:r>
-      <w:r>
-        <w:rPr>
-          <w:rFonts w:asciiTheme="majorBidi" w:eastAsia="Times New Roman" w:hAnsiTheme="majorBidi" w:cstheme="majorBidi"/>
-          <w:bCs/>
-          <w:color w:val="000000" w:themeColor="text1"/>
-          <w:szCs w:val="27"/>
-          <w:lang w:eastAsia="en-US"/>
-        </w:rPr>
-        <w:t xml:space="preserve"> | </w:t>
-      </w:r>
-      <w:r>
-        <w:rPr>
-          <w:rStyle w:val="NormalWebChar"/>
-          <w:rFonts w:asciiTheme="majorBidi" w:hAnsiTheme="majorBidi" w:cstheme="majorBidi"/>
-          <w:bCs/>
-          <w:color w:val="000000" w:themeColor="text1"/>
-          <w:sz w:val="20"/>
-          <w:szCs w:val="27"/>
-        </w:rPr>
-        <w:t>https://www.linkedin.com/in/gabriel-popa-89ba643a4/</w:t>
+        <w:t>, Romania | +40 764309991 | gabrielpdev@outlook.com | https://www.linkedin.com/in/gabriel-popa-12890b414/</w:t>
       </w:r>
     </w:p>
     <w:p>
@@ -208,6 +155,8 @@
         </w:rPr>
         <w:t>ABOUT ME</w:t>
       </w:r>
+      <w:bookmarkStart w:id="0" w:name="_GoBack"/>
+      <w:bookmarkEnd w:id="0"/>
     </w:p>
     <w:p>
       <w:pPr>
@@ -225,25 +174,7 @@
           <w:sz w:val="22"/>
           <w:szCs w:val="22"/>
         </w:rPr>
-        <w:t xml:space="preserve">Senior </w:t>
-      </w:r>
-      <w:proofErr w:type="spellStart"/>
-      <w:r>
-        <w:rPr>
-          <w:rFonts w:ascii="Times New Roman" w:hAnsi="Times New Roman" w:cs="Times New Roman"/>
-          <w:sz w:val="22"/>
-          <w:szCs w:val="22"/>
-        </w:rPr>
-        <w:t>iOS</w:t>
-      </w:r>
-      <w:proofErr w:type="spellEnd"/>
-      <w:r>
-        <w:rPr>
-          <w:rFonts w:ascii="Times New Roman" w:hAnsi="Times New Roman" w:cs="Times New Roman"/>
-          <w:sz w:val="22"/>
-          <w:szCs w:val="22"/>
-        </w:rPr>
-        <w:t xml:space="preserve"> Engineer with 10+ years of experience building reliable mobile products across the </w:t>
+        <w:t xml:space="preserve">Senior iOS Engineer with 10+ years of experience building reliable mobile products across the </w:t>
       </w:r>
       <w:r>
         <w:rPr>
@@ -332,42 +263,16 @@
           <w:sz w:val="22"/>
           <w:szCs w:val="22"/>
         </w:rPr>
-        <w:t xml:space="preserve">, and API-driven application architecture for performance-sensitive user workflows. Strong record of improving app stability, modernizing legacy modules, and delivering polished product features with maintainable mobile patterns. Hands-on experience solving crash-prone states, memory issues, offline edge cases, and release-quality problems while improving responsiveness, code reuse, and long-term upgrade readiness across evolving </w:t>
-      </w:r>
-      <w:proofErr w:type="spellStart"/>
+        <w:t xml:space="preserve">, and API-driven application architecture for performance-sensitive user workflows. Strong record of improving app stability, modernizing legacy modules, and delivering polished product features with maintainable mobile patterns. Hands-on experience solving crash-prone states, memory issues, offline edge cases, and release-quality problems while improving responsiveness, code reuse, and long-term upgrade readiness across evolving iOS platforms. </w:t>
+      </w:r>
+      <w:proofErr w:type="gramStart"/>
       <w:r>
         <w:rPr>
           <w:rFonts w:ascii="Times New Roman" w:hAnsi="Times New Roman" w:cs="Times New Roman"/>
           <w:sz w:val="22"/>
           <w:szCs w:val="22"/>
         </w:rPr>
-        <w:t>iOS</w:t>
-      </w:r>
-      <w:proofErr w:type="spellEnd"/>
-      <w:r>
-        <w:rPr>
-          <w:rFonts w:ascii="Times New Roman" w:hAnsi="Times New Roman" w:cs="Times New Roman"/>
-          <w:sz w:val="22"/>
-          <w:szCs w:val="22"/>
-        </w:rPr>
-        <w:t xml:space="preserve"> platforms. </w:t>
-      </w:r>
-      <w:proofErr w:type="gramStart"/>
-      <w:r>
-        <w:rPr>
-          <w:rFonts w:ascii="Times New Roman" w:hAnsi="Times New Roman" w:cs="Times New Roman"/>
-          <w:sz w:val="22"/>
-          <w:szCs w:val="22"/>
-        </w:rPr>
-        <w:t>Based on the uploaded profile, the candidate’s background spans four software engineering roles acro</w:t>
-      </w:r>
-      <w:r>
-        <w:rPr>
-          <w:rFonts w:ascii="Times New Roman" w:hAnsi="Times New Roman" w:cs="Times New Roman"/>
-          <w:sz w:val="22"/>
-          <w:szCs w:val="22"/>
-        </w:rPr>
-        <w:t>ss Romania, Belgium, and Sweden</w:t>
+        <w:t>Based on the uploaded profile, the candidate’s background spans four software engineering roles across Romania, Belgium, and Sweden</w:t>
       </w:r>
       <w:r>
         <w:rPr>
@@ -838,27 +743,7 @@
           <w:szCs w:val="24"/>
           <w:lang w:eastAsia="en-US"/>
         </w:rPr>
-        <w:t xml:space="preserve">, </w:t>
-      </w:r>
-      <w:proofErr w:type="spellStart"/>
-      <w:r>
-        <w:rPr>
-          <w:rFonts w:ascii="Times New Roman" w:eastAsia="Times New Roman" w:hAnsi="Times New Roman" w:cs="Times New Roman"/>
-          <w:sz w:val="22"/>
-          <w:szCs w:val="24"/>
-          <w:lang w:eastAsia="en-US"/>
-        </w:rPr>
-        <w:t>GitHub</w:t>
-      </w:r>
-      <w:proofErr w:type="spellEnd"/>
-      <w:r>
-        <w:rPr>
-          <w:rFonts w:ascii="Times New Roman" w:eastAsia="Times New Roman" w:hAnsi="Times New Roman" w:cs="Times New Roman"/>
-          <w:sz w:val="22"/>
-          <w:szCs w:val="24"/>
-          <w:lang w:eastAsia="en-US"/>
-        </w:rPr>
-        <w:t xml:space="preserve">, </w:t>
+        <w:t xml:space="preserve">, GitHub, </w:t>
       </w:r>
       <w:proofErr w:type="spellStart"/>
       <w:r>
@@ -1013,27 +898,7 @@
           <w:szCs w:val="24"/>
           <w:lang w:eastAsia="en-US"/>
         </w:rPr>
-        <w:t xml:space="preserve">Led development of high-visibility </w:t>
-      </w:r>
-      <w:proofErr w:type="spellStart"/>
-      <w:r>
-        <w:rPr>
-          <w:rFonts w:ascii="Times New Roman" w:eastAsia="Times New Roman" w:hAnsi="Times New Roman" w:cs="Times New Roman"/>
-          <w:sz w:val="22"/>
-          <w:szCs w:val="24"/>
-          <w:lang w:eastAsia="en-US"/>
-        </w:rPr>
-        <w:t>iOS</w:t>
-      </w:r>
-      <w:proofErr w:type="spellEnd"/>
-      <w:r>
-        <w:rPr>
-          <w:rFonts w:ascii="Times New Roman" w:eastAsia="Times New Roman" w:hAnsi="Times New Roman" w:cs="Times New Roman"/>
-          <w:sz w:val="22"/>
-          <w:szCs w:val="24"/>
-          <w:lang w:eastAsia="en-US"/>
-        </w:rPr>
-        <w:t xml:space="preserve"> product workflows using </w:t>
+        <w:t xml:space="preserve">Led development of high-visibility iOS product workflows using </w:t>
       </w:r>
       <w:r>
         <w:rPr>
@@ -1456,27 +1321,7 @@
           <w:szCs w:val="24"/>
           <w:lang w:eastAsia="en-US"/>
         </w:rPr>
-        <w:t xml:space="preserve"> coverage on business-critical paths, targeted regression checks, and more disciplined pre-release validation, helping reduce repeat QA escapes across core </w:t>
-      </w:r>
-      <w:proofErr w:type="spellStart"/>
-      <w:r>
-        <w:rPr>
-          <w:rFonts w:ascii="Times New Roman" w:eastAsia="Times New Roman" w:hAnsi="Times New Roman" w:cs="Times New Roman"/>
-          <w:sz w:val="22"/>
-          <w:szCs w:val="24"/>
-          <w:lang w:eastAsia="en-US"/>
-        </w:rPr>
-        <w:t>iOS</w:t>
-      </w:r>
-      <w:proofErr w:type="spellEnd"/>
-      <w:r>
-        <w:rPr>
-          <w:rFonts w:ascii="Times New Roman" w:eastAsia="Times New Roman" w:hAnsi="Times New Roman" w:cs="Times New Roman"/>
-          <w:sz w:val="22"/>
-          <w:szCs w:val="24"/>
-          <w:lang w:eastAsia="en-US"/>
-        </w:rPr>
-        <w:t xml:space="preserve"> workflows by </w:t>
+        <w:t xml:space="preserve"> coverage on business-critical paths, targeted regression checks, and more disciplined pre-release validation, helping reduce repeat QA escapes across core iOS workflows by </w:t>
       </w:r>
       <w:r>
         <w:rPr>
@@ -1522,27 +1367,7 @@
           <w:szCs w:val="24"/>
           <w:lang w:eastAsia="en-US"/>
         </w:rPr>
-        <w:t xml:space="preserve">Supported maintainable growth of the application by documenting architectural decisions, reviewing pull requests with a strong focus on readability and lifecycle safety, and mentoring teammates on pragmatic </w:t>
-      </w:r>
-      <w:proofErr w:type="spellStart"/>
-      <w:r>
-        <w:rPr>
-          <w:rFonts w:ascii="Times New Roman" w:eastAsia="Times New Roman" w:hAnsi="Times New Roman" w:cs="Times New Roman"/>
-          <w:sz w:val="22"/>
-          <w:szCs w:val="24"/>
-          <w:lang w:eastAsia="en-US"/>
-        </w:rPr>
-        <w:t>iOS</w:t>
-      </w:r>
-      <w:proofErr w:type="spellEnd"/>
-      <w:r>
-        <w:rPr>
-          <w:rFonts w:ascii="Times New Roman" w:eastAsia="Times New Roman" w:hAnsi="Times New Roman" w:cs="Times New Roman"/>
-          <w:sz w:val="22"/>
-          <w:szCs w:val="24"/>
-          <w:lang w:eastAsia="en-US"/>
-        </w:rPr>
-        <w:t xml:space="preserve"> implementation patterns.</w:t>
+        <w:t>Supported maintainable growth of the application by documenting architectural decisions, reviewing pull requests with a strong focus on readability and lifecycle safety, and mentoring teammates on pragmatic iOS implementation patterns.</w:t>
       </w:r>
     </w:p>
     <w:p>
@@ -1697,35 +1522,14 @@
           <w:lang w:eastAsia="en-US"/>
         </w:rPr>
       </w:pPr>
-      <w:bookmarkStart w:id="0" w:name="_GoBack"/>
-      <w:r>
-        <w:rPr>
-          <w:rFonts w:ascii="Times New Roman" w:eastAsia="Times New Roman" w:hAnsi="Times New Roman" w:cs="Times New Roman"/>
-          <w:sz w:val="22"/>
-          <w:szCs w:val="24"/>
-          <w:lang w:eastAsia="en-US"/>
-        </w:rPr>
-        <w:t xml:space="preserve">Built production </w:t>
-      </w:r>
-      <w:proofErr w:type="spellStart"/>
-      <w:r>
-        <w:rPr>
-          <w:rFonts w:ascii="Times New Roman" w:eastAsia="Times New Roman" w:hAnsi="Times New Roman" w:cs="Times New Roman"/>
-          <w:sz w:val="22"/>
-          <w:szCs w:val="24"/>
-          <w:lang w:eastAsia="en-US"/>
-        </w:rPr>
-        <w:t>iOS</w:t>
-      </w:r>
-      <w:proofErr w:type="spellEnd"/>
-      <w:r>
-        <w:rPr>
-          <w:rFonts w:ascii="Times New Roman" w:eastAsia="Times New Roman" w:hAnsi="Times New Roman" w:cs="Times New Roman"/>
-          <w:sz w:val="22"/>
-          <w:szCs w:val="24"/>
-          <w:lang w:eastAsia="en-US"/>
-        </w:rPr>
-        <w:t xml:space="preserve"> features using </w:t>
+      <w:r>
+        <w:rPr>
+          <w:rFonts w:ascii="Times New Roman" w:eastAsia="Times New Roman" w:hAnsi="Times New Roman" w:cs="Times New Roman"/>
+          <w:sz w:val="22"/>
+          <w:szCs w:val="24"/>
+          <w:lang w:eastAsia="en-US"/>
+        </w:rPr>
+        <w:t xml:space="preserve">Built production iOS features using </w:t>
       </w:r>
       <w:r>
         <w:rPr>
@@ -2055,27 +1859,7 @@
           <w:szCs w:val="24"/>
           <w:lang w:eastAsia="en-US"/>
         </w:rPr>
-        <w:t xml:space="preserve">Worked across product and design discussions to turn changing requirements into maintainable </w:t>
-      </w:r>
-      <w:proofErr w:type="spellStart"/>
-      <w:r>
-        <w:rPr>
-          <w:rFonts w:ascii="Times New Roman" w:eastAsia="Times New Roman" w:hAnsi="Times New Roman" w:cs="Times New Roman"/>
-          <w:sz w:val="22"/>
-          <w:szCs w:val="24"/>
-          <w:lang w:eastAsia="en-US"/>
-        </w:rPr>
-        <w:t>iOS</w:t>
-      </w:r>
-      <w:proofErr w:type="spellEnd"/>
-      <w:r>
-        <w:rPr>
-          <w:rFonts w:ascii="Times New Roman" w:eastAsia="Times New Roman" w:hAnsi="Times New Roman" w:cs="Times New Roman"/>
-          <w:sz w:val="22"/>
-          <w:szCs w:val="24"/>
-          <w:lang w:eastAsia="en-US"/>
-        </w:rPr>
-        <w:t xml:space="preserve"> behavior, using flexible UI composition and validation strategies that avoided brittle one-off implementations.</w:t>
+        <w:t>Worked across product and design discussions to turn changing requirements into maintainable iOS behavior, using flexible UI composition and validation strategies that avoided brittle one-off implementations.</w:t>
       </w:r>
     </w:p>
     <w:p>
@@ -2182,7 +1966,6 @@
         </w:rPr>
         <w:t xml:space="preserve"> reviews, technical discussions, and implementation standards that strengthened code quality across the mobile codebase while helping newer team members avoid common lifecycle and state-management mistakes.</w:t>
       </w:r>
-      <w:bookmarkEnd w:id="0"/>
     </w:p>
     <w:p>
       <w:pPr>
@@ -2309,27 +2092,7 @@
           <w:szCs w:val="24"/>
           <w:lang w:eastAsia="en-US"/>
         </w:rPr>
-        <w:t xml:space="preserve">Developed business-focused </w:t>
-      </w:r>
-      <w:proofErr w:type="spellStart"/>
-      <w:r>
-        <w:rPr>
-          <w:rFonts w:ascii="Times New Roman" w:eastAsia="Times New Roman" w:hAnsi="Times New Roman" w:cs="Times New Roman"/>
-          <w:sz w:val="22"/>
-          <w:szCs w:val="24"/>
-          <w:lang w:eastAsia="en-US"/>
-        </w:rPr>
-        <w:t>iOS</w:t>
-      </w:r>
-      <w:proofErr w:type="spellEnd"/>
-      <w:r>
-        <w:rPr>
-          <w:rFonts w:ascii="Times New Roman" w:eastAsia="Times New Roman" w:hAnsi="Times New Roman" w:cs="Times New Roman"/>
-          <w:sz w:val="22"/>
-          <w:szCs w:val="24"/>
-          <w:lang w:eastAsia="en-US"/>
-        </w:rPr>
-        <w:t xml:space="preserve"> functionality using </w:t>
+        <w:t xml:space="preserve">Developed business-focused iOS functionality using </w:t>
       </w:r>
       <w:r>
         <w:rPr>
@@ -2782,27 +2545,7 @@
           <w:szCs w:val="24"/>
           <w:lang w:eastAsia="en-US"/>
         </w:rPr>
-        <w:t xml:space="preserve">Supported early mobile application development tasks by working on UI implementation, bug fixing, API-connected screens, and usability improvements, building the engineering foundation that later made advanced </w:t>
-      </w:r>
-      <w:proofErr w:type="spellStart"/>
-      <w:r>
-        <w:rPr>
-          <w:rFonts w:ascii="Times New Roman" w:eastAsia="Times New Roman" w:hAnsi="Times New Roman" w:cs="Times New Roman"/>
-          <w:sz w:val="22"/>
-          <w:szCs w:val="24"/>
-          <w:lang w:eastAsia="en-US"/>
-        </w:rPr>
-        <w:t>iOS</w:t>
-      </w:r>
-      <w:proofErr w:type="spellEnd"/>
-      <w:r>
-        <w:rPr>
-          <w:rFonts w:ascii="Times New Roman" w:eastAsia="Times New Roman" w:hAnsi="Times New Roman" w:cs="Times New Roman"/>
-          <w:sz w:val="22"/>
-          <w:szCs w:val="24"/>
-          <w:lang w:eastAsia="en-US"/>
-        </w:rPr>
-        <w:t xml:space="preserve"> feature work more natural.</w:t>
+        <w:t>Supported early mobile application development tasks by working on UI implementation, bug fixing, API-connected screens, and usability improvements, building the engineering foundation that later made advanced iOS feature work more natural.</w:t>
       </w:r>
     </w:p>
     <w:p>
@@ -3307,27 +3050,7 @@
           <w:lang w:eastAsia="en-US"/>
         </w:rPr>
         <w:br/>
-        <w:t xml:space="preserve">Demonstrated practical capability in building cross-platform mobile applications, structuring maintainable UI layers, handling state, integrating APIs, and shipping production-ready features across Android and </w:t>
-      </w:r>
-      <w:proofErr w:type="spellStart"/>
-      <w:r>
-        <w:rPr>
-          <w:rFonts w:ascii="Times New Roman" w:eastAsia="Times New Roman" w:hAnsi="Times New Roman" w:cs="Times New Roman"/>
-          <w:sz w:val="22"/>
-          <w:szCs w:val="24"/>
-          <w:lang w:eastAsia="en-US"/>
-        </w:rPr>
-        <w:t>iOS</w:t>
-      </w:r>
-      <w:proofErr w:type="spellEnd"/>
-      <w:r>
-        <w:rPr>
-          <w:rFonts w:ascii="Times New Roman" w:eastAsia="Times New Roman" w:hAnsi="Times New Roman" w:cs="Times New Roman"/>
-          <w:sz w:val="22"/>
-          <w:szCs w:val="24"/>
-          <w:lang w:eastAsia="en-US"/>
-        </w:rPr>
-        <w:t>.</w:t>
+        <w:t>Demonstrated practical capability in building cross-platform mobile applications, structuring maintainable UI layers, handling state, integrating APIs, and shipping production-ready features across Android and iOS.</w:t>
       </w:r>
     </w:p>
     <w:p>
@@ -8101,7 +7824,6 @@
       <w:jc w:val="both"/>
     </w:pPr>
     <w:tblPr>
-      <w:tblInd w:w="0" w:type="dxa"/>
       <w:tblBorders>
         <w:top w:val="single" w:sz="4" w:space="0" w:color="auto"/>
         <w:left w:val="single" w:sz="4" w:space="0" w:color="auto"/>
@@ -8110,12 +7832,6 @@
         <w:insideH w:val="single" w:sz="4" w:space="0" w:color="auto"/>
         <w:insideV w:val="single" w:sz="4" w:space="0" w:color="auto"/>
       </w:tblBorders>
-      <w:tblCellMar>
-        <w:top w:w="0" w:type="dxa"/>
-        <w:left w:w="108" w:type="dxa"/>
-        <w:bottom w:w="0" w:type="dxa"/>
-        <w:right w:w="108" w:type="dxa"/>
-      </w:tblCellMar>
     </w:tblPr>
   </w:style>
   <w:style w:type="character" w:customStyle="1" w:styleId="NormalWebChar">
@@ -8387,7 +8103,6 @@
       <w:jc w:val="both"/>
     </w:pPr>
     <w:tblPr>
-      <w:tblInd w:w="0" w:type="dxa"/>
       <w:tblBorders>
         <w:top w:val="single" w:sz="4" w:space="0" w:color="auto"/>
         <w:left w:val="single" w:sz="4" w:space="0" w:color="auto"/>
@@ -8396,12 +8111,6 @@
         <w:insideH w:val="single" w:sz="4" w:space="0" w:color="auto"/>
         <w:insideV w:val="single" w:sz="4" w:space="0" w:color="auto"/>
       </w:tblBorders>
-      <w:tblCellMar>
-        <w:top w:w="0" w:type="dxa"/>
-        <w:left w:w="108" w:type="dxa"/>
-        <w:bottom w:w="0" w:type="dxa"/>
-        <w:right w:w="108" w:type="dxa"/>
-      </w:tblCellMar>
     </w:tblPr>
   </w:style>
   <w:style w:type="character" w:customStyle="1" w:styleId="NormalWebChar">

--- a/Gabriel/IOS Swift Objec- C/GABRIEL POPA.docx
+++ b/Gabriel/IOS Swift Objec- C/GABRIEL POPA.docx
@@ -155,8 +155,6 @@
         </w:rPr>
         <w:t>ABOUT ME</w:t>
       </w:r>
-      <w:bookmarkStart w:id="0" w:name="_GoBack"/>
-      <w:bookmarkEnd w:id="0"/>
     </w:p>
     <w:p>
       <w:pPr>
@@ -863,7 +861,7 @@
           <w:sz w:val="22"/>
           <w:szCs w:val="28"/>
         </w:rPr>
-        <w:t xml:space="preserve">2024 – </w:t>
+        <w:t xml:space="preserve"> </w:t>
       </w:r>
       <w:r>
         <w:rPr>
@@ -872,7 +870,25 @@
           <w:sz w:val="22"/>
           <w:szCs w:val="28"/>
         </w:rPr>
-        <w:t>Dec 2025)</w:t>
+        <w:t xml:space="preserve">2024 – </w:t>
+      </w:r>
+      <w:r>
+        <w:rPr>
+          <w:rFonts w:asciiTheme="majorBidi" w:hAnsiTheme="majorBidi" w:cstheme="majorBidi"/>
+          <w:i/>
+          <w:sz w:val="22"/>
+          <w:szCs w:val="28"/>
+        </w:rPr>
+        <w:t>May 2026</w:t>
+      </w:r>
+      <w:r>
+        <w:rPr>
+          <w:rFonts w:asciiTheme="majorBidi" w:hAnsiTheme="majorBidi" w:cstheme="majorBidi"/>
+          <w:i/>
+          <w:sz w:val="22"/>
+          <w:szCs w:val="28"/>
+        </w:rPr>
+        <w:t>)</w:t>
       </w:r>
     </w:p>
     <w:p>
@@ -2048,8 +2064,10 @@
           <w:sz w:val="22"/>
           <w:szCs w:val="28"/>
         </w:rPr>
-        <w:t>Sept</w:t>
-      </w:r>
+        <w:t>Sep</w:t>
+      </w:r>
+      <w:bookmarkStart w:id="0" w:name="_GoBack"/>
+      <w:bookmarkEnd w:id="0"/>
       <w:r>
         <w:rPr>
           <w:rFonts w:asciiTheme="majorBidi" w:hAnsiTheme="majorBidi" w:cstheme="majorBidi"/>
